--- a/DocumentForm/CT01.docx
+++ b/DocumentForm/CT01.docx
@@ -812,9 +812,8 @@
         <w:rPr>
           <w:rFonts w:ascii="Times New Roman" w:eastAsia="Times New Roman" w:hAnsi="Times New Roman"/>
           <w:color w:val="000000"/>
-          <w:sz w:val="14"/>
-          <w:szCs w:val="16"/>
-          <w:lang w:val="vi-VN"/>
+          <w:sz w:val="24"/>
+          <w:szCs w:val="24"/>
         </w:rPr>
       </w:pPr>
       <w:r>
@@ -842,6 +841,44 @@
         <w:rPr>
           <w:rFonts w:ascii="Times New Roman" w:eastAsia="Times New Roman" w:hAnsi="Times New Roman"/>
           <w:color w:val="000000"/>
+          <w:sz w:val="26"/>
+          <w:szCs w:val="26"/>
+        </w:rPr>
+        <w:t>{{</w:t>
+      </w:r>
+      <w:proofErr w:type="spellStart"/>
+      <w:r>
+        <w:rPr>
+          <w:rFonts w:ascii="Times New Roman" w:eastAsia="Times New Roman" w:hAnsi="Times New Roman"/>
+          <w:color w:val="000000"/>
+          <w:sz w:val="26"/>
+          <w:szCs w:val="26"/>
+        </w:rPr>
+        <w:t>Tenant</w:t>
+      </w:r>
+      <w:r>
+        <w:rPr>
+          <w:rFonts w:ascii="Times New Roman" w:eastAsia="Times New Roman" w:hAnsi="Times New Roman"/>
+          <w:color w:val="000000"/>
+          <w:sz w:val="26"/>
+          <w:szCs w:val="26"/>
+        </w:rPr>
+        <w:t>DOB</w:t>
+      </w:r>
+      <w:proofErr w:type="spellEnd"/>
+      <w:r>
+        <w:rPr>
+          <w:rFonts w:ascii="Times New Roman" w:eastAsia="Times New Roman" w:hAnsi="Times New Roman"/>
+          <w:color w:val="000000"/>
+          <w:sz w:val="26"/>
+          <w:szCs w:val="26"/>
+        </w:rPr>
+        <w:t>}}</w:t>
+      </w:r>
+      <w:r>
+        <w:rPr>
+          <w:rFonts w:ascii="Times New Roman" w:eastAsia="Times New Roman" w:hAnsi="Times New Roman"/>
+          <w:color w:val="000000"/>
           <w:sz w:val="24"/>
           <w:szCs w:val="24"/>
           <w:lang w:val="vi-VN"/>
@@ -855,17 +892,7 @@
           <w:sz w:val="24"/>
           <w:szCs w:val="24"/>
         </w:rPr>
-        <w:t xml:space="preserve">                                                                        </w:t>
-      </w:r>
-      <w:r>
-        <w:rPr>
-          <w:rFonts w:ascii="Times New Roman" w:eastAsia="Times New Roman" w:hAnsi="Times New Roman"/>
-          <w:color w:val="000000"/>
-          <w:sz w:val="24"/>
-          <w:szCs w:val="24"/>
-          <w:lang w:val="vi-VN"/>
-        </w:rPr>
-        <w:t xml:space="preserve"> </w:t>
+        <w:t xml:space="preserve">         </w:t>
       </w:r>
       <w:r>
         <w:rPr>
@@ -876,399 +903,501 @@
           <w:szCs w:val="26"/>
           <w:lang w:val="vi-VN"/>
         </w:rPr>
-        <w:t>3. Giới tính:</w:t>
-      </w:r>
-      <w:r>
-        <w:rPr>
-          <w:rFonts w:ascii="Times New Roman" w:eastAsia="Times New Roman" w:hAnsi="Times New Roman"/>
-          <w:color w:val="000000"/>
-          <w:sz w:val="24"/>
-          <w:szCs w:val="24"/>
+        <w:t>3. Giới</w:t>
+      </w:r>
+      <w:r>
+        <w:rPr>
+          <w:rFonts w:ascii="Times New Roman" w:eastAsia="Times New Roman" w:hAnsi="Times New Roman"/>
+          <w:color w:val="000000"/>
+          <w:spacing w:val="-8"/>
+          <w:sz w:val="26"/>
+          <w:szCs w:val="26"/>
+        </w:rPr>
+        <w:t xml:space="preserve"> </w:t>
+      </w:r>
+      <w:r>
+        <w:rPr>
+          <w:rFonts w:ascii="Times New Roman" w:eastAsia="Times New Roman" w:hAnsi="Times New Roman"/>
+          <w:color w:val="000000"/>
+          <w:spacing w:val="-8"/>
+          <w:sz w:val="26"/>
+          <w:szCs w:val="26"/>
           <w:lang w:val="vi-VN"/>
         </w:rPr>
-        <w:tab/>
+        <w:t>tính:</w:t>
+      </w:r>
+      <w:r>
+        <w:rPr>
+          <w:rFonts w:ascii="Times New Roman" w:eastAsia="Times New Roman" w:hAnsi="Times New Roman"/>
+          <w:color w:val="000000"/>
+          <w:sz w:val="26"/>
+          <w:szCs w:val="26"/>
+        </w:rPr>
+        <w:t>{{</w:t>
+      </w:r>
+      <w:r>
+        <w:rPr>
+          <w:rFonts w:ascii="Times New Roman" w:eastAsia="Times New Roman" w:hAnsi="Times New Roman"/>
+          <w:color w:val="000000"/>
+          <w:sz w:val="26"/>
+          <w:szCs w:val="26"/>
+        </w:rPr>
+        <w:t>Sex</w:t>
+      </w:r>
+      <w:r>
+        <w:rPr>
+          <w:rFonts w:ascii="Times New Roman" w:eastAsia="Times New Roman" w:hAnsi="Times New Roman"/>
+          <w:color w:val="000000"/>
+          <w:sz w:val="26"/>
+          <w:szCs w:val="26"/>
+        </w:rPr>
+        <w:t>}</w:t>
+      </w:r>
+      <w:r>
+        <w:rPr>
+          <w:rFonts w:ascii="Times New Roman" w:eastAsia="Times New Roman" w:hAnsi="Times New Roman"/>
+          <w:color w:val="000000"/>
+          <w:sz w:val="26"/>
+          <w:szCs w:val="26"/>
+        </w:rPr>
+        <w:t>}</w:t>
       </w:r>
     </w:p>
     <w:tbl>
       <w:tblPr>
-        <w:tblW w:w="8946" w:type="dxa"/>
+        <w:tblpPr w:leftFromText="180" w:rightFromText="180" w:vertAnchor="text" w:horzAnchor="page" w:tblpX="5261" w:tblpY="-25"/>
+        <w:tblW w:w="5709" w:type="dxa"/>
         <w:tblLook w:val="04A0" w:firstRow="1" w:lastRow="0" w:firstColumn="1" w:lastColumn="0" w:noHBand="0" w:noVBand="1"/>
       </w:tblPr>
       <w:tblGrid>
-        <w:gridCol w:w="3652"/>
-        <w:gridCol w:w="442"/>
-        <w:gridCol w:w="442"/>
-        <w:gridCol w:w="441"/>
-        <w:gridCol w:w="441"/>
-        <w:gridCol w:w="441"/>
-        <w:gridCol w:w="441"/>
-        <w:gridCol w:w="441"/>
-        <w:gridCol w:w="441"/>
-        <w:gridCol w:w="441"/>
-        <w:gridCol w:w="441"/>
-        <w:gridCol w:w="441"/>
-        <w:gridCol w:w="441"/>
+        <w:gridCol w:w="440"/>
+        <w:gridCol w:w="440"/>
+        <w:gridCol w:w="439"/>
+        <w:gridCol w:w="439"/>
+        <w:gridCol w:w="439"/>
+        <w:gridCol w:w="439"/>
+        <w:gridCol w:w="439"/>
+        <w:gridCol w:w="439"/>
+        <w:gridCol w:w="439"/>
+        <w:gridCol w:w="439"/>
+        <w:gridCol w:w="439"/>
+        <w:gridCol w:w="439"/>
+        <w:gridCol w:w="439"/>
       </w:tblGrid>
-      <w:tr>
-        <w:tc>
-          <w:tcPr>
-            <w:tcW w:w="3652" w:type="dxa"/>
-            <w:tcBorders>
-              <w:right w:val="single" w:sz="4" w:space="0" w:color="auto"/>
-            </w:tcBorders>
-          </w:tcPr>
-          <w:p>
-            <w:pPr>
-              <w:tabs>
-                <w:tab w:val="left" w:leader="dot" w:pos="10206"/>
-              </w:tabs>
-              <w:spacing w:before="100" w:after="100" w:line="240" w:lineRule="auto"/>
-              <w:rPr>
-                <w:rFonts w:ascii="Times New Roman" w:eastAsia="Times New Roman" w:hAnsi="Times New Roman"/>
-                <w:color w:val="000000"/>
-                <w:spacing w:val="-8"/>
-                <w:sz w:val="24"/>
-                <w:szCs w:val="26"/>
-                <w:lang w:val="pt-BR"/>
-              </w:rPr>
-            </w:pPr>
-            <w:r>
-              <w:rPr>
-                <w:rFonts w:ascii="Times New Roman" w:eastAsia="Times New Roman" w:hAnsi="Times New Roman"/>
-                <w:color w:val="000000"/>
-                <w:spacing w:val="-8"/>
-                <w:sz w:val="26"/>
-                <w:szCs w:val="26"/>
-                <w:lang w:val="pt-BR"/>
-              </w:rPr>
-              <w:t>4. Số định danh cá nhân</w:t>
-            </w:r>
-            <w:r>
-              <w:rPr>
-                <w:rFonts w:ascii="Times New Roman" w:eastAsia="Times New Roman" w:hAnsi="Times New Roman"/>
-                <w:color w:val="000000"/>
-                <w:sz w:val="24"/>
-                <w:szCs w:val="24"/>
-                <w:lang w:val="pt-BR"/>
-              </w:rPr>
-              <w:t>:</w:t>
-            </w:r>
-          </w:p>
-        </w:tc>
-        <w:tc>
-          <w:tcPr>
-            <w:tcW w:w="442" w:type="dxa"/>
-            <w:tcBorders>
-              <w:top w:val="single" w:sz="4" w:space="0" w:color="auto"/>
-              <w:left w:val="single" w:sz="4" w:space="0" w:color="auto"/>
-              <w:bottom w:val="single" w:sz="4" w:space="0" w:color="auto"/>
-              <w:right w:val="single" w:sz="4" w:space="0" w:color="auto"/>
-            </w:tcBorders>
-          </w:tcPr>
-          <w:p>
-            <w:pPr>
-              <w:tabs>
-                <w:tab w:val="left" w:leader="dot" w:pos="10206"/>
-              </w:tabs>
-              <w:spacing w:before="100" w:after="100" w:line="240" w:lineRule="auto"/>
-              <w:rPr>
-                <w:rFonts w:ascii="Times New Roman" w:eastAsia="Times New Roman" w:hAnsi="Times New Roman"/>
-                <w:color w:val="000000"/>
-                <w:sz w:val="24"/>
-                <w:szCs w:val="24"/>
-                <w:lang w:val="pt-BR"/>
-              </w:rPr>
-            </w:pPr>
-          </w:p>
-        </w:tc>
-        <w:tc>
-          <w:tcPr>
-            <w:tcW w:w="442" w:type="dxa"/>
-            <w:tcBorders>
-              <w:top w:val="single" w:sz="4" w:space="0" w:color="auto"/>
-              <w:left w:val="single" w:sz="4" w:space="0" w:color="auto"/>
-              <w:bottom w:val="single" w:sz="4" w:space="0" w:color="auto"/>
-              <w:right w:val="single" w:sz="4" w:space="0" w:color="auto"/>
-            </w:tcBorders>
-          </w:tcPr>
-          <w:p>
-            <w:pPr>
-              <w:tabs>
-                <w:tab w:val="left" w:leader="dot" w:pos="10206"/>
-              </w:tabs>
-              <w:spacing w:before="100" w:after="100" w:line="240" w:lineRule="auto"/>
-              <w:rPr>
-                <w:rFonts w:ascii="Times New Roman" w:eastAsia="Times New Roman" w:hAnsi="Times New Roman"/>
-                <w:color w:val="000000"/>
-                <w:sz w:val="24"/>
-                <w:szCs w:val="24"/>
-                <w:lang w:val="pt-BR"/>
-              </w:rPr>
-            </w:pPr>
-          </w:p>
-        </w:tc>
-        <w:tc>
-          <w:tcPr>
-            <w:tcW w:w="441" w:type="dxa"/>
-            <w:tcBorders>
-              <w:top w:val="single" w:sz="4" w:space="0" w:color="auto"/>
-              <w:left w:val="single" w:sz="4" w:space="0" w:color="auto"/>
-              <w:bottom w:val="single" w:sz="4" w:space="0" w:color="auto"/>
-              <w:right w:val="single" w:sz="4" w:space="0" w:color="auto"/>
-            </w:tcBorders>
-          </w:tcPr>
-          <w:p>
-            <w:pPr>
-              <w:tabs>
-                <w:tab w:val="left" w:leader="dot" w:pos="10206"/>
-              </w:tabs>
-              <w:spacing w:before="100" w:after="100" w:line="240" w:lineRule="auto"/>
-              <w:rPr>
-                <w:rFonts w:ascii="Times New Roman" w:eastAsia="Times New Roman" w:hAnsi="Times New Roman"/>
-                <w:color w:val="000000"/>
-                <w:sz w:val="24"/>
-                <w:szCs w:val="24"/>
-                <w:lang w:val="pt-BR"/>
-              </w:rPr>
-            </w:pPr>
-          </w:p>
-        </w:tc>
-        <w:tc>
-          <w:tcPr>
-            <w:tcW w:w="441" w:type="dxa"/>
-            <w:tcBorders>
-              <w:top w:val="single" w:sz="4" w:space="0" w:color="auto"/>
-              <w:left w:val="single" w:sz="4" w:space="0" w:color="auto"/>
-              <w:bottom w:val="single" w:sz="4" w:space="0" w:color="auto"/>
-              <w:right w:val="single" w:sz="4" w:space="0" w:color="auto"/>
-            </w:tcBorders>
-          </w:tcPr>
-          <w:p>
-            <w:pPr>
-              <w:tabs>
-                <w:tab w:val="left" w:leader="dot" w:pos="10206"/>
-              </w:tabs>
-              <w:spacing w:before="100" w:after="100" w:line="240" w:lineRule="auto"/>
-              <w:rPr>
-                <w:rFonts w:ascii="Times New Roman" w:eastAsia="Times New Roman" w:hAnsi="Times New Roman"/>
-                <w:color w:val="000000"/>
-                <w:sz w:val="24"/>
-                <w:szCs w:val="24"/>
-                <w:lang w:val="pt-BR"/>
-              </w:rPr>
-            </w:pPr>
-          </w:p>
-        </w:tc>
-        <w:tc>
-          <w:tcPr>
-            <w:tcW w:w="441" w:type="dxa"/>
-            <w:tcBorders>
-              <w:top w:val="single" w:sz="4" w:space="0" w:color="auto"/>
-              <w:left w:val="single" w:sz="4" w:space="0" w:color="auto"/>
-              <w:bottom w:val="single" w:sz="4" w:space="0" w:color="auto"/>
-              <w:right w:val="single" w:sz="4" w:space="0" w:color="auto"/>
-            </w:tcBorders>
-          </w:tcPr>
-          <w:p>
-            <w:pPr>
-              <w:tabs>
-                <w:tab w:val="left" w:leader="dot" w:pos="10206"/>
-              </w:tabs>
-              <w:spacing w:before="100" w:after="100" w:line="240" w:lineRule="auto"/>
-              <w:rPr>
-                <w:rFonts w:ascii="Times New Roman" w:eastAsia="Times New Roman" w:hAnsi="Times New Roman"/>
-                <w:color w:val="000000"/>
-                <w:sz w:val="24"/>
-                <w:szCs w:val="24"/>
-                <w:lang w:val="pt-BR"/>
-              </w:rPr>
-            </w:pPr>
-          </w:p>
-        </w:tc>
-        <w:tc>
-          <w:tcPr>
-            <w:tcW w:w="441" w:type="dxa"/>
-            <w:tcBorders>
-              <w:top w:val="single" w:sz="4" w:space="0" w:color="auto"/>
-              <w:left w:val="single" w:sz="4" w:space="0" w:color="auto"/>
-              <w:bottom w:val="single" w:sz="4" w:space="0" w:color="auto"/>
-              <w:right w:val="single" w:sz="4" w:space="0" w:color="auto"/>
-            </w:tcBorders>
-          </w:tcPr>
-          <w:p>
-            <w:pPr>
-              <w:tabs>
-                <w:tab w:val="left" w:leader="dot" w:pos="10206"/>
-              </w:tabs>
-              <w:spacing w:before="100" w:after="100" w:line="240" w:lineRule="auto"/>
-              <w:rPr>
-                <w:rFonts w:ascii="Times New Roman" w:eastAsia="Times New Roman" w:hAnsi="Times New Roman"/>
-                <w:color w:val="000000"/>
-                <w:sz w:val="24"/>
-                <w:szCs w:val="24"/>
-                <w:lang w:val="pt-BR"/>
-              </w:rPr>
-            </w:pPr>
-          </w:p>
-        </w:tc>
-        <w:tc>
-          <w:tcPr>
-            <w:tcW w:w="441" w:type="dxa"/>
-            <w:tcBorders>
-              <w:top w:val="single" w:sz="4" w:space="0" w:color="auto"/>
-              <w:left w:val="single" w:sz="4" w:space="0" w:color="auto"/>
-              <w:bottom w:val="single" w:sz="4" w:space="0" w:color="auto"/>
-              <w:right w:val="single" w:sz="4" w:space="0" w:color="auto"/>
-            </w:tcBorders>
-          </w:tcPr>
-          <w:p>
-            <w:pPr>
-              <w:tabs>
-                <w:tab w:val="left" w:leader="dot" w:pos="10206"/>
-              </w:tabs>
-              <w:spacing w:before="100" w:after="100" w:line="240" w:lineRule="auto"/>
-              <w:rPr>
-                <w:rFonts w:ascii="Times New Roman" w:eastAsia="Times New Roman" w:hAnsi="Times New Roman"/>
-                <w:color w:val="000000"/>
-                <w:sz w:val="24"/>
-                <w:szCs w:val="24"/>
-                <w:lang w:val="pt-BR"/>
-              </w:rPr>
-            </w:pPr>
-          </w:p>
-        </w:tc>
-        <w:tc>
-          <w:tcPr>
-            <w:tcW w:w="441" w:type="dxa"/>
-            <w:tcBorders>
-              <w:top w:val="single" w:sz="4" w:space="0" w:color="auto"/>
-              <w:left w:val="single" w:sz="4" w:space="0" w:color="auto"/>
-              <w:bottom w:val="single" w:sz="4" w:space="0" w:color="auto"/>
-              <w:right w:val="single" w:sz="4" w:space="0" w:color="auto"/>
-            </w:tcBorders>
-          </w:tcPr>
-          <w:p>
-            <w:pPr>
-              <w:tabs>
-                <w:tab w:val="left" w:leader="dot" w:pos="10206"/>
-              </w:tabs>
-              <w:spacing w:before="100" w:after="100" w:line="240" w:lineRule="auto"/>
-              <w:rPr>
-                <w:rFonts w:ascii="Times New Roman" w:eastAsia="Times New Roman" w:hAnsi="Times New Roman"/>
-                <w:color w:val="000000"/>
-                <w:sz w:val="24"/>
-                <w:szCs w:val="24"/>
-                <w:lang w:val="pt-BR"/>
-              </w:rPr>
-            </w:pPr>
-          </w:p>
-        </w:tc>
-        <w:tc>
-          <w:tcPr>
-            <w:tcW w:w="441" w:type="dxa"/>
-            <w:tcBorders>
-              <w:top w:val="single" w:sz="4" w:space="0" w:color="auto"/>
-              <w:left w:val="single" w:sz="4" w:space="0" w:color="auto"/>
-              <w:bottom w:val="single" w:sz="4" w:space="0" w:color="auto"/>
-              <w:right w:val="single" w:sz="4" w:space="0" w:color="auto"/>
-            </w:tcBorders>
-          </w:tcPr>
-          <w:p>
-            <w:pPr>
-              <w:tabs>
-                <w:tab w:val="left" w:leader="dot" w:pos="10206"/>
-              </w:tabs>
-              <w:spacing w:before="100" w:after="100" w:line="240" w:lineRule="auto"/>
-              <w:rPr>
-                <w:rFonts w:ascii="Times New Roman" w:eastAsia="Times New Roman" w:hAnsi="Times New Roman"/>
-                <w:color w:val="000000"/>
-                <w:sz w:val="24"/>
-                <w:szCs w:val="24"/>
-                <w:lang w:val="pt-BR"/>
-              </w:rPr>
-            </w:pPr>
-          </w:p>
-        </w:tc>
-        <w:tc>
-          <w:tcPr>
-            <w:tcW w:w="441" w:type="dxa"/>
-            <w:tcBorders>
-              <w:top w:val="single" w:sz="4" w:space="0" w:color="auto"/>
-              <w:left w:val="single" w:sz="4" w:space="0" w:color="auto"/>
-              <w:bottom w:val="single" w:sz="4" w:space="0" w:color="auto"/>
-              <w:right w:val="single" w:sz="4" w:space="0" w:color="auto"/>
-            </w:tcBorders>
-          </w:tcPr>
-          <w:p>
-            <w:pPr>
-              <w:tabs>
-                <w:tab w:val="left" w:leader="dot" w:pos="10206"/>
-              </w:tabs>
-              <w:spacing w:before="100" w:after="100" w:line="240" w:lineRule="auto"/>
-              <w:rPr>
-                <w:rFonts w:ascii="Times New Roman" w:eastAsia="Times New Roman" w:hAnsi="Times New Roman"/>
-                <w:color w:val="000000"/>
-                <w:sz w:val="24"/>
-                <w:szCs w:val="24"/>
-                <w:lang w:val="pt-BR"/>
-              </w:rPr>
-            </w:pPr>
-          </w:p>
-        </w:tc>
-        <w:tc>
-          <w:tcPr>
-            <w:tcW w:w="441" w:type="dxa"/>
-            <w:tcBorders>
-              <w:top w:val="single" w:sz="4" w:space="0" w:color="auto"/>
-              <w:left w:val="single" w:sz="4" w:space="0" w:color="auto"/>
-              <w:bottom w:val="single" w:sz="4" w:space="0" w:color="auto"/>
-              <w:right w:val="single" w:sz="4" w:space="0" w:color="auto"/>
-            </w:tcBorders>
-          </w:tcPr>
-          <w:p>
-            <w:pPr>
-              <w:tabs>
-                <w:tab w:val="left" w:leader="dot" w:pos="10206"/>
-              </w:tabs>
-              <w:spacing w:before="100" w:after="100" w:line="240" w:lineRule="auto"/>
-              <w:rPr>
-                <w:rFonts w:ascii="Times New Roman" w:eastAsia="Times New Roman" w:hAnsi="Times New Roman"/>
-                <w:color w:val="000000"/>
-                <w:sz w:val="24"/>
-                <w:szCs w:val="24"/>
-                <w:lang w:val="pt-BR"/>
-              </w:rPr>
-            </w:pPr>
-          </w:p>
-        </w:tc>
-        <w:tc>
-          <w:tcPr>
-            <w:tcW w:w="441" w:type="dxa"/>
-            <w:tcBorders>
-              <w:top w:val="single" w:sz="4" w:space="0" w:color="auto"/>
-              <w:left w:val="single" w:sz="4" w:space="0" w:color="auto"/>
-              <w:bottom w:val="single" w:sz="4" w:space="0" w:color="auto"/>
-              <w:right w:val="single" w:sz="4" w:space="0" w:color="auto"/>
-            </w:tcBorders>
-          </w:tcPr>
-          <w:p>
-            <w:pPr>
-              <w:tabs>
-                <w:tab w:val="left" w:leader="dot" w:pos="10206"/>
-              </w:tabs>
-              <w:spacing w:before="100" w:after="100" w:line="240" w:lineRule="auto"/>
-              <w:rPr>
-                <w:rFonts w:ascii="Times New Roman" w:eastAsia="Times New Roman" w:hAnsi="Times New Roman"/>
-                <w:color w:val="000000"/>
-                <w:sz w:val="24"/>
-                <w:szCs w:val="24"/>
-                <w:lang w:val="pt-BR"/>
-              </w:rPr>
-            </w:pPr>
-          </w:p>
-        </w:tc>
-      </w:tr>
+      <w:sdt>
+        <w:sdtPr>
+          <w:rPr>
+            <w:rFonts w:ascii="Times New Roman" w:eastAsia="Times New Roman" w:hAnsi="Times New Roman"/>
+            <w:color w:val="000000"/>
+            <w:sz w:val="24"/>
+            <w:szCs w:val="24"/>
+            <w:lang w:val="pt-BR"/>
+          </w:rPr>
+          <w:tag w:val="TenantID"/>
+          <w:id w:val="1678998328"/>
+          <w:placeholder>
+            <w:docPart w:val="69C72379540142E5B4B2E0A15C08DF03"/>
+          </w:placeholder>
+        </w:sdtPr>
+        <w:sdtContent>
+          <w:tr>
+            <w:trPr>
+              <w:trHeight w:val="549"/>
+            </w:trPr>
+            <w:tc>
+              <w:tcPr>
+                <w:tcW w:w="440" w:type="dxa"/>
+                <w:tcBorders>
+                  <w:top w:val="single" w:sz="4" w:space="0" w:color="auto"/>
+                  <w:left w:val="single" w:sz="4" w:space="0" w:color="auto"/>
+                  <w:bottom w:val="single" w:sz="4" w:space="0" w:color="auto"/>
+                  <w:right w:val="single" w:sz="4" w:space="0" w:color="auto"/>
+                </w:tcBorders>
+              </w:tcPr>
+              <w:p>
+                <w:pPr>
+                  <w:tabs>
+                    <w:tab w:val="left" w:leader="dot" w:pos="10206"/>
+                  </w:tabs>
+                  <w:spacing w:before="100" w:after="100" w:line="240" w:lineRule="auto"/>
+                  <w:rPr>
+                    <w:rFonts w:ascii="Times New Roman" w:eastAsia="Times New Roman" w:hAnsi="Times New Roman"/>
+                    <w:color w:val="000000"/>
+                    <w:sz w:val="24"/>
+                    <w:szCs w:val="24"/>
+                    <w:lang w:val="pt-BR"/>
+                  </w:rPr>
+                </w:pPr>
+              </w:p>
+            </w:tc>
+            <w:tc>
+              <w:tcPr>
+                <w:tcW w:w="440" w:type="dxa"/>
+                <w:tcBorders>
+                  <w:top w:val="single" w:sz="4" w:space="0" w:color="auto"/>
+                  <w:left w:val="single" w:sz="4" w:space="0" w:color="auto"/>
+                  <w:bottom w:val="single" w:sz="4" w:space="0" w:color="auto"/>
+                  <w:right w:val="single" w:sz="4" w:space="0" w:color="auto"/>
+                </w:tcBorders>
+              </w:tcPr>
+              <w:p>
+                <w:pPr>
+                  <w:tabs>
+                    <w:tab w:val="left" w:leader="dot" w:pos="10206"/>
+                  </w:tabs>
+                  <w:spacing w:before="100" w:after="100" w:line="240" w:lineRule="auto"/>
+                  <w:rPr>
+                    <w:rFonts w:ascii="Times New Roman" w:eastAsia="Times New Roman" w:hAnsi="Times New Roman"/>
+                    <w:color w:val="000000"/>
+                    <w:sz w:val="24"/>
+                    <w:szCs w:val="24"/>
+                    <w:lang w:val="pt-BR"/>
+                  </w:rPr>
+                </w:pPr>
+              </w:p>
+            </w:tc>
+            <w:tc>
+              <w:tcPr>
+                <w:tcW w:w="439" w:type="dxa"/>
+                <w:tcBorders>
+                  <w:top w:val="single" w:sz="4" w:space="0" w:color="auto"/>
+                  <w:left w:val="single" w:sz="4" w:space="0" w:color="auto"/>
+                  <w:bottom w:val="single" w:sz="4" w:space="0" w:color="auto"/>
+                  <w:right w:val="single" w:sz="4" w:space="0" w:color="auto"/>
+                </w:tcBorders>
+              </w:tcPr>
+              <w:p>
+                <w:pPr>
+                  <w:tabs>
+                    <w:tab w:val="left" w:leader="dot" w:pos="10206"/>
+                  </w:tabs>
+                  <w:spacing w:before="100" w:after="100" w:line="240" w:lineRule="auto"/>
+                  <w:rPr>
+                    <w:rFonts w:ascii="Times New Roman" w:eastAsia="Times New Roman" w:hAnsi="Times New Roman"/>
+                    <w:color w:val="000000"/>
+                    <w:sz w:val="24"/>
+                    <w:szCs w:val="24"/>
+                    <w:lang w:val="pt-BR"/>
+                  </w:rPr>
+                </w:pPr>
+              </w:p>
+            </w:tc>
+            <w:tc>
+              <w:tcPr>
+                <w:tcW w:w="439" w:type="dxa"/>
+                <w:tcBorders>
+                  <w:top w:val="single" w:sz="4" w:space="0" w:color="auto"/>
+                  <w:left w:val="single" w:sz="4" w:space="0" w:color="auto"/>
+                  <w:bottom w:val="single" w:sz="4" w:space="0" w:color="auto"/>
+                  <w:right w:val="single" w:sz="4" w:space="0" w:color="auto"/>
+                </w:tcBorders>
+              </w:tcPr>
+              <w:p>
+                <w:pPr>
+                  <w:tabs>
+                    <w:tab w:val="left" w:leader="dot" w:pos="10206"/>
+                  </w:tabs>
+                  <w:spacing w:before="100" w:after="100" w:line="240" w:lineRule="auto"/>
+                  <w:rPr>
+                    <w:rFonts w:ascii="Times New Roman" w:eastAsia="Times New Roman" w:hAnsi="Times New Roman"/>
+                    <w:color w:val="000000"/>
+                    <w:sz w:val="24"/>
+                    <w:szCs w:val="24"/>
+                    <w:lang w:val="pt-BR"/>
+                  </w:rPr>
+                </w:pPr>
+              </w:p>
+            </w:tc>
+            <w:tc>
+              <w:tcPr>
+                <w:tcW w:w="439" w:type="dxa"/>
+                <w:tcBorders>
+                  <w:top w:val="single" w:sz="4" w:space="0" w:color="auto"/>
+                  <w:left w:val="single" w:sz="4" w:space="0" w:color="auto"/>
+                  <w:bottom w:val="single" w:sz="4" w:space="0" w:color="auto"/>
+                  <w:right w:val="single" w:sz="4" w:space="0" w:color="auto"/>
+                </w:tcBorders>
+              </w:tcPr>
+              <w:p>
+                <w:pPr>
+                  <w:tabs>
+                    <w:tab w:val="left" w:leader="dot" w:pos="10206"/>
+                  </w:tabs>
+                  <w:spacing w:before="100" w:after="100" w:line="240" w:lineRule="auto"/>
+                  <w:rPr>
+                    <w:rFonts w:ascii="Times New Roman" w:eastAsia="Times New Roman" w:hAnsi="Times New Roman"/>
+                    <w:color w:val="000000"/>
+                    <w:sz w:val="24"/>
+                    <w:szCs w:val="24"/>
+                    <w:lang w:val="pt-BR"/>
+                  </w:rPr>
+                </w:pPr>
+              </w:p>
+            </w:tc>
+            <w:tc>
+              <w:tcPr>
+                <w:tcW w:w="439" w:type="dxa"/>
+                <w:tcBorders>
+                  <w:top w:val="single" w:sz="4" w:space="0" w:color="auto"/>
+                  <w:left w:val="single" w:sz="4" w:space="0" w:color="auto"/>
+                  <w:bottom w:val="single" w:sz="4" w:space="0" w:color="auto"/>
+                  <w:right w:val="single" w:sz="4" w:space="0" w:color="auto"/>
+                </w:tcBorders>
+              </w:tcPr>
+              <w:p>
+                <w:pPr>
+                  <w:tabs>
+                    <w:tab w:val="left" w:leader="dot" w:pos="10206"/>
+                  </w:tabs>
+                  <w:spacing w:before="100" w:after="100" w:line="240" w:lineRule="auto"/>
+                  <w:rPr>
+                    <w:rFonts w:ascii="Times New Roman" w:eastAsia="Times New Roman" w:hAnsi="Times New Roman"/>
+                    <w:color w:val="000000"/>
+                    <w:sz w:val="24"/>
+                    <w:szCs w:val="24"/>
+                    <w:lang w:val="pt-BR"/>
+                  </w:rPr>
+                </w:pPr>
+              </w:p>
+            </w:tc>
+            <w:tc>
+              <w:tcPr>
+                <w:tcW w:w="439" w:type="dxa"/>
+                <w:tcBorders>
+                  <w:top w:val="single" w:sz="4" w:space="0" w:color="auto"/>
+                  <w:left w:val="single" w:sz="4" w:space="0" w:color="auto"/>
+                  <w:bottom w:val="single" w:sz="4" w:space="0" w:color="auto"/>
+                  <w:right w:val="single" w:sz="4" w:space="0" w:color="auto"/>
+                </w:tcBorders>
+              </w:tcPr>
+              <w:p>
+                <w:pPr>
+                  <w:tabs>
+                    <w:tab w:val="left" w:leader="dot" w:pos="10206"/>
+                  </w:tabs>
+                  <w:spacing w:before="100" w:after="100" w:line="240" w:lineRule="auto"/>
+                  <w:rPr>
+                    <w:rFonts w:ascii="Times New Roman" w:eastAsia="Times New Roman" w:hAnsi="Times New Roman"/>
+                    <w:color w:val="000000"/>
+                    <w:sz w:val="24"/>
+                    <w:szCs w:val="24"/>
+                    <w:lang w:val="pt-BR"/>
+                  </w:rPr>
+                </w:pPr>
+              </w:p>
+            </w:tc>
+            <w:tc>
+              <w:tcPr>
+                <w:tcW w:w="439" w:type="dxa"/>
+                <w:tcBorders>
+                  <w:top w:val="single" w:sz="4" w:space="0" w:color="auto"/>
+                  <w:left w:val="single" w:sz="4" w:space="0" w:color="auto"/>
+                  <w:bottom w:val="single" w:sz="4" w:space="0" w:color="auto"/>
+                  <w:right w:val="single" w:sz="4" w:space="0" w:color="auto"/>
+                </w:tcBorders>
+              </w:tcPr>
+              <w:p>
+                <w:pPr>
+                  <w:tabs>
+                    <w:tab w:val="left" w:leader="dot" w:pos="10206"/>
+                  </w:tabs>
+                  <w:spacing w:before="100" w:after="100" w:line="240" w:lineRule="auto"/>
+                  <w:rPr>
+                    <w:rFonts w:ascii="Times New Roman" w:eastAsia="Times New Roman" w:hAnsi="Times New Roman"/>
+                    <w:color w:val="000000"/>
+                    <w:sz w:val="24"/>
+                    <w:szCs w:val="24"/>
+                    <w:lang w:val="pt-BR"/>
+                  </w:rPr>
+                </w:pPr>
+              </w:p>
+            </w:tc>
+            <w:tc>
+              <w:tcPr>
+                <w:tcW w:w="439" w:type="dxa"/>
+                <w:tcBorders>
+                  <w:top w:val="single" w:sz="4" w:space="0" w:color="auto"/>
+                  <w:left w:val="single" w:sz="4" w:space="0" w:color="auto"/>
+                  <w:bottom w:val="single" w:sz="4" w:space="0" w:color="auto"/>
+                  <w:right w:val="single" w:sz="4" w:space="0" w:color="auto"/>
+                </w:tcBorders>
+              </w:tcPr>
+              <w:p>
+                <w:pPr>
+                  <w:tabs>
+                    <w:tab w:val="left" w:leader="dot" w:pos="10206"/>
+                  </w:tabs>
+                  <w:spacing w:before="100" w:after="100" w:line="240" w:lineRule="auto"/>
+                  <w:rPr>
+                    <w:rFonts w:ascii="Times New Roman" w:eastAsia="Times New Roman" w:hAnsi="Times New Roman"/>
+                    <w:color w:val="000000"/>
+                    <w:sz w:val="24"/>
+                    <w:szCs w:val="24"/>
+                    <w:lang w:val="pt-BR"/>
+                  </w:rPr>
+                </w:pPr>
+              </w:p>
+            </w:tc>
+            <w:tc>
+              <w:tcPr>
+                <w:tcW w:w="439" w:type="dxa"/>
+                <w:tcBorders>
+                  <w:top w:val="single" w:sz="4" w:space="0" w:color="auto"/>
+                  <w:left w:val="single" w:sz="4" w:space="0" w:color="auto"/>
+                  <w:bottom w:val="single" w:sz="4" w:space="0" w:color="auto"/>
+                  <w:right w:val="single" w:sz="4" w:space="0" w:color="auto"/>
+                </w:tcBorders>
+              </w:tcPr>
+              <w:p>
+                <w:pPr>
+                  <w:tabs>
+                    <w:tab w:val="left" w:leader="dot" w:pos="10206"/>
+                  </w:tabs>
+                  <w:spacing w:before="100" w:after="100" w:line="240" w:lineRule="auto"/>
+                  <w:rPr>
+                    <w:rFonts w:ascii="Times New Roman" w:eastAsia="Times New Roman" w:hAnsi="Times New Roman"/>
+                    <w:color w:val="000000"/>
+                    <w:sz w:val="24"/>
+                    <w:szCs w:val="24"/>
+                    <w:lang w:val="pt-BR"/>
+                  </w:rPr>
+                </w:pPr>
+              </w:p>
+            </w:tc>
+            <w:tc>
+              <w:tcPr>
+                <w:tcW w:w="439" w:type="dxa"/>
+                <w:tcBorders>
+                  <w:top w:val="single" w:sz="4" w:space="0" w:color="auto"/>
+                  <w:left w:val="single" w:sz="4" w:space="0" w:color="auto"/>
+                  <w:bottom w:val="single" w:sz="4" w:space="0" w:color="auto"/>
+                  <w:right w:val="single" w:sz="4" w:space="0" w:color="auto"/>
+                </w:tcBorders>
+              </w:tcPr>
+              <w:p>
+                <w:pPr>
+                  <w:tabs>
+                    <w:tab w:val="left" w:leader="dot" w:pos="10206"/>
+                  </w:tabs>
+                  <w:spacing w:before="100" w:after="100" w:line="240" w:lineRule="auto"/>
+                  <w:rPr>
+                    <w:rFonts w:ascii="Times New Roman" w:eastAsia="Times New Roman" w:hAnsi="Times New Roman"/>
+                    <w:color w:val="000000"/>
+                    <w:sz w:val="24"/>
+                    <w:szCs w:val="24"/>
+                    <w:lang w:val="pt-BR"/>
+                  </w:rPr>
+                </w:pPr>
+              </w:p>
+            </w:tc>
+            <w:tc>
+              <w:tcPr>
+                <w:tcW w:w="439" w:type="dxa"/>
+                <w:tcBorders>
+                  <w:top w:val="single" w:sz="4" w:space="0" w:color="auto"/>
+                  <w:left w:val="single" w:sz="4" w:space="0" w:color="auto"/>
+                  <w:bottom w:val="single" w:sz="4" w:space="0" w:color="auto"/>
+                  <w:right w:val="single" w:sz="4" w:space="0" w:color="auto"/>
+                </w:tcBorders>
+              </w:tcPr>
+              <w:p>
+                <w:pPr>
+                  <w:tabs>
+                    <w:tab w:val="left" w:leader="dot" w:pos="10206"/>
+                  </w:tabs>
+                  <w:spacing w:before="100" w:after="100" w:line="240" w:lineRule="auto"/>
+                  <w:rPr>
+                    <w:rFonts w:ascii="Times New Roman" w:eastAsia="Times New Roman" w:hAnsi="Times New Roman"/>
+                    <w:color w:val="000000"/>
+                    <w:sz w:val="24"/>
+                    <w:szCs w:val="24"/>
+                    <w:lang w:val="pt-BR"/>
+                  </w:rPr>
+                </w:pPr>
+              </w:p>
+            </w:tc>
+            <w:tc>
+              <w:tcPr>
+                <w:tcW w:w="439" w:type="dxa"/>
+                <w:tcBorders>
+                  <w:top w:val="single" w:sz="4" w:space="0" w:color="auto"/>
+                  <w:left w:val="single" w:sz="4" w:space="0" w:color="auto"/>
+                  <w:bottom w:val="single" w:sz="4" w:space="0" w:color="auto"/>
+                  <w:right w:val="single" w:sz="4" w:space="0" w:color="auto"/>
+                </w:tcBorders>
+              </w:tcPr>
+              <w:p>
+                <w:pPr>
+                  <w:tabs>
+                    <w:tab w:val="left" w:leader="dot" w:pos="10206"/>
+                  </w:tabs>
+                  <w:spacing w:before="100" w:after="100" w:line="240" w:lineRule="auto"/>
+                  <w:rPr>
+                    <w:rFonts w:ascii="Times New Roman" w:eastAsia="Times New Roman" w:hAnsi="Times New Roman"/>
+                    <w:color w:val="000000"/>
+                    <w:sz w:val="24"/>
+                    <w:szCs w:val="24"/>
+                    <w:lang w:val="pt-BR"/>
+                  </w:rPr>
+                </w:pPr>
+              </w:p>
+            </w:tc>
+          </w:tr>
+        </w:sdtContent>
+      </w:sdt>
     </w:tbl>
+    <w:p>
+      <w:pPr>
+        <w:tabs>
+          <w:tab w:val="left" w:leader="dot" w:pos="9072"/>
+        </w:tabs>
+        <w:spacing w:before="120" w:after="120" w:line="240" w:lineRule="auto"/>
+        <w:rPr>
+          <w:rFonts w:ascii="Times New Roman" w:eastAsia="Times New Roman" w:hAnsi="Times New Roman"/>
+          <w:color w:val="000000"/>
+          <w:sz w:val="24"/>
+          <w:szCs w:val="24"/>
+          <w:lang w:val="pt-BR"/>
+        </w:rPr>
+      </w:pPr>
+      <w:r>
+        <w:rPr>
+          <w:rFonts w:ascii="Times New Roman" w:eastAsia="Times New Roman" w:hAnsi="Times New Roman"/>
+          <w:color w:val="000000"/>
+          <w:spacing w:val="-8"/>
+          <w:sz w:val="26"/>
+          <w:szCs w:val="26"/>
+          <w:lang w:val="pt-BR"/>
+        </w:rPr>
+        <w:t>4. Số định danh cá nhân</w:t>
+      </w:r>
+      <w:r>
+        <w:rPr>
+          <w:rFonts w:ascii="Times New Roman" w:eastAsia="Times New Roman" w:hAnsi="Times New Roman"/>
+          <w:color w:val="000000"/>
+          <w:sz w:val="24"/>
+          <w:szCs w:val="24"/>
+          <w:lang w:val="pt-BR"/>
+        </w:rPr>
+        <w:t>:</w:t>
+      </w:r>
+    </w:p>
+    <w:p>
+      <w:pPr>
+        <w:tabs>
+          <w:tab w:val="left" w:leader="dot" w:pos="9072"/>
+        </w:tabs>
+        <w:spacing w:before="120" w:after="120" w:line="240" w:lineRule="auto"/>
+        <w:rPr>
+          <w:rFonts w:ascii="Times New Roman" w:eastAsia="Times New Roman" w:hAnsi="Times New Roman"/>
+          <w:b/>
+          <w:bCs/>
+          <w:color w:val="000000"/>
+          <w:sz w:val="14"/>
+          <w:szCs w:val="16"/>
+        </w:rPr>
+      </w:pPr>
+    </w:p>
     <w:p>
       <w:pPr>
         <w:tabs>
@@ -1311,7 +1440,37 @@
           <w:szCs w:val="26"/>
           <w:lang w:val="pt-BR"/>
         </w:rPr>
-        <w:t>Số điện thoại</w:t>
+        <w:t>Số điện</w:t>
+      </w:r>
+      <w:r>
+        <w:rPr>
+          <w:rFonts w:ascii="Times New Roman" w:eastAsia="Times New Roman" w:hAnsi="Times New Roman"/>
+          <w:color w:val="000000"/>
+          <w:sz w:val="26"/>
+          <w:szCs w:val="26"/>
+          <w:lang w:val="pt-BR"/>
+        </w:rPr>
+        <w:t xml:space="preserve"> </w:t>
+      </w:r>
+      <w:r>
+        <w:rPr>
+          <w:rFonts w:ascii="Times New Roman" w:eastAsia="Times New Roman" w:hAnsi="Times New Roman"/>
+          <w:color w:val="000000"/>
+          <w:sz w:val="26"/>
+          <w:szCs w:val="26"/>
+          <w:lang w:val="pt-BR"/>
+        </w:rPr>
+        <w:t>thoại</w:t>
+      </w:r>
+      <w:r>
+        <w:rPr>
+          <w:rFonts w:ascii="Times New Roman" w:eastAsia="Times New Roman" w:hAnsi="Times New Roman"/>
+          <w:color w:val="000000"/>
+          <w:sz w:val="26"/>
+          <w:szCs w:val="26"/>
+          <w:lang w:val="pt-BR"/>
+        </w:rPr>
+        <w:t xml:space="preserve"> </w:t>
       </w:r>
       <w:r>
         <w:rPr>
@@ -1321,7 +1480,26 @@
           <w:szCs w:val="26"/>
           <w:lang w:val="vi-VN"/>
         </w:rPr>
-        <w:t xml:space="preserve"> liên hệ</w:t>
+        <w:t>liên</w:t>
+      </w:r>
+      <w:r>
+        <w:rPr>
+          <w:rFonts w:ascii="Times New Roman" w:eastAsia="Times New Roman" w:hAnsi="Times New Roman"/>
+          <w:color w:val="000000"/>
+          <w:sz w:val="26"/>
+          <w:szCs w:val="26"/>
+        </w:rPr>
+        <w:t xml:space="preserve"> </w:t>
+      </w:r>
+      <w:r>
+        <w:rPr>
+          <w:rFonts w:ascii="Times New Roman" w:eastAsia="Times New Roman" w:hAnsi="Times New Roman"/>
+          <w:color w:val="000000"/>
+          <w:sz w:val="26"/>
+          <w:szCs w:val="26"/>
+          <w:lang w:val="vi-VN"/>
+        </w:rPr>
+        <w:t>hệ</w:t>
       </w:r>
       <w:r>
         <w:rPr>
@@ -1335,15 +1513,6 @@
       </w:r>
       <w:r>
         <w:rPr>
-          <w:rFonts w:ascii="Segoe UI" w:eastAsia="Times New Roman" w:hAnsi="Segoe UI" w:cs="Segoe UI"/>
-          <w:color w:val="BFBFBF"/>
-          <w:sz w:val="20"/>
-          <w:szCs w:val="20"/>
-        </w:rPr>
-        <w:t xml:space="preserve"> </w:t>
-      </w:r>
-      <w:r>
-        <w:rPr>
           <w:rFonts w:ascii="Times New Roman" w:eastAsia="Times New Roman" w:hAnsi="Times New Roman"/>
           <w:color w:val="000000"/>
           <w:sz w:val="24"/>
@@ -1379,7 +1548,17 @@
           <w:szCs w:val="24"/>
           <w:lang w:val="pt-BR"/>
         </w:rPr>
-        <w:t>.......</w:t>
+        <w:t>..</w:t>
+      </w:r>
+      <w:r>
+        <w:rPr>
+          <w:rFonts w:ascii="Times New Roman" w:eastAsia="Times New Roman" w:hAnsi="Times New Roman"/>
+          <w:color w:val="000000"/>
+          <w:sz w:val="24"/>
+          <w:szCs w:val="24"/>
+          <w:lang w:val="pt-BR"/>
+        </w:rPr>
+        <w:t>.</w:t>
       </w:r>
       <w:r>
         <w:rPr>
@@ -1471,7 +1650,7 @@
           <w:rFonts w:ascii="Times New Roman" w:eastAsia="Times New Roman" w:hAnsi="Times New Roman"/>
           <w:color w:val="000000"/>
           <w:sz w:val="24"/>
-          <w:szCs w:val="24"/>
+          <w:szCs w:val="14"/>
         </w:rPr>
       </w:pPr>
       <w:r>
@@ -1557,394 +1736,481 @@
           <w:color w:val="000000"/>
           <w:sz w:val="24"/>
           <w:szCs w:val="14"/>
-          <w:lang w:val="vi-VN"/>
-        </w:rPr>
-        <w:t>..................</w:t>
-      </w:r>
+        </w:rPr>
+        <w:t xml:space="preserve"> </w:t>
+      </w:r>
+      <w:proofErr w:type="spellStart"/>
+      <w:r>
+        <w:rPr>
+          <w:rFonts w:ascii="Times New Roman" w:eastAsia="Times New Roman" w:hAnsi="Times New Roman"/>
+          <w:color w:val="000000"/>
+          <w:sz w:val="24"/>
+          <w:szCs w:val="14"/>
+        </w:rPr>
+        <w:t>Khách</w:t>
+      </w:r>
+      <w:proofErr w:type="spellEnd"/>
+      <w:r>
+        <w:rPr>
+          <w:rFonts w:ascii="Times New Roman" w:eastAsia="Times New Roman" w:hAnsi="Times New Roman"/>
+          <w:color w:val="000000"/>
+          <w:sz w:val="24"/>
+          <w:szCs w:val="14"/>
+        </w:rPr>
+        <w:t xml:space="preserve"> </w:t>
+      </w:r>
+      <w:proofErr w:type="spellStart"/>
+      <w:r>
+        <w:rPr>
+          <w:rFonts w:ascii="Times New Roman" w:eastAsia="Times New Roman" w:hAnsi="Times New Roman"/>
+          <w:color w:val="000000"/>
+          <w:sz w:val="24"/>
+          <w:szCs w:val="14"/>
+        </w:rPr>
+        <w:t>thuê</w:t>
+      </w:r>
+      <w:proofErr w:type="spellEnd"/>
     </w:p>
     <w:tbl>
       <w:tblPr>
-        <w:tblW w:w="9077" w:type="dxa"/>
+        <w:tblpPr w:leftFromText="180" w:rightFromText="180" w:vertAnchor="text" w:horzAnchor="page" w:tblpX="5261" w:tblpY="-25"/>
+        <w:tblW w:w="5709" w:type="dxa"/>
         <w:tblLook w:val="04A0" w:firstRow="1" w:lastRow="0" w:firstColumn="1" w:lastColumn="0" w:noHBand="0" w:noVBand="1"/>
       </w:tblPr>
       <w:tblGrid>
-        <w:gridCol w:w="4141"/>
-        <w:gridCol w:w="412"/>
-        <w:gridCol w:w="412"/>
-        <w:gridCol w:w="412"/>
-        <w:gridCol w:w="412"/>
-        <w:gridCol w:w="411"/>
-        <w:gridCol w:w="411"/>
-        <w:gridCol w:w="411"/>
-        <w:gridCol w:w="411"/>
-        <w:gridCol w:w="411"/>
-        <w:gridCol w:w="411"/>
-        <w:gridCol w:w="411"/>
-        <w:gridCol w:w="411"/>
+        <w:gridCol w:w="440"/>
+        <w:gridCol w:w="440"/>
+        <w:gridCol w:w="439"/>
+        <w:gridCol w:w="439"/>
+        <w:gridCol w:w="439"/>
+        <w:gridCol w:w="439"/>
+        <w:gridCol w:w="439"/>
+        <w:gridCol w:w="439"/>
+        <w:gridCol w:w="439"/>
+        <w:gridCol w:w="439"/>
+        <w:gridCol w:w="439"/>
+        <w:gridCol w:w="439"/>
+        <w:gridCol w:w="439"/>
       </w:tblGrid>
-      <w:tr>
-        <w:trPr>
-          <w:trHeight w:val="520"/>
-        </w:trPr>
-        <w:tc>
-          <w:tcPr>
-            <w:tcW w:w="4141" w:type="dxa"/>
-            <w:tcBorders>
-              <w:right w:val="single" w:sz="4" w:space="0" w:color="auto"/>
-            </w:tcBorders>
-          </w:tcPr>
-          <w:p>
-            <w:pPr>
-              <w:tabs>
-                <w:tab w:val="left" w:leader="dot" w:pos="10206"/>
-              </w:tabs>
-              <w:spacing w:before="100" w:after="100" w:line="240" w:lineRule="auto"/>
-              <w:rPr>
-                <w:rFonts w:ascii="Times New Roman" w:eastAsia="Times New Roman" w:hAnsi="Times New Roman"/>
-                <w:color w:val="000000"/>
-                <w:spacing w:val="-8"/>
-                <w:sz w:val="24"/>
-                <w:szCs w:val="26"/>
-                <w:lang w:val="vi-VN"/>
-              </w:rPr>
-            </w:pPr>
-            <w:r>
-              <w:rPr>
-                <w:rFonts w:ascii="Times New Roman" w:eastAsia="Times New Roman" w:hAnsi="Times New Roman"/>
-                <w:color w:val="000000"/>
-                <w:spacing w:val="-8"/>
-                <w:sz w:val="26"/>
-                <w:szCs w:val="26"/>
-                <w:lang w:val="vi-VN"/>
-              </w:rPr>
-              <w:t>9. Số định danh cá nhân của chủ hộ</w:t>
-            </w:r>
-            <w:r>
-              <w:rPr>
-                <w:rFonts w:ascii="Times New Roman" w:eastAsia="Times New Roman" w:hAnsi="Times New Roman"/>
-                <w:color w:val="000000"/>
-                <w:sz w:val="24"/>
-                <w:szCs w:val="24"/>
-                <w:lang w:val="vi-VN"/>
-              </w:rPr>
-              <w:t>:</w:t>
-            </w:r>
-          </w:p>
-        </w:tc>
-        <w:tc>
-          <w:tcPr>
-            <w:tcW w:w="412" w:type="dxa"/>
-            <w:tcBorders>
-              <w:top w:val="single" w:sz="4" w:space="0" w:color="auto"/>
-              <w:left w:val="single" w:sz="4" w:space="0" w:color="auto"/>
-              <w:bottom w:val="single" w:sz="4" w:space="0" w:color="auto"/>
-              <w:right w:val="single" w:sz="4" w:space="0" w:color="auto"/>
-            </w:tcBorders>
-          </w:tcPr>
-          <w:p>
-            <w:pPr>
-              <w:tabs>
-                <w:tab w:val="left" w:leader="dot" w:pos="10206"/>
-              </w:tabs>
-              <w:spacing w:before="100" w:after="100" w:line="240" w:lineRule="auto"/>
-              <w:rPr>
-                <w:rFonts w:ascii="Times New Roman" w:eastAsia="Times New Roman" w:hAnsi="Times New Roman"/>
-                <w:color w:val="000000"/>
-                <w:sz w:val="24"/>
-                <w:szCs w:val="24"/>
-                <w:lang w:val="vi-VN"/>
-              </w:rPr>
-            </w:pPr>
-          </w:p>
-        </w:tc>
-        <w:tc>
-          <w:tcPr>
-            <w:tcW w:w="412" w:type="dxa"/>
-            <w:tcBorders>
-              <w:top w:val="single" w:sz="4" w:space="0" w:color="auto"/>
-              <w:left w:val="single" w:sz="4" w:space="0" w:color="auto"/>
-              <w:bottom w:val="single" w:sz="4" w:space="0" w:color="auto"/>
-              <w:right w:val="single" w:sz="4" w:space="0" w:color="auto"/>
-            </w:tcBorders>
-          </w:tcPr>
-          <w:p>
-            <w:pPr>
-              <w:tabs>
-                <w:tab w:val="left" w:leader="dot" w:pos="10206"/>
-              </w:tabs>
-              <w:spacing w:before="100" w:after="100" w:line="240" w:lineRule="auto"/>
-              <w:rPr>
-                <w:rFonts w:ascii="Times New Roman" w:eastAsia="Times New Roman" w:hAnsi="Times New Roman"/>
-                <w:color w:val="000000"/>
-                <w:sz w:val="24"/>
-                <w:szCs w:val="24"/>
-                <w:lang w:val="vi-VN"/>
-              </w:rPr>
-            </w:pPr>
-          </w:p>
-        </w:tc>
-        <w:tc>
-          <w:tcPr>
-            <w:tcW w:w="412" w:type="dxa"/>
-            <w:tcBorders>
-              <w:top w:val="single" w:sz="4" w:space="0" w:color="auto"/>
-              <w:left w:val="single" w:sz="4" w:space="0" w:color="auto"/>
-              <w:bottom w:val="single" w:sz="4" w:space="0" w:color="auto"/>
-              <w:right w:val="single" w:sz="4" w:space="0" w:color="auto"/>
-            </w:tcBorders>
-          </w:tcPr>
-          <w:p>
-            <w:pPr>
-              <w:tabs>
-                <w:tab w:val="left" w:leader="dot" w:pos="10206"/>
-              </w:tabs>
-              <w:spacing w:before="100" w:after="100" w:line="240" w:lineRule="auto"/>
-              <w:rPr>
-                <w:rFonts w:ascii="Times New Roman" w:eastAsia="Times New Roman" w:hAnsi="Times New Roman"/>
-                <w:color w:val="000000"/>
-                <w:sz w:val="24"/>
-                <w:szCs w:val="24"/>
-                <w:lang w:val="vi-VN"/>
-              </w:rPr>
-            </w:pPr>
-          </w:p>
-        </w:tc>
-        <w:tc>
-          <w:tcPr>
-            <w:tcW w:w="412" w:type="dxa"/>
-            <w:tcBorders>
-              <w:top w:val="single" w:sz="4" w:space="0" w:color="auto"/>
-              <w:left w:val="single" w:sz="4" w:space="0" w:color="auto"/>
-              <w:bottom w:val="single" w:sz="4" w:space="0" w:color="auto"/>
-              <w:right w:val="single" w:sz="4" w:space="0" w:color="auto"/>
-            </w:tcBorders>
-          </w:tcPr>
-          <w:p>
-            <w:pPr>
-              <w:tabs>
-                <w:tab w:val="left" w:leader="dot" w:pos="10206"/>
-              </w:tabs>
-              <w:spacing w:before="100" w:after="100" w:line="240" w:lineRule="auto"/>
-              <w:rPr>
-                <w:rFonts w:ascii="Times New Roman" w:eastAsia="Times New Roman" w:hAnsi="Times New Roman"/>
-                <w:color w:val="000000"/>
-                <w:sz w:val="24"/>
-                <w:szCs w:val="24"/>
-                <w:lang w:val="vi-VN"/>
-              </w:rPr>
-            </w:pPr>
-          </w:p>
-        </w:tc>
-        <w:tc>
-          <w:tcPr>
-            <w:tcW w:w="411" w:type="dxa"/>
-            <w:tcBorders>
-              <w:top w:val="single" w:sz="4" w:space="0" w:color="auto"/>
-              <w:left w:val="single" w:sz="4" w:space="0" w:color="auto"/>
-              <w:bottom w:val="single" w:sz="4" w:space="0" w:color="auto"/>
-              <w:right w:val="single" w:sz="4" w:space="0" w:color="auto"/>
-            </w:tcBorders>
-          </w:tcPr>
-          <w:p>
-            <w:pPr>
-              <w:tabs>
-                <w:tab w:val="left" w:leader="dot" w:pos="10206"/>
-              </w:tabs>
-              <w:spacing w:before="100" w:after="100" w:line="240" w:lineRule="auto"/>
-              <w:rPr>
-                <w:rFonts w:ascii="Times New Roman" w:eastAsia="Times New Roman" w:hAnsi="Times New Roman"/>
-                <w:color w:val="000000"/>
-                <w:sz w:val="24"/>
-                <w:szCs w:val="24"/>
-                <w:lang w:val="vi-VN"/>
-              </w:rPr>
-            </w:pPr>
-          </w:p>
-        </w:tc>
-        <w:tc>
-          <w:tcPr>
-            <w:tcW w:w="411" w:type="dxa"/>
-            <w:tcBorders>
-              <w:top w:val="single" w:sz="4" w:space="0" w:color="auto"/>
-              <w:left w:val="single" w:sz="4" w:space="0" w:color="auto"/>
-              <w:bottom w:val="single" w:sz="4" w:space="0" w:color="auto"/>
-              <w:right w:val="single" w:sz="4" w:space="0" w:color="auto"/>
-            </w:tcBorders>
-          </w:tcPr>
-          <w:p>
-            <w:pPr>
-              <w:tabs>
-                <w:tab w:val="left" w:leader="dot" w:pos="10206"/>
-              </w:tabs>
-              <w:spacing w:before="100" w:after="100" w:line="240" w:lineRule="auto"/>
-              <w:rPr>
-                <w:rFonts w:ascii="Times New Roman" w:eastAsia="Times New Roman" w:hAnsi="Times New Roman"/>
-                <w:color w:val="000000"/>
-                <w:sz w:val="24"/>
-                <w:szCs w:val="24"/>
-                <w:lang w:val="vi-VN"/>
-              </w:rPr>
-            </w:pPr>
-          </w:p>
-        </w:tc>
-        <w:tc>
-          <w:tcPr>
-            <w:tcW w:w="411" w:type="dxa"/>
-            <w:tcBorders>
-              <w:top w:val="single" w:sz="4" w:space="0" w:color="auto"/>
-              <w:left w:val="single" w:sz="4" w:space="0" w:color="auto"/>
-              <w:bottom w:val="single" w:sz="4" w:space="0" w:color="auto"/>
-              <w:right w:val="single" w:sz="4" w:space="0" w:color="auto"/>
-            </w:tcBorders>
-          </w:tcPr>
-          <w:p>
-            <w:pPr>
-              <w:tabs>
-                <w:tab w:val="left" w:leader="dot" w:pos="10206"/>
-              </w:tabs>
-              <w:spacing w:before="100" w:after="100" w:line="240" w:lineRule="auto"/>
-              <w:rPr>
-                <w:rFonts w:ascii="Times New Roman" w:eastAsia="Times New Roman" w:hAnsi="Times New Roman"/>
-                <w:color w:val="000000"/>
-                <w:sz w:val="24"/>
-                <w:szCs w:val="24"/>
-                <w:lang w:val="vi-VN"/>
-              </w:rPr>
-            </w:pPr>
-          </w:p>
-        </w:tc>
-        <w:tc>
-          <w:tcPr>
-            <w:tcW w:w="411" w:type="dxa"/>
-            <w:tcBorders>
-              <w:top w:val="single" w:sz="4" w:space="0" w:color="auto"/>
-              <w:left w:val="single" w:sz="4" w:space="0" w:color="auto"/>
-              <w:bottom w:val="single" w:sz="4" w:space="0" w:color="auto"/>
-              <w:right w:val="single" w:sz="4" w:space="0" w:color="auto"/>
-            </w:tcBorders>
-          </w:tcPr>
-          <w:p>
-            <w:pPr>
-              <w:tabs>
-                <w:tab w:val="left" w:leader="dot" w:pos="10206"/>
-              </w:tabs>
-              <w:spacing w:before="100" w:after="100" w:line="240" w:lineRule="auto"/>
-              <w:rPr>
-                <w:rFonts w:ascii="Times New Roman" w:eastAsia="Times New Roman" w:hAnsi="Times New Roman"/>
-                <w:color w:val="000000"/>
-                <w:sz w:val="24"/>
-                <w:szCs w:val="24"/>
-                <w:lang w:val="vi-VN"/>
-              </w:rPr>
-            </w:pPr>
-          </w:p>
-        </w:tc>
-        <w:tc>
-          <w:tcPr>
-            <w:tcW w:w="411" w:type="dxa"/>
-            <w:tcBorders>
-              <w:top w:val="single" w:sz="4" w:space="0" w:color="auto"/>
-              <w:left w:val="single" w:sz="4" w:space="0" w:color="auto"/>
-              <w:bottom w:val="single" w:sz="4" w:space="0" w:color="auto"/>
-              <w:right w:val="single" w:sz="4" w:space="0" w:color="auto"/>
-            </w:tcBorders>
-          </w:tcPr>
-          <w:p>
-            <w:pPr>
-              <w:tabs>
-                <w:tab w:val="left" w:leader="dot" w:pos="10206"/>
-              </w:tabs>
-              <w:spacing w:before="100" w:after="100" w:line="240" w:lineRule="auto"/>
-              <w:rPr>
-                <w:rFonts w:ascii="Times New Roman" w:eastAsia="Times New Roman" w:hAnsi="Times New Roman"/>
-                <w:color w:val="000000"/>
-                <w:sz w:val="24"/>
-                <w:szCs w:val="24"/>
-                <w:lang w:val="vi-VN"/>
-              </w:rPr>
-            </w:pPr>
-          </w:p>
-        </w:tc>
-        <w:tc>
-          <w:tcPr>
-            <w:tcW w:w="411" w:type="dxa"/>
-            <w:tcBorders>
-              <w:top w:val="single" w:sz="4" w:space="0" w:color="auto"/>
-              <w:left w:val="single" w:sz="4" w:space="0" w:color="auto"/>
-              <w:bottom w:val="single" w:sz="4" w:space="0" w:color="auto"/>
-              <w:right w:val="single" w:sz="4" w:space="0" w:color="auto"/>
-            </w:tcBorders>
-          </w:tcPr>
-          <w:p>
-            <w:pPr>
-              <w:tabs>
-                <w:tab w:val="left" w:leader="dot" w:pos="10206"/>
-              </w:tabs>
-              <w:spacing w:before="100" w:after="100" w:line="240" w:lineRule="auto"/>
-              <w:rPr>
-                <w:rFonts w:ascii="Times New Roman" w:eastAsia="Times New Roman" w:hAnsi="Times New Roman"/>
-                <w:color w:val="000000"/>
-                <w:sz w:val="24"/>
-                <w:szCs w:val="24"/>
-                <w:lang w:val="vi-VN"/>
-              </w:rPr>
-            </w:pPr>
-          </w:p>
-        </w:tc>
-        <w:tc>
-          <w:tcPr>
-            <w:tcW w:w="411" w:type="dxa"/>
-            <w:tcBorders>
-              <w:top w:val="single" w:sz="4" w:space="0" w:color="auto"/>
-              <w:left w:val="single" w:sz="4" w:space="0" w:color="auto"/>
-              <w:bottom w:val="single" w:sz="4" w:space="0" w:color="auto"/>
-              <w:right w:val="single" w:sz="4" w:space="0" w:color="auto"/>
-            </w:tcBorders>
-          </w:tcPr>
-          <w:p>
-            <w:pPr>
-              <w:tabs>
-                <w:tab w:val="left" w:leader="dot" w:pos="10206"/>
-              </w:tabs>
-              <w:spacing w:before="100" w:after="100" w:line="240" w:lineRule="auto"/>
-              <w:rPr>
-                <w:rFonts w:ascii="Times New Roman" w:eastAsia="Times New Roman" w:hAnsi="Times New Roman"/>
-                <w:color w:val="000000"/>
-                <w:sz w:val="24"/>
-                <w:szCs w:val="24"/>
-                <w:lang w:val="vi-VN"/>
-              </w:rPr>
-            </w:pPr>
-          </w:p>
-        </w:tc>
-        <w:tc>
-          <w:tcPr>
-            <w:tcW w:w="411" w:type="dxa"/>
-            <w:tcBorders>
-              <w:top w:val="single" w:sz="4" w:space="0" w:color="auto"/>
-              <w:left w:val="single" w:sz="4" w:space="0" w:color="auto"/>
-              <w:bottom w:val="single" w:sz="4" w:space="0" w:color="auto"/>
-              <w:right w:val="single" w:sz="4" w:space="0" w:color="auto"/>
-            </w:tcBorders>
-          </w:tcPr>
-          <w:p>
-            <w:pPr>
-              <w:tabs>
-                <w:tab w:val="left" w:leader="dot" w:pos="10206"/>
-              </w:tabs>
-              <w:spacing w:before="100" w:after="100" w:line="240" w:lineRule="auto"/>
-              <w:rPr>
-                <w:rFonts w:ascii="Times New Roman" w:eastAsia="Times New Roman" w:hAnsi="Times New Roman"/>
-                <w:color w:val="000000"/>
-                <w:sz w:val="24"/>
-                <w:szCs w:val="24"/>
-                <w:lang w:val="vi-VN"/>
-              </w:rPr>
-            </w:pPr>
-          </w:p>
-        </w:tc>
-      </w:tr>
+      <w:sdt>
+        <w:sdtPr>
+          <w:rPr>
+            <w:rFonts w:ascii="Times New Roman" w:eastAsia="Times New Roman" w:hAnsi="Times New Roman"/>
+            <w:color w:val="000000"/>
+            <w:sz w:val="24"/>
+            <w:szCs w:val="24"/>
+            <w:lang w:val="pt-BR"/>
+          </w:rPr>
+          <w:tag w:val="LandlordID"/>
+          <w:id w:val="213011653"/>
+          <w:placeholder>
+            <w:docPart w:val="C4464C7239DB436787CDA0A4E69DF63B"/>
+          </w:placeholder>
+        </w:sdtPr>
+        <w:sdtContent>
+          <w:tr>
+            <w:trPr>
+              <w:trHeight w:val="549"/>
+            </w:trPr>
+            <w:tc>
+              <w:tcPr>
+                <w:tcW w:w="440" w:type="dxa"/>
+                <w:tcBorders>
+                  <w:top w:val="single" w:sz="4" w:space="0" w:color="auto"/>
+                  <w:left w:val="single" w:sz="4" w:space="0" w:color="auto"/>
+                  <w:bottom w:val="single" w:sz="4" w:space="0" w:color="auto"/>
+                  <w:right w:val="single" w:sz="4" w:space="0" w:color="auto"/>
+                </w:tcBorders>
+              </w:tcPr>
+              <w:p>
+                <w:pPr>
+                  <w:tabs>
+                    <w:tab w:val="left" w:leader="dot" w:pos="10206"/>
+                  </w:tabs>
+                  <w:spacing w:before="100" w:after="100" w:line="240" w:lineRule="auto"/>
+                  <w:rPr>
+                    <w:rFonts w:ascii="Times New Roman" w:eastAsia="Times New Roman" w:hAnsi="Times New Roman"/>
+                    <w:color w:val="000000"/>
+                    <w:sz w:val="24"/>
+                    <w:szCs w:val="24"/>
+                    <w:lang w:val="pt-BR"/>
+                  </w:rPr>
+                </w:pPr>
+              </w:p>
+            </w:tc>
+            <w:tc>
+              <w:tcPr>
+                <w:tcW w:w="440" w:type="dxa"/>
+                <w:tcBorders>
+                  <w:top w:val="single" w:sz="4" w:space="0" w:color="auto"/>
+                  <w:left w:val="single" w:sz="4" w:space="0" w:color="auto"/>
+                  <w:bottom w:val="single" w:sz="4" w:space="0" w:color="auto"/>
+                  <w:right w:val="single" w:sz="4" w:space="0" w:color="auto"/>
+                </w:tcBorders>
+              </w:tcPr>
+              <w:p>
+                <w:pPr>
+                  <w:tabs>
+                    <w:tab w:val="left" w:leader="dot" w:pos="10206"/>
+                  </w:tabs>
+                  <w:spacing w:before="100" w:after="100" w:line="240" w:lineRule="auto"/>
+                  <w:rPr>
+                    <w:rFonts w:ascii="Times New Roman" w:eastAsia="Times New Roman" w:hAnsi="Times New Roman"/>
+                    <w:color w:val="000000"/>
+                    <w:sz w:val="24"/>
+                    <w:szCs w:val="24"/>
+                    <w:lang w:val="pt-BR"/>
+                  </w:rPr>
+                </w:pPr>
+              </w:p>
+            </w:tc>
+            <w:tc>
+              <w:tcPr>
+                <w:tcW w:w="439" w:type="dxa"/>
+                <w:tcBorders>
+                  <w:top w:val="single" w:sz="4" w:space="0" w:color="auto"/>
+                  <w:left w:val="single" w:sz="4" w:space="0" w:color="auto"/>
+                  <w:bottom w:val="single" w:sz="4" w:space="0" w:color="auto"/>
+                  <w:right w:val="single" w:sz="4" w:space="0" w:color="auto"/>
+                </w:tcBorders>
+              </w:tcPr>
+              <w:p>
+                <w:pPr>
+                  <w:tabs>
+                    <w:tab w:val="left" w:leader="dot" w:pos="10206"/>
+                  </w:tabs>
+                  <w:spacing w:before="100" w:after="100" w:line="240" w:lineRule="auto"/>
+                  <w:rPr>
+                    <w:rFonts w:ascii="Times New Roman" w:eastAsia="Times New Roman" w:hAnsi="Times New Roman"/>
+                    <w:color w:val="000000"/>
+                    <w:sz w:val="24"/>
+                    <w:szCs w:val="24"/>
+                    <w:lang w:val="pt-BR"/>
+                  </w:rPr>
+                </w:pPr>
+              </w:p>
+            </w:tc>
+            <w:tc>
+              <w:tcPr>
+                <w:tcW w:w="439" w:type="dxa"/>
+                <w:tcBorders>
+                  <w:top w:val="single" w:sz="4" w:space="0" w:color="auto"/>
+                  <w:left w:val="single" w:sz="4" w:space="0" w:color="auto"/>
+                  <w:bottom w:val="single" w:sz="4" w:space="0" w:color="auto"/>
+                  <w:right w:val="single" w:sz="4" w:space="0" w:color="auto"/>
+                </w:tcBorders>
+              </w:tcPr>
+              <w:p>
+                <w:pPr>
+                  <w:tabs>
+                    <w:tab w:val="left" w:leader="dot" w:pos="10206"/>
+                  </w:tabs>
+                  <w:spacing w:before="100" w:after="100" w:line="240" w:lineRule="auto"/>
+                  <w:rPr>
+                    <w:rFonts w:ascii="Times New Roman" w:eastAsia="Times New Roman" w:hAnsi="Times New Roman"/>
+                    <w:color w:val="000000"/>
+                    <w:sz w:val="24"/>
+                    <w:szCs w:val="24"/>
+                    <w:lang w:val="pt-BR"/>
+                  </w:rPr>
+                </w:pPr>
+              </w:p>
+            </w:tc>
+            <w:tc>
+              <w:tcPr>
+                <w:tcW w:w="439" w:type="dxa"/>
+                <w:tcBorders>
+                  <w:top w:val="single" w:sz="4" w:space="0" w:color="auto"/>
+                  <w:left w:val="single" w:sz="4" w:space="0" w:color="auto"/>
+                  <w:bottom w:val="single" w:sz="4" w:space="0" w:color="auto"/>
+                  <w:right w:val="single" w:sz="4" w:space="0" w:color="auto"/>
+                </w:tcBorders>
+              </w:tcPr>
+              <w:p>
+                <w:pPr>
+                  <w:tabs>
+                    <w:tab w:val="left" w:leader="dot" w:pos="10206"/>
+                  </w:tabs>
+                  <w:spacing w:before="100" w:after="100" w:line="240" w:lineRule="auto"/>
+                  <w:rPr>
+                    <w:rFonts w:ascii="Times New Roman" w:eastAsia="Times New Roman" w:hAnsi="Times New Roman"/>
+                    <w:color w:val="000000"/>
+                    <w:sz w:val="24"/>
+                    <w:szCs w:val="24"/>
+                    <w:lang w:val="pt-BR"/>
+                  </w:rPr>
+                </w:pPr>
+              </w:p>
+            </w:tc>
+            <w:tc>
+              <w:tcPr>
+                <w:tcW w:w="439" w:type="dxa"/>
+                <w:tcBorders>
+                  <w:top w:val="single" w:sz="4" w:space="0" w:color="auto"/>
+                  <w:left w:val="single" w:sz="4" w:space="0" w:color="auto"/>
+                  <w:bottom w:val="single" w:sz="4" w:space="0" w:color="auto"/>
+                  <w:right w:val="single" w:sz="4" w:space="0" w:color="auto"/>
+                </w:tcBorders>
+              </w:tcPr>
+              <w:p>
+                <w:pPr>
+                  <w:tabs>
+                    <w:tab w:val="left" w:leader="dot" w:pos="10206"/>
+                  </w:tabs>
+                  <w:spacing w:before="100" w:after="100" w:line="240" w:lineRule="auto"/>
+                  <w:rPr>
+                    <w:rFonts w:ascii="Times New Roman" w:eastAsia="Times New Roman" w:hAnsi="Times New Roman"/>
+                    <w:color w:val="000000"/>
+                    <w:sz w:val="24"/>
+                    <w:szCs w:val="24"/>
+                    <w:lang w:val="pt-BR"/>
+                  </w:rPr>
+                </w:pPr>
+              </w:p>
+            </w:tc>
+            <w:tc>
+              <w:tcPr>
+                <w:tcW w:w="439" w:type="dxa"/>
+                <w:tcBorders>
+                  <w:top w:val="single" w:sz="4" w:space="0" w:color="auto"/>
+                  <w:left w:val="single" w:sz="4" w:space="0" w:color="auto"/>
+                  <w:bottom w:val="single" w:sz="4" w:space="0" w:color="auto"/>
+                  <w:right w:val="single" w:sz="4" w:space="0" w:color="auto"/>
+                </w:tcBorders>
+              </w:tcPr>
+              <w:p>
+                <w:pPr>
+                  <w:tabs>
+                    <w:tab w:val="left" w:leader="dot" w:pos="10206"/>
+                  </w:tabs>
+                  <w:spacing w:before="100" w:after="100" w:line="240" w:lineRule="auto"/>
+                  <w:rPr>
+                    <w:rFonts w:ascii="Times New Roman" w:eastAsia="Times New Roman" w:hAnsi="Times New Roman"/>
+                    <w:color w:val="000000"/>
+                    <w:sz w:val="24"/>
+                    <w:szCs w:val="24"/>
+                    <w:lang w:val="pt-BR"/>
+                  </w:rPr>
+                </w:pPr>
+              </w:p>
+            </w:tc>
+            <w:tc>
+              <w:tcPr>
+                <w:tcW w:w="439" w:type="dxa"/>
+                <w:tcBorders>
+                  <w:top w:val="single" w:sz="4" w:space="0" w:color="auto"/>
+                  <w:left w:val="single" w:sz="4" w:space="0" w:color="auto"/>
+                  <w:bottom w:val="single" w:sz="4" w:space="0" w:color="auto"/>
+                  <w:right w:val="single" w:sz="4" w:space="0" w:color="auto"/>
+                </w:tcBorders>
+              </w:tcPr>
+              <w:p>
+                <w:pPr>
+                  <w:tabs>
+                    <w:tab w:val="left" w:leader="dot" w:pos="10206"/>
+                  </w:tabs>
+                  <w:spacing w:before="100" w:after="100" w:line="240" w:lineRule="auto"/>
+                  <w:rPr>
+                    <w:rFonts w:ascii="Times New Roman" w:eastAsia="Times New Roman" w:hAnsi="Times New Roman"/>
+                    <w:color w:val="000000"/>
+                    <w:sz w:val="24"/>
+                    <w:szCs w:val="24"/>
+                    <w:lang w:val="pt-BR"/>
+                  </w:rPr>
+                </w:pPr>
+              </w:p>
+            </w:tc>
+            <w:tc>
+              <w:tcPr>
+                <w:tcW w:w="439" w:type="dxa"/>
+                <w:tcBorders>
+                  <w:top w:val="single" w:sz="4" w:space="0" w:color="auto"/>
+                  <w:left w:val="single" w:sz="4" w:space="0" w:color="auto"/>
+                  <w:bottom w:val="single" w:sz="4" w:space="0" w:color="auto"/>
+                  <w:right w:val="single" w:sz="4" w:space="0" w:color="auto"/>
+                </w:tcBorders>
+              </w:tcPr>
+              <w:p>
+                <w:pPr>
+                  <w:tabs>
+                    <w:tab w:val="left" w:leader="dot" w:pos="10206"/>
+                  </w:tabs>
+                  <w:spacing w:before="100" w:after="100" w:line="240" w:lineRule="auto"/>
+                  <w:rPr>
+                    <w:rFonts w:ascii="Times New Roman" w:eastAsia="Times New Roman" w:hAnsi="Times New Roman"/>
+                    <w:color w:val="000000"/>
+                    <w:sz w:val="24"/>
+                    <w:szCs w:val="24"/>
+                    <w:lang w:val="pt-BR"/>
+                  </w:rPr>
+                </w:pPr>
+              </w:p>
+            </w:tc>
+            <w:tc>
+              <w:tcPr>
+                <w:tcW w:w="439" w:type="dxa"/>
+                <w:tcBorders>
+                  <w:top w:val="single" w:sz="4" w:space="0" w:color="auto"/>
+                  <w:left w:val="single" w:sz="4" w:space="0" w:color="auto"/>
+                  <w:bottom w:val="single" w:sz="4" w:space="0" w:color="auto"/>
+                  <w:right w:val="single" w:sz="4" w:space="0" w:color="auto"/>
+                </w:tcBorders>
+              </w:tcPr>
+              <w:p>
+                <w:pPr>
+                  <w:tabs>
+                    <w:tab w:val="left" w:leader="dot" w:pos="10206"/>
+                  </w:tabs>
+                  <w:spacing w:before="100" w:after="100" w:line="240" w:lineRule="auto"/>
+                  <w:rPr>
+                    <w:rFonts w:ascii="Times New Roman" w:eastAsia="Times New Roman" w:hAnsi="Times New Roman"/>
+                    <w:color w:val="000000"/>
+                    <w:sz w:val="24"/>
+                    <w:szCs w:val="24"/>
+                    <w:lang w:val="pt-BR"/>
+                  </w:rPr>
+                </w:pPr>
+              </w:p>
+            </w:tc>
+            <w:tc>
+              <w:tcPr>
+                <w:tcW w:w="439" w:type="dxa"/>
+                <w:tcBorders>
+                  <w:top w:val="single" w:sz="4" w:space="0" w:color="auto"/>
+                  <w:left w:val="single" w:sz="4" w:space="0" w:color="auto"/>
+                  <w:bottom w:val="single" w:sz="4" w:space="0" w:color="auto"/>
+                  <w:right w:val="single" w:sz="4" w:space="0" w:color="auto"/>
+                </w:tcBorders>
+              </w:tcPr>
+              <w:p>
+                <w:pPr>
+                  <w:tabs>
+                    <w:tab w:val="left" w:leader="dot" w:pos="10206"/>
+                  </w:tabs>
+                  <w:spacing w:before="100" w:after="100" w:line="240" w:lineRule="auto"/>
+                  <w:rPr>
+                    <w:rFonts w:ascii="Times New Roman" w:eastAsia="Times New Roman" w:hAnsi="Times New Roman"/>
+                    <w:color w:val="000000"/>
+                    <w:sz w:val="24"/>
+                    <w:szCs w:val="24"/>
+                    <w:lang w:val="pt-BR"/>
+                  </w:rPr>
+                </w:pPr>
+              </w:p>
+            </w:tc>
+            <w:tc>
+              <w:tcPr>
+                <w:tcW w:w="439" w:type="dxa"/>
+                <w:tcBorders>
+                  <w:top w:val="single" w:sz="4" w:space="0" w:color="auto"/>
+                  <w:left w:val="single" w:sz="4" w:space="0" w:color="auto"/>
+                  <w:bottom w:val="single" w:sz="4" w:space="0" w:color="auto"/>
+                  <w:right w:val="single" w:sz="4" w:space="0" w:color="auto"/>
+                </w:tcBorders>
+              </w:tcPr>
+              <w:p>
+                <w:pPr>
+                  <w:tabs>
+                    <w:tab w:val="left" w:leader="dot" w:pos="10206"/>
+                  </w:tabs>
+                  <w:spacing w:before="100" w:after="100" w:line="240" w:lineRule="auto"/>
+                  <w:rPr>
+                    <w:rFonts w:ascii="Times New Roman" w:eastAsia="Times New Roman" w:hAnsi="Times New Roman"/>
+                    <w:color w:val="000000"/>
+                    <w:sz w:val="24"/>
+                    <w:szCs w:val="24"/>
+                    <w:lang w:val="pt-BR"/>
+                  </w:rPr>
+                </w:pPr>
+              </w:p>
+            </w:tc>
+            <w:tc>
+              <w:tcPr>
+                <w:tcW w:w="439" w:type="dxa"/>
+                <w:tcBorders>
+                  <w:top w:val="single" w:sz="4" w:space="0" w:color="auto"/>
+                  <w:left w:val="single" w:sz="4" w:space="0" w:color="auto"/>
+                  <w:bottom w:val="single" w:sz="4" w:space="0" w:color="auto"/>
+                  <w:right w:val="single" w:sz="4" w:space="0" w:color="auto"/>
+                </w:tcBorders>
+              </w:tcPr>
+              <w:p>
+                <w:pPr>
+                  <w:tabs>
+                    <w:tab w:val="left" w:leader="dot" w:pos="10206"/>
+                  </w:tabs>
+                  <w:spacing w:before="100" w:after="100" w:line="240" w:lineRule="auto"/>
+                  <w:rPr>
+                    <w:rFonts w:ascii="Times New Roman" w:eastAsia="Times New Roman" w:hAnsi="Times New Roman"/>
+                    <w:color w:val="000000"/>
+                    <w:sz w:val="24"/>
+                    <w:szCs w:val="24"/>
+                    <w:lang w:val="pt-BR"/>
+                  </w:rPr>
+                </w:pPr>
+              </w:p>
+            </w:tc>
+          </w:tr>
+        </w:sdtContent>
+      </w:sdt>
     </w:tbl>
+    <w:p>
+      <w:pPr>
+        <w:tabs>
+          <w:tab w:val="left" w:leader="dot" w:pos="5812"/>
+          <w:tab w:val="left" w:leader="dot" w:pos="9072"/>
+        </w:tabs>
+        <w:spacing w:before="120" w:after="120" w:line="240" w:lineRule="auto"/>
+        <w:rPr>
+          <w:rFonts w:ascii="Times New Roman" w:eastAsia="Times New Roman" w:hAnsi="Times New Roman"/>
+          <w:color w:val="000000"/>
+          <w:lang w:val="vi-VN"/>
+        </w:rPr>
+      </w:pPr>
+      <w:r>
+        <w:rPr>
+          <w:rFonts w:ascii="Times New Roman" w:eastAsia="Times New Roman" w:hAnsi="Times New Roman"/>
+          <w:color w:val="000000"/>
+          <w:spacing w:val="-8"/>
+          <w:sz w:val="26"/>
+          <w:szCs w:val="26"/>
+          <w:lang w:val="vi-VN"/>
+        </w:rPr>
+        <w:t xml:space="preserve">9. </w:t>
+      </w:r>
+      <w:r>
+        <w:rPr>
+          <w:rFonts w:ascii="Times New Roman" w:eastAsia="Times New Roman" w:hAnsi="Times New Roman"/>
+          <w:color w:val="000000"/>
+          <w:spacing w:val="-8"/>
+          <w:sz w:val="24"/>
+          <w:szCs w:val="24"/>
+          <w:lang w:val="vi-VN"/>
+        </w:rPr>
+        <w:t>Số định danh cá nhân của chủ hộ</w:t>
+      </w:r>
+      <w:r>
+        <w:rPr>
+          <w:rFonts w:ascii="Times New Roman" w:eastAsia="Times New Roman" w:hAnsi="Times New Roman"/>
+          <w:color w:val="000000"/>
+          <w:lang w:val="vi-VN"/>
+        </w:rPr>
+        <w:t>:</w:t>
+      </w:r>
+    </w:p>
+    <w:p>
+      <w:pPr>
+        <w:tabs>
+          <w:tab w:val="left" w:leader="dot" w:pos="5812"/>
+          <w:tab w:val="left" w:leader="dot" w:pos="9072"/>
+        </w:tabs>
+        <w:spacing w:before="120" w:after="120" w:line="240" w:lineRule="auto"/>
+        <w:rPr>
+          <w:rFonts w:ascii="Times New Roman" w:eastAsia="Times New Roman" w:hAnsi="Times New Roman"/>
+          <w:color w:val="000000"/>
+        </w:rPr>
+      </w:pPr>
+    </w:p>
     <w:p>
       <w:pPr>
         <w:tabs>
@@ -1998,7 +2264,6 @@
         </w:rPr>
         <w:t xml:space="preserve"> </w:t>
       </w:r>
-      <w:proofErr w:type="spellStart"/>
       <w:r>
         <w:rPr>
           <w:rFonts w:ascii="Times New Roman" w:eastAsia="Times New Roman" w:hAnsi="Times New Roman"/>
@@ -2007,75 +2272,8 @@
           <w:szCs w:val="26"/>
           <w:lang w:val="vi-VN"/>
         </w:rPr>
-        <w:t>Đăng</w:t>
-      </w:r>
-      <w:proofErr w:type="spellEnd"/>
-      <w:r>
-        <w:rPr>
-          <w:rFonts w:ascii="Times New Roman" w:eastAsia="Times New Roman" w:hAnsi="Times New Roman"/>
-          <w:color w:val="000000"/>
-          <w:sz w:val="26"/>
-          <w:szCs w:val="26"/>
-          <w:lang w:val="vi-VN"/>
-        </w:rPr>
-        <w:t xml:space="preserve"> </w:t>
-      </w:r>
-      <w:proofErr w:type="spellStart"/>
-      <w:r>
-        <w:rPr>
-          <w:rFonts w:ascii="Times New Roman" w:eastAsia="Times New Roman" w:hAnsi="Times New Roman"/>
-          <w:color w:val="000000"/>
-          <w:sz w:val="26"/>
-          <w:szCs w:val="26"/>
-          <w:lang w:val="vi-VN"/>
-        </w:rPr>
-        <w:t>ký</w:t>
-      </w:r>
-      <w:proofErr w:type="spellEnd"/>
-      <w:r>
-        <w:rPr>
-          <w:rFonts w:ascii="Times New Roman" w:eastAsia="Times New Roman" w:hAnsi="Times New Roman"/>
-          <w:color w:val="000000"/>
-          <w:sz w:val="26"/>
-          <w:szCs w:val="26"/>
-          <w:lang w:val="vi-VN"/>
-        </w:rPr>
-        <w:t xml:space="preserve"> </w:t>
-      </w:r>
-      <w:proofErr w:type="spellStart"/>
-      <w:r>
-        <w:rPr>
-          <w:rFonts w:ascii="Times New Roman" w:eastAsia="Times New Roman" w:hAnsi="Times New Roman"/>
-          <w:color w:val="000000"/>
-          <w:sz w:val="26"/>
-          <w:szCs w:val="26"/>
-          <w:lang w:val="vi-VN"/>
-        </w:rPr>
-        <w:t>thường</w:t>
-      </w:r>
-      <w:proofErr w:type="spellEnd"/>
-      <w:r>
-        <w:rPr>
-          <w:rFonts w:ascii="Times New Roman" w:eastAsia="Times New Roman" w:hAnsi="Times New Roman"/>
-          <w:color w:val="000000"/>
-          <w:sz w:val="26"/>
-          <w:szCs w:val="26"/>
-          <w:lang w:val="vi-VN"/>
-        </w:rPr>
-        <w:t xml:space="preserve"> </w:t>
-      </w:r>
-      <w:proofErr w:type="spellStart"/>
-      <w:r>
-        <w:rPr>
-          <w:rFonts w:ascii="Times New Roman" w:eastAsia="Times New Roman" w:hAnsi="Times New Roman"/>
-          <w:color w:val="000000"/>
-          <w:sz w:val="26"/>
-          <w:szCs w:val="26"/>
-          <w:lang w:val="vi-VN"/>
-        </w:rPr>
-        <w:t>trú</w:t>
-      </w:r>
-      <w:proofErr w:type="spellEnd"/>
+        <w:t>Đăng ký thường trú</w:t>
+      </w:r>
     </w:p>
     <w:p>
       <w:pPr>
@@ -4852,6 +5050,7 @@
           <w:sz w:val="25"/>
           <w:szCs w:val="25"/>
         </w:rPr>
+        <w:lastRenderedPageBreak/>
         <w:t>C</w:t>
       </w:r>
       <w:r>
@@ -4886,7 +5085,6 @@
           <w:szCs w:val="25"/>
           <w:lang w:val="vi-VN"/>
         </w:rPr>
-        <w:lastRenderedPageBreak/>
         <w:t>(1) Cơ quan đăng ký cư trú.</w:t>
       </w:r>
     </w:p>
@@ -9348,7 +9546,7 @@
   <w:style w:type="paragraph" w:default="1" w:styleId="Normal">
     <w:name w:val="Normal"/>
     <w:qFormat/>
-    <w:rsid w:val="00F24146"/>
+    <w:rsid w:val="000576D9"/>
     <w:pPr>
       <w:spacing w:after="160" w:line="259" w:lineRule="auto"/>
     </w:pPr>
@@ -9360,6 +9558,7 @@
   <w:style w:type="character" w:default="1" w:styleId="DefaultParagraphFont">
     <w:name w:val="Default Paragraph Font"/>
     <w:uiPriority w:val="1"/>
+    <w:semiHidden/>
     <w:unhideWhenUsed/>
   </w:style>
   <w:style w:type="table" w:default="1" w:styleId="TableNormal">
@@ -9383,7 +9582,677 @@
     <w:semiHidden/>
     <w:unhideWhenUsed/>
   </w:style>
+  <w:style w:type="character" w:styleId="PlaceholderText">
+    <w:name w:val="Placeholder Text"/>
+    <w:basedOn w:val="DefaultParagraphFont"/>
+    <w:uiPriority w:val="99"/>
+    <w:semiHidden/>
+    <w:rsid w:val="000576D9"/>
+    <w:rPr>
+      <w:color w:val="666666"/>
+    </w:rPr>
+  </w:style>
+  <w:style w:type="table" w:styleId="TableGrid">
+    <w:name w:val="Table Grid"/>
+    <w:basedOn w:val="TableNormal"/>
+    <w:uiPriority w:val="39"/>
+    <w:rsid w:val="000576D9"/>
+    <w:tblPr>
+      <w:tblBorders>
+        <w:top w:val="single" w:sz="4" w:space="0" w:color="auto"/>
+        <w:left w:val="single" w:sz="4" w:space="0" w:color="auto"/>
+        <w:bottom w:val="single" w:sz="4" w:space="0" w:color="auto"/>
+        <w:right w:val="single" w:sz="4" w:space="0" w:color="auto"/>
+        <w:insideH w:val="single" w:sz="4" w:space="0" w:color="auto"/>
+        <w:insideV w:val="single" w:sz="4" w:space="0" w:color="auto"/>
+      </w:tblBorders>
+    </w:tblPr>
+  </w:style>
 </w:styles>
+</file>
+
+<file path=word/glossary/document.xml><?xml version="1.0" encoding="utf-8"?>
+<w:glossaryDocument xmlns:wpc="http://schemas.microsoft.com/office/word/2010/wordprocessingCanvas" xmlns:cx="http://schemas.microsoft.com/office/drawing/2014/chartex" xmlns:cx1="http://schemas.microsoft.com/office/drawing/2015/9/8/chartex" xmlns:cx2="http://schemas.microsoft.com/office/drawing/2015/10/21/chartex" xmlns:cx3="http://schemas.microsoft.com/office/drawing/2016/5/9/chartex" xmlns:cx4="http://schemas.microsoft.com/office/drawing/2016/5/10/chartex" xmlns:cx5="http://schemas.microsoft.com/office/drawing/2016/5/11/chartex" xmlns:cx6="http://schemas.microsoft.com/office/drawing/2016/5/12/chartex" xmlns:cx7="http://schemas.microsoft.com/office/drawing/2016/5/13/chartex" xmlns:cx8="http://schemas.microsoft.com/office/drawing/2016/5/14/chartex" xmlns:mc="http://schemas.openxmlformats.org/markup-compatibility/2006" xmlns:aink="http://schemas.microsoft.com/office/drawing/2016/ink" xmlns:am3d="http://schemas.microsoft.com/office/drawing/2017/model3d" xmlns:o="urn:schemas-microsoft-com:office:office" xmlns:oel="http://schemas.microsoft.com/office/2019/extlst" xmlns:r="http://schemas.openxmlformats.org/officeDocument/2006/relationships" xmlns:m="http://schemas.openxmlformats.org/officeDocument/2006/math" xmlns:v="urn:schemas-microsoft-com:vml" xmlns:wp14="http://schemas.microsoft.com/office/word/2010/wordprocessingDrawing" xmlns:wp="http://schemas.openxmlformats.org/drawingml/2006/wordprocessingDrawing" xmlns:w10="urn:schemas-microsoft-com:office:word" xmlns:w="http://schemas.openxmlformats.org/wordprocessingml/2006/main" xmlns:w14="http://schemas.microsoft.com/office/word/2010/wordml" xmlns:w15="http://schemas.microsoft.com/office/word/2012/wordml" xmlns:w16cex="http://schemas.microsoft.com/office/word/2018/wordml/cex" xmlns:w16cid="http://schemas.microsoft.com/office/word/2016/wordml/cid" xmlns:w16="http://schemas.microsoft.com/office/word/2018/wordml" xmlns:w16du="http://schemas.microsoft.com/office/word/2023/wordml/word16du" xmlns:w16sdtdh="http://schemas.microsoft.com/office/word/2020/wordml/sdtdatahash" xmlns:w16sdtfl="http://schemas.microsoft.com/office/word/2024/wordml/sdtformatlock" xmlns:w16se="http://schemas.microsoft.com/office/word/2015/wordml/symex" xmlns:wpg="http://schemas.microsoft.com/office/word/2010/wordprocessingGroup" xmlns:wpi="http://schemas.microsoft.com/office/word/2010/wordprocessingInk" xmlns:wne="http://schemas.microsoft.com/office/word/2006/wordml" xmlns:wps="http://schemas.microsoft.com/office/word/2010/wordprocessingShape" mc:Ignorable="w14 w15 w16se w16cid w16 w16cex w16sdtdh w16sdtfl w16du wp14">
+  <w:docParts>
+    <w:docPart>
+      <w:docPartPr>
+        <w:name w:val="69C72379540142E5B4B2E0A15C08DF03"/>
+        <w:category>
+          <w:name w:val="General"/>
+          <w:gallery w:val="placeholder"/>
+        </w:category>
+        <w:types>
+          <w:type w:val="bbPlcHdr"/>
+        </w:types>
+        <w:behaviors>
+          <w:behavior w:val="content"/>
+        </w:behaviors>
+        <w:guid w:val="{B944BA60-E9A2-4598-96D2-B3802A812682}"/>
+      </w:docPartPr>
+      <w:docPartBody>
+        <w:p>
+          <w:pPr>
+            <w:pStyle w:val="69C72379540142E5B4B2E0A15C08DF03"/>
+          </w:pPr>
+          <w:r>
+            <w:rPr>
+              <w:rStyle w:val="PlaceholderText"/>
+            </w:rPr>
+            <w:t>Click or tap here to enter text.</w:t>
+          </w:r>
+        </w:p>
+      </w:docPartBody>
+    </w:docPart>
+    <w:docPart>
+      <w:docPartPr>
+        <w:name w:val="C4464C7239DB436787CDA0A4E69DF63B"/>
+        <w:category>
+          <w:name w:val="General"/>
+          <w:gallery w:val="placeholder"/>
+        </w:category>
+        <w:types>
+          <w:type w:val="bbPlcHdr"/>
+        </w:types>
+        <w:behaviors>
+          <w:behavior w:val="content"/>
+        </w:behaviors>
+        <w:guid w:val="{B7F55070-EFEC-4291-8C64-1EEE324F730C}"/>
+      </w:docPartPr>
+      <w:docPartBody>
+        <w:p>
+          <w:pPr>
+            <w:pStyle w:val="C4464C7239DB436787CDA0A4E69DF63B"/>
+          </w:pPr>
+          <w:r>
+            <w:rPr>
+              <w:rStyle w:val="PlaceholderText"/>
+            </w:rPr>
+            <w:t>Click or tap here to enter text.</w:t>
+          </w:r>
+        </w:p>
+      </w:docPartBody>
+    </w:docPart>
+  </w:docParts>
+</w:glossaryDocument>
+</file>
+
+<file path=word/glossary/fontTable.xml><?xml version="1.0" encoding="utf-8"?>
+<w:fonts xmlns:mc="http://schemas.openxmlformats.org/markup-compatibility/2006" xmlns:r="http://schemas.openxmlformats.org/officeDocument/2006/relationships" xmlns:w="http://schemas.openxmlformats.org/wordprocessingml/2006/main" xmlns:w14="http://schemas.microsoft.com/office/word/2010/wordml" xmlns:w15="http://schemas.microsoft.com/office/word/2012/wordml" xmlns:w16cex="http://schemas.microsoft.com/office/word/2018/wordml/cex" xmlns:w16cid="http://schemas.microsoft.com/office/word/2016/wordml/cid" xmlns:w16="http://schemas.microsoft.com/office/word/2018/wordml" xmlns:w16du="http://schemas.microsoft.com/office/word/2023/wordml/word16du" xmlns:w16sdtdh="http://schemas.microsoft.com/office/word/2020/wordml/sdtdatahash" xmlns:w16sdtfl="http://schemas.microsoft.com/office/word/2024/wordml/sdtformatlock" xmlns:w16se="http://schemas.microsoft.com/office/word/2015/wordml/symex" mc:Ignorable="w14 w15 w16se w16cid w16 w16cex w16sdtdh w16sdtfl w16du">
+  <w:font w:name="Symbol">
+    <w:panose1 w:val="05050102010706020507"/>
+    <w:charset w:val="02"/>
+    <w:family w:val="roman"/>
+    <w:pitch w:val="variable"/>
+    <w:sig w:usb0="00000000" w:usb1="10000000" w:usb2="00000000" w:usb3="00000000" w:csb0="80000000" w:csb1="00000000"/>
+  </w:font>
+  <w:font w:name="Times New Roman">
+    <w:panose1 w:val="02020603050405020304"/>
+    <w:charset w:val="00"/>
+    <w:family w:val="roman"/>
+    <w:pitch w:val="variable"/>
+    <w:sig w:usb0="E0002EFF" w:usb1="C000785B" w:usb2="00000009" w:usb3="00000000" w:csb0="000001FF" w:csb1="00000000"/>
+  </w:font>
+  <w:font w:name="Courier New">
+    <w:panose1 w:val="02070309020205020404"/>
+    <w:charset w:val="00"/>
+    <w:family w:val="modern"/>
+    <w:pitch w:val="fixed"/>
+    <w:sig w:usb0="E0002EFF" w:usb1="C0007843" w:usb2="00000009" w:usb3="00000000" w:csb0="000001FF" w:csb1="00000000"/>
+  </w:font>
+  <w:font w:name="Wingdings">
+    <w:panose1 w:val="05000000000000000000"/>
+    <w:charset w:val="02"/>
+    <w:family w:val="auto"/>
+    <w:pitch w:val="variable"/>
+    <w:sig w:usb0="00000000" w:usb1="10000000" w:usb2="00000000" w:usb3="00000000" w:csb0="80000000" w:csb1="00000000"/>
+  </w:font>
+  <w:font w:name="Calibri">
+    <w:panose1 w:val="020F0502020204030204"/>
+    <w:charset w:val="00"/>
+    <w:family w:val="swiss"/>
+    <w:pitch w:val="variable"/>
+    <w:sig w:usb0="E4002EFF" w:usb1="C200247B" w:usb2="00000009" w:usb3="00000000" w:csb0="000001FF" w:csb1="00000000"/>
+  </w:font>
+  <w:font w:name="Segoe UI">
+    <w:panose1 w:val="020B0502040204020203"/>
+    <w:charset w:val="00"/>
+    <w:family w:val="swiss"/>
+    <w:pitch w:val="variable"/>
+    <w:sig w:usb0="E4002EFF" w:usb1="C000E47F" w:usb2="00000009" w:usb3="00000000" w:csb0="000001FF" w:csb1="00000000"/>
+  </w:font>
+  <w:font w:name="Times New Roman Bold">
+    <w:panose1 w:val="00000000000000000000"/>
+    <w:charset w:val="00"/>
+    <w:family w:val="roman"/>
+    <w:notTrueType/>
+    <w:pitch w:val="default"/>
+  </w:font>
+  <w:font w:name="Aptos Display">
+    <w:charset w:val="00"/>
+    <w:family w:val="swiss"/>
+    <w:pitch w:val="variable"/>
+    <w:sig w:usb0="20000287" w:usb1="00000003" w:usb2="00000000" w:usb3="00000000" w:csb0="0000019F" w:csb1="00000000"/>
+  </w:font>
+  <w:font w:name="Aptos">
+    <w:charset w:val="00"/>
+    <w:family w:val="swiss"/>
+    <w:pitch w:val="variable"/>
+    <w:sig w:usb0="20000287" w:usb1="00000003" w:usb2="00000000" w:usb3="00000000" w:csb0="0000019F" w:csb1="00000000"/>
+  </w:font>
+</w:fonts>
+</file>
+
+<file path=word/glossary/settings.xml><?xml version="1.0" encoding="utf-8"?>
+<w:settings xmlns:mc="http://schemas.openxmlformats.org/markup-compatibility/2006" xmlns:o="urn:schemas-microsoft-com:office:office" xmlns:r="http://schemas.openxmlformats.org/officeDocument/2006/relationships" xmlns:m="http://schemas.openxmlformats.org/officeDocument/2006/math" xmlns:v="urn:schemas-microsoft-com:vml" xmlns:w10="urn:schemas-microsoft-com:office:word" xmlns:w="http://schemas.openxmlformats.org/wordprocessingml/2006/main" xmlns:w14="http://schemas.microsoft.com/office/word/2010/wordml" xmlns:w15="http://schemas.microsoft.com/office/word/2012/wordml" xmlns:w16cex="http://schemas.microsoft.com/office/word/2018/wordml/cex" xmlns:w16cid="http://schemas.microsoft.com/office/word/2016/wordml/cid" xmlns:w16="http://schemas.microsoft.com/office/word/2018/wordml" xmlns:w16du="http://schemas.microsoft.com/office/word/2023/wordml/word16du" xmlns:w16sdtdh="http://schemas.microsoft.com/office/word/2020/wordml/sdtdatahash" xmlns:w16sdtfl="http://schemas.microsoft.com/office/word/2024/wordml/sdtformatlock" xmlns:w16se="http://schemas.microsoft.com/office/word/2015/wordml/symex" xmlns:sl="http://schemas.openxmlformats.org/schemaLibrary/2006/main" mc:Ignorable="w14 w15 w16se w16cid w16 w16cex w16sdtdh w16sdtfl w16du">
+  <w:view w:val="normal"/>
+  <w:defaultTabStop w:val="720"/>
+  <w:characterSpacingControl w:val="doNotCompress"/>
+  <w:compat>
+    <w:useFELayout/>
+    <w:compatSetting w:name="compatibilityMode" w:uri="http://schemas.microsoft.com/office/word" w:val="15"/>
+    <w:compatSetting w:name="overrideTableStyleFontSizeAndJustification" w:uri="http://schemas.microsoft.com/office/word" w:val="1"/>
+    <w:compatSetting w:name="enableOpenTypeFeatures" w:uri="http://schemas.microsoft.com/office/word" w:val="1"/>
+    <w:compatSetting w:name="doNotFlipMirrorIndents" w:uri="http://schemas.microsoft.com/office/word" w:val="1"/>
+    <w:compatSetting w:name="differentiateMultirowTableHeaders" w:uri="http://schemas.microsoft.com/office/word" w:val="1"/>
+    <w:compatSetting w:name="useWord2013TrackBottomHyphenation" w:uri="http://schemas.microsoft.com/office/word" w:val="0"/>
+  </w:compat>
+  <w:rsids>
+    <w:rsidRoot w:val="0030558B"/>
+    <w:rsid w:val="0007522F"/>
+    <w:rsid w:val="0030558B"/>
+    <w:rsid w:val="00E24F31"/>
+  </w:rsids>
+  <m:mathPr>
+    <m:mathFont m:val="Cambria Math"/>
+    <m:brkBin m:val="before"/>
+    <m:brkBinSub m:val="--"/>
+    <m:smallFrac m:val="0"/>
+    <m:dispDef/>
+    <m:lMargin m:val="0"/>
+    <m:rMargin m:val="0"/>
+    <m:defJc m:val="centerGroup"/>
+    <m:wrapIndent m:val="1440"/>
+    <m:intLim m:val="subSup"/>
+    <m:naryLim m:val="undOvr"/>
+  </m:mathPr>
+  <w:themeFontLang w:val="en-US"/>
+  <w:clrSchemeMapping w:bg1="light1" w:t1="dark1" w:bg2="light2" w:t2="dark2" w:accent1="accent1" w:accent2="accent2" w:accent3="accent3" w:accent4="accent4" w:accent5="accent5" w:accent6="accent6" w:hyperlink="hyperlink" w:followedHyperlink="followedHyperlink"/>
+  <w:decimalSymbol w:val="."/>
+  <w:listSeparator w:val=","/>
+  <w15:chartTrackingRefBased/>
+</w:settings>
+</file>
+
+<file path=word/glossary/styles.xml><?xml version="1.0" encoding="utf-8"?>
+<w:styles xmlns:mc="http://schemas.openxmlformats.org/markup-compatibility/2006" xmlns:r="http://schemas.openxmlformats.org/officeDocument/2006/relationships" xmlns:w="http://schemas.openxmlformats.org/wordprocessingml/2006/main" xmlns:w14="http://schemas.microsoft.com/office/word/2010/wordml" xmlns:w15="http://schemas.microsoft.com/office/word/2012/wordml" xmlns:w16cex="http://schemas.microsoft.com/office/word/2018/wordml/cex" xmlns:w16cid="http://schemas.microsoft.com/office/word/2016/wordml/cid" xmlns:w16="http://schemas.microsoft.com/office/word/2018/wordml" xmlns:w16du="http://schemas.microsoft.com/office/word/2023/wordml/word16du" xmlns:w16sdtdh="http://schemas.microsoft.com/office/word/2020/wordml/sdtdatahash" xmlns:w16sdtfl="http://schemas.microsoft.com/office/word/2024/wordml/sdtformatlock" xmlns:w16se="http://schemas.microsoft.com/office/word/2015/wordml/symex" mc:Ignorable="w14 w15 w16se w16cid w16 w16cex w16sdtdh w16sdtfl w16du">
+  <w:docDefaults>
+    <w:rPrDefault>
+      <w:rPr>
+        <w:rFonts w:asciiTheme="minorHAnsi" w:eastAsiaTheme="minorEastAsia" w:hAnsiTheme="minorHAnsi" w:cstheme="minorBidi"/>
+        <w:kern w:val="2"/>
+        <w:sz w:val="24"/>
+        <w:szCs w:val="24"/>
+        <w:lang w:val="en-US" w:eastAsia="en-US" w:bidi="ar-SA"/>
+        <w14:ligatures w14:val="standardContextual"/>
+      </w:rPr>
+    </w:rPrDefault>
+    <w:pPrDefault>
+      <w:pPr>
+        <w:spacing w:after="160" w:line="278" w:lineRule="auto"/>
+      </w:pPr>
+    </w:pPrDefault>
+  </w:docDefaults>
+  <w:latentStyles w:defLockedState="0" w:defUIPriority="99" w:defSemiHidden="0" w:defUnhideWhenUsed="0" w:defQFormat="0" w:count="376">
+    <w:lsdException w:name="Normal" w:uiPriority="0" w:qFormat="1"/>
+    <w:lsdException w:name="heading 1" w:uiPriority="9" w:qFormat="1"/>
+    <w:lsdException w:name="heading 2" w:semiHidden="1" w:uiPriority="9" w:unhideWhenUsed="1" w:qFormat="1"/>
+    <w:lsdException w:name="heading 3" w:semiHidden="1" w:uiPriority="9" w:unhideWhenUsed="1" w:qFormat="1"/>
+    <w:lsdException w:name="heading 4" w:semiHidden="1" w:uiPriority="9" w:unhideWhenUsed="1" w:qFormat="1"/>
+    <w:lsdException w:name="heading 5" w:semiHidden="1" w:uiPriority="9" w:unhideWhenUsed="1" w:qFormat="1"/>
+    <w:lsdException w:name="heading 6" w:semiHidden="1" w:uiPriority="9" w:unhideWhenUsed="1" w:qFormat="1"/>
+    <w:lsdException w:name="heading 7" w:semiHidden="1" w:uiPriority="9" w:unhideWhenUsed="1" w:qFormat="1"/>
+    <w:lsdException w:name="heading 8" w:semiHidden="1" w:uiPriority="9" w:unhideWhenUsed="1" w:qFormat="1"/>
+    <w:lsdException w:name="heading 9" w:semiHidden="1" w:uiPriority="9" w:unhideWhenUsed="1" w:qFormat="1"/>
+    <w:lsdException w:name="index 1" w:semiHidden="1" w:unhideWhenUsed="1"/>
+    <w:lsdException w:name="index 2" w:semiHidden="1" w:unhideWhenUsed="1"/>
+    <w:lsdException w:name="index 3" w:semiHidden="1" w:unhideWhenUsed="1"/>
+    <w:lsdException w:name="index 4" w:semiHidden="1" w:unhideWhenUsed="1"/>
+    <w:lsdException w:name="index 5" w:semiHidden="1" w:unhideWhenUsed="1"/>
+    <w:lsdException w:name="index 6" w:semiHidden="1" w:unhideWhenUsed="1"/>
+    <w:lsdException w:name="index 7" w:semiHidden="1" w:unhideWhenUsed="1"/>
+    <w:lsdException w:name="index 8" w:semiHidden="1" w:unhideWhenUsed="1"/>
+    <w:lsdException w:name="index 9" w:semiHidden="1" w:unhideWhenUsed="1"/>
+    <w:lsdException w:name="toc 1" w:semiHidden="1" w:uiPriority="39" w:unhideWhenUsed="1"/>
+    <w:lsdException w:name="toc 2" w:semiHidden="1" w:uiPriority="39" w:unhideWhenUsed="1"/>
+    <w:lsdException w:name="toc 3" w:semiHidden="1" w:uiPriority="39" w:unhideWhenUsed="1"/>
+    <w:lsdException w:name="toc 4" w:semiHidden="1" w:uiPriority="39" w:unhideWhenUsed="1"/>
+    <w:lsdException w:name="toc 5" w:semiHidden="1" w:uiPriority="39" w:unhideWhenUsed="1"/>
+    <w:lsdException w:name="toc 6" w:semiHidden="1" w:uiPriority="39" w:unhideWhenUsed="1"/>
+    <w:lsdException w:name="toc 7" w:semiHidden="1" w:uiPriority="39" w:unhideWhenUsed="1"/>
+    <w:lsdException w:name="toc 8" w:semiHidden="1" w:uiPriority="39" w:unhideWhenUsed="1"/>
+    <w:lsdException w:name="toc 9" w:semiHidden="1" w:uiPriority="39" w:unhideWhenUsed="1"/>
+    <w:lsdException w:name="Normal Indent" w:semiHidden="1" w:unhideWhenUsed="1"/>
+    <w:lsdException w:name="footnote text" w:semiHidden="1" w:unhideWhenUsed="1"/>
+    <w:lsdException w:name="annotation text" w:semiHidden="1" w:unhideWhenUsed="1"/>
+    <w:lsdException w:name="header" w:semiHidden="1" w:unhideWhenUsed="1"/>
+    <w:lsdException w:name="footer" w:semiHidden="1" w:unhideWhenUsed="1"/>
+    <w:lsdException w:name="index heading" w:semiHidden="1" w:unhideWhenUsed="1"/>
+    <w:lsdException w:name="caption" w:semiHidden="1" w:uiPriority="35" w:unhideWhenUsed="1" w:qFormat="1"/>
+    <w:lsdException w:name="table of figures" w:semiHidden="1" w:unhideWhenUsed="1"/>
+    <w:lsdException w:name="envelope address" w:semiHidden="1" w:unhideWhenUsed="1"/>
+    <w:lsdException w:name="envelope return" w:semiHidden="1" w:unhideWhenUsed="1"/>
+    <w:lsdException w:name="footnote reference" w:semiHidden="1" w:unhideWhenUsed="1"/>
+    <w:lsdException w:name="annotation reference" w:semiHidden="1" w:unhideWhenUsed="1"/>
+    <w:lsdException w:name="line number" w:semiHidden="1" w:unhideWhenUsed="1"/>
+    <w:lsdException w:name="page number" w:semiHidden="1" w:unhideWhenUsed="1"/>
+    <w:lsdException w:name="endnote reference" w:semiHidden="1" w:unhideWhenUsed="1"/>
+    <w:lsdException w:name="endnote text" w:semiHidden="1" w:unhideWhenUsed="1"/>
+    <w:lsdException w:name="table of authorities" w:semiHidden="1" w:unhideWhenUsed="1"/>
+    <w:lsdException w:name="macro" w:semiHidden="1" w:unhideWhenUsed="1"/>
+    <w:lsdException w:name="toa heading" w:semiHidden="1" w:unhideWhenUsed="1"/>
+    <w:lsdException w:name="List" w:semiHidden="1" w:unhideWhenUsed="1"/>
+    <w:lsdException w:name="List Bullet" w:semiHidden="1" w:unhideWhenUsed="1"/>
+    <w:lsdException w:name="List Number" w:semiHidden="1" w:unhideWhenUsed="1"/>
+    <w:lsdException w:name="List 2" w:semiHidden="1" w:unhideWhenUsed="1"/>
+    <w:lsdException w:name="List 3" w:semiHidden="1" w:unhideWhenUsed="1"/>
+    <w:lsdException w:name="List 4" w:semiHidden="1" w:unhideWhenUsed="1"/>
+    <w:lsdException w:name="List 5" w:semiHidden="1" w:unhideWhenUsed="1"/>
+    <w:lsdException w:name="List Bullet 2" w:semiHidden="1" w:unhideWhenUsed="1"/>
+    <w:lsdException w:name="List Bullet 3" w:semiHidden="1" w:unhideWhenUsed="1"/>
+    <w:lsdException w:name="List Bullet 4" w:semiHidden="1" w:unhideWhenUsed="1"/>
+    <w:lsdException w:name="List Bullet 5" w:semiHidden="1" w:unhideWhenUsed="1"/>
+    <w:lsdException w:name="List Number 2" w:semiHidden="1" w:unhideWhenUsed="1"/>
+    <w:lsdException w:name="List Number 3" w:semiHidden="1" w:unhideWhenUsed="1"/>
+    <w:lsdException w:name="List Number 4" w:semiHidden="1" w:unhideWhenUsed="1"/>
+    <w:lsdException w:name="List Number 5" w:semiHidden="1" w:unhideWhenUsed="1"/>
+    <w:lsdException w:name="Title" w:uiPriority="10" w:qFormat="1"/>
+    <w:lsdException w:name="Closing" w:semiHidden="1" w:unhideWhenUsed="1"/>
+    <w:lsdException w:name="Signature" w:semiHidden="1" w:unhideWhenUsed="1"/>
+    <w:lsdException w:name="Default Paragraph Font" w:semiHidden="1" w:uiPriority="1" w:unhideWhenUsed="1"/>
+    <w:lsdException w:name="Body Text" w:semiHidden="1" w:unhideWhenUsed="1"/>
+    <w:lsdException w:name="Body Text Indent" w:semiHidden="1" w:unhideWhenUsed="1"/>
+    <w:lsdException w:name="List Continue" w:semiHidden="1" w:unhideWhenUsed="1"/>
+    <w:lsdException w:name="List Continue 2" w:semiHidden="1" w:unhideWhenUsed="1"/>
+    <w:lsdException w:name="List Continue 3" w:semiHidden="1" w:unhideWhenUsed="1"/>
+    <w:lsdException w:name="List Continue 4" w:semiHidden="1" w:unhideWhenUsed="1"/>
+    <w:lsdException w:name="List Continue 5" w:semiHidden="1" w:unhideWhenUsed="1"/>
+    <w:lsdException w:name="Message Header" w:semiHidden="1" w:unhideWhenUsed="1"/>
+    <w:lsdException w:name="Subtitle" w:uiPriority="11" w:qFormat="1"/>
+    <w:lsdException w:name="Salutation" w:semiHidden="1" w:unhideWhenUsed="1"/>
+    <w:lsdException w:name="Date" w:semiHidden="1" w:unhideWhenUsed="1"/>
+    <w:lsdException w:name="Body Text First Indent" w:semiHidden="1" w:unhideWhenUsed="1"/>
+    <w:lsdException w:name="Body Text First Indent 2" w:semiHidden="1" w:unhideWhenUsed="1"/>
+    <w:lsdException w:name="Note Heading" w:semiHidden="1" w:unhideWhenUsed="1"/>
+    <w:lsdException w:name="Body Text 2" w:semiHidden="1" w:unhideWhenUsed="1"/>
+    <w:lsdException w:name="Body Text 3" w:semiHidden="1" w:unhideWhenUsed="1"/>
+    <w:lsdException w:name="Body Text Indent 2" w:semiHidden="1" w:unhideWhenUsed="1"/>
+    <w:lsdException w:name="Body Text Indent 3" w:semiHidden="1" w:unhideWhenUsed="1"/>
+    <w:lsdException w:name="Block Text" w:semiHidden="1" w:unhideWhenUsed="1"/>
+    <w:lsdException w:name="Hyperlink" w:semiHidden="1" w:unhideWhenUsed="1"/>
+    <w:lsdException w:name="FollowedHyperlink" w:semiHidden="1" w:unhideWhenUsed="1"/>
+    <w:lsdException w:name="Strong" w:uiPriority="22" w:qFormat="1"/>
+    <w:lsdException w:name="Emphasis" w:uiPriority="20" w:qFormat="1"/>
+    <w:lsdException w:name="Document Map" w:semiHidden="1" w:unhideWhenUsed="1"/>
+    <w:lsdException w:name="Plain Text" w:semiHidden="1" w:unhideWhenUsed="1"/>
+    <w:lsdException w:name="E-mail Signature" w:semiHidden="1" w:unhideWhenUsed="1"/>
+    <w:lsdException w:name="HTML Top of Form" w:semiHidden="1" w:unhideWhenUsed="1"/>
+    <w:lsdException w:name="HTML Bottom of Form" w:semiHidden="1" w:unhideWhenUsed="1"/>
+    <w:lsdException w:name="Normal (Web)" w:semiHidden="1" w:unhideWhenUsed="1"/>
+    <w:lsdException w:name="HTML Acronym" w:semiHidden="1" w:unhideWhenUsed="1"/>
+    <w:lsdException w:name="HTML Address" w:semiHidden="1" w:unhideWhenUsed="1"/>
+    <w:lsdException w:name="HTML Cite" w:semiHidden="1" w:unhideWhenUsed="1"/>
+    <w:lsdException w:name="HTML Code" w:semiHidden="1" w:unhideWhenUsed="1"/>
+    <w:lsdException w:name="HTML Definition" w:semiHidden="1" w:unhideWhenUsed="1"/>
+    <w:lsdException w:name="HTML Keyboard" w:semiHidden="1" w:unhideWhenUsed="1"/>
+    <w:lsdException w:name="HTML Preformatted" w:semiHidden="1" w:unhideWhenUsed="1"/>
+    <w:lsdException w:name="HTML Sample" w:semiHidden="1" w:unhideWhenUsed="1"/>
+    <w:lsdException w:name="HTML Typewriter" w:semiHidden="1" w:unhideWhenUsed="1"/>
+    <w:lsdException w:name="HTML Variable" w:semiHidden="1" w:unhideWhenUsed="1"/>
+    <w:lsdException w:name="Normal Table" w:semiHidden="1" w:unhideWhenUsed="1"/>
+    <w:lsdException w:name="annotation subject" w:semiHidden="1" w:unhideWhenUsed="1"/>
+    <w:lsdException w:name="No List" w:semiHidden="1" w:unhideWhenUsed="1"/>
+    <w:lsdException w:name="Outline List 1" w:semiHidden="1" w:unhideWhenUsed="1"/>
+    <w:lsdException w:name="Outline List 2" w:semiHidden="1" w:unhideWhenUsed="1"/>
+    <w:lsdException w:name="Outline List 3" w:semiHidden="1" w:unhideWhenUsed="1"/>
+    <w:lsdException w:name="Table Simple 1" w:semiHidden="1" w:unhideWhenUsed="1"/>
+    <w:lsdException w:name="Table Simple 2" w:semiHidden="1" w:unhideWhenUsed="1"/>
+    <w:lsdException w:name="Table Simple 3" w:semiHidden="1" w:unhideWhenUsed="1"/>
+    <w:lsdException w:name="Table Classic 1" w:semiHidden="1" w:unhideWhenUsed="1"/>
+    <w:lsdException w:name="Table Classic 2" w:semiHidden="1" w:unhideWhenUsed="1"/>
+    <w:lsdException w:name="Table Classic 3" w:semiHidden="1" w:unhideWhenUsed="1"/>
+    <w:lsdException w:name="Table Classic 4" w:semiHidden="1" w:unhideWhenUsed="1"/>
+    <w:lsdException w:name="Table Colorful 1" w:semiHidden="1" w:unhideWhenUsed="1"/>
+    <w:lsdException w:name="Table Colorful 2" w:semiHidden="1" w:unhideWhenUsed="1"/>
+    <w:lsdException w:name="Table Colorful 3" w:semiHidden="1" w:unhideWhenUsed="1"/>
+    <w:lsdException w:name="Table Columns 1" w:semiHidden="1" w:unhideWhenUsed="1"/>
+    <w:lsdException w:name="Table Columns 2" w:semiHidden="1" w:unhideWhenUsed="1"/>
+    <w:lsdException w:name="Table Columns 3" w:semiHidden="1" w:unhideWhenUsed="1"/>
+    <w:lsdException w:name="Table Columns 4" w:semiHidden="1" w:unhideWhenUsed="1"/>
+    <w:lsdException w:name="Table Columns 5" w:semiHidden="1" w:unhideWhenUsed="1"/>
+    <w:lsdException w:name="Table Grid 1" w:semiHidden="1" w:unhideWhenUsed="1"/>
+    <w:lsdException w:name="Table Grid 2" w:semiHidden="1" w:unhideWhenUsed="1"/>
+    <w:lsdException w:name="Table Grid 3" w:semiHidden="1" w:unhideWhenUsed="1"/>
+    <w:lsdException w:name="Table Grid 4" w:semiHidden="1" w:unhideWhenUsed="1"/>
+    <w:lsdException w:name="Table Grid 5" w:semiHidden="1" w:unhideWhenUsed="1"/>
+    <w:lsdException w:name="Table Grid 6" w:semiHidden="1" w:unhideWhenUsed="1"/>
+    <w:lsdException w:name="Table Grid 7" w:semiHidden="1" w:unhideWhenUsed="1"/>
+    <w:lsdException w:name="Table Grid 8" w:semiHidden="1" w:unhideWhenUsed="1"/>
+    <w:lsdException w:name="Table List 1" w:semiHidden="1" w:unhideWhenUsed="1"/>
+    <w:lsdException w:name="Table List 2" w:semiHidden="1" w:unhideWhenUsed="1"/>
+    <w:lsdException w:name="Table List 3" w:semiHidden="1" w:unhideWhenUsed="1"/>
+    <w:lsdException w:name="Table List 4" w:semiHidden="1" w:unhideWhenUsed="1"/>
+    <w:lsdException w:name="Table List 5" w:semiHidden="1" w:unhideWhenUsed="1"/>
+    <w:lsdException w:name="Table List 6" w:semiHidden="1" w:unhideWhenUsed="1"/>
+    <w:lsdException w:name="Table List 7" w:semiHidden="1" w:unhideWhenUsed="1"/>
+    <w:lsdException w:name="Table List 8" w:semiHidden="1" w:unhideWhenUsed="1"/>
+    <w:lsdException w:name="Table 3D effects 1" w:semiHidden="1" w:unhideWhenUsed="1"/>
+    <w:lsdException w:name="Table 3D effects 2" w:semiHidden="1" w:unhideWhenUsed="1"/>
+    <w:lsdException w:name="Table 3D effects 3" w:semiHidden="1" w:unhideWhenUsed="1"/>
+    <w:lsdException w:name="Table Contemporary" w:semiHidden="1" w:unhideWhenUsed="1"/>
+    <w:lsdException w:name="Table Elegant" w:semiHidden="1" w:unhideWhenUsed="1"/>
+    <w:lsdException w:name="Table Professional" w:semiHidden="1" w:unhideWhenUsed="1"/>
+    <w:lsdException w:name="Table Subtle 1" w:semiHidden="1" w:unhideWhenUsed="1"/>
+    <w:lsdException w:name="Table Subtle 2" w:semiHidden="1" w:unhideWhenUsed="1"/>
+    <w:lsdException w:name="Table Web 1" w:semiHidden="1" w:unhideWhenUsed="1"/>
+    <w:lsdException w:name="Table Web 2" w:semiHidden="1" w:unhideWhenUsed="1"/>
+    <w:lsdException w:name="Table Web 3" w:semiHidden="1" w:unhideWhenUsed="1"/>
+    <w:lsdException w:name="Balloon Text" w:semiHidden="1" w:unhideWhenUsed="1"/>
+    <w:lsdException w:name="Table Grid" w:uiPriority="39"/>
+    <w:lsdException w:name="Table Theme" w:semiHidden="1" w:unhideWhenUsed="1"/>
+    <w:lsdException w:name="Placeholder Text" w:semiHidden="1"/>
+    <w:lsdException w:name="No Spacing" w:uiPriority="1" w:qFormat="1"/>
+    <w:lsdException w:name="Light Shading" w:uiPriority="60"/>
+    <w:lsdException w:name="Light List" w:uiPriority="61"/>
+    <w:lsdException w:name="Light Grid" w:uiPriority="62"/>
+    <w:lsdException w:name="Medium Shading 1" w:uiPriority="63"/>
+    <w:lsdException w:name="Medium Shading 2" w:uiPriority="64"/>
+    <w:lsdException w:name="Medium List 1" w:uiPriority="65"/>
+    <w:lsdException w:name="Medium List 2" w:uiPriority="66"/>
+    <w:lsdException w:name="Medium Grid 1" w:uiPriority="67"/>
+    <w:lsdException w:name="Medium Grid 2" w:uiPriority="68"/>
+    <w:lsdException w:name="Medium Grid 3" w:uiPriority="69"/>
+    <w:lsdException w:name="Dark List" w:uiPriority="70"/>
+    <w:lsdException w:name="Colorful Shading" w:uiPriority="71"/>
+    <w:lsdException w:name="Colorful List" w:uiPriority="72"/>
+    <w:lsdException w:name="Colorful Grid" w:uiPriority="73"/>
+    <w:lsdException w:name="Light Shading Accent 1" w:uiPriority="60"/>
+    <w:lsdException w:name="Light List Accent 1" w:uiPriority="61"/>
+    <w:lsdException w:name="Light Grid Accent 1" w:uiPriority="62"/>
+    <w:lsdException w:name="Medium Shading 1 Accent 1" w:uiPriority="63"/>
+    <w:lsdException w:name="Medium Shading 2 Accent 1" w:uiPriority="64"/>
+    <w:lsdException w:name="Medium List 1 Accent 1" w:uiPriority="65"/>
+    <w:lsdException w:name="Revision" w:semiHidden="1"/>
+    <w:lsdException w:name="List Paragraph" w:uiPriority="34" w:qFormat="1"/>
+    <w:lsdException w:name="Quote" w:uiPriority="29" w:qFormat="1"/>
+    <w:lsdException w:name="Intense Quote" w:uiPriority="30" w:qFormat="1"/>
+    <w:lsdException w:name="Medium List 2 Accent 1" w:uiPriority="66"/>
+    <w:lsdException w:name="Medium Grid 1 Accent 1" w:uiPriority="67"/>
+    <w:lsdException w:name="Medium Grid 2 Accent 1" w:uiPriority="68"/>
+    <w:lsdException w:name="Medium Grid 3 Accent 1" w:uiPriority="69"/>
+    <w:lsdException w:name="Dark List Accent 1" w:uiPriority="70"/>
+    <w:lsdException w:name="Colorful Shading Accent 1" w:uiPriority="71"/>
+    <w:lsdException w:name="Colorful List Accent 1" w:uiPriority="72"/>
+    <w:lsdException w:name="Colorful Grid Accent 1" w:uiPriority="73"/>
+    <w:lsdException w:name="Light Shading Accent 2" w:uiPriority="60"/>
+    <w:lsdException w:name="Light List Accent 2" w:uiPriority="61"/>
+    <w:lsdException w:name="Light Grid Accent 2" w:uiPriority="62"/>
+    <w:lsdException w:name="Medium Shading 1 Accent 2" w:uiPriority="63"/>
+    <w:lsdException w:name="Medium Shading 2 Accent 2" w:uiPriority="64"/>
+    <w:lsdException w:name="Medium List 1 Accent 2" w:uiPriority="65"/>
+    <w:lsdException w:name="Medium List 2 Accent 2" w:uiPriority="66"/>
+    <w:lsdException w:name="Medium Grid 1 Accent 2" w:uiPriority="67"/>
+    <w:lsdException w:name="Medium Grid 2 Accent 2" w:uiPriority="68"/>
+    <w:lsdException w:name="Medium Grid 3 Accent 2" w:uiPriority="69"/>
+    <w:lsdException w:name="Dark List Accent 2" w:uiPriority="70"/>
+    <w:lsdException w:name="Colorful Shading Accent 2" w:uiPriority="71"/>
+    <w:lsdException w:name="Colorful List Accent 2" w:uiPriority="72"/>
+    <w:lsdException w:name="Colorful Grid Accent 2" w:uiPriority="73"/>
+    <w:lsdException w:name="Light Shading Accent 3" w:uiPriority="60"/>
+    <w:lsdException w:name="Light List Accent 3" w:uiPriority="61"/>
+    <w:lsdException w:name="Light Grid Accent 3" w:uiPriority="62"/>
+    <w:lsdException w:name="Medium Shading 1 Accent 3" w:uiPriority="63"/>
+    <w:lsdException w:name="Medium Shading 2 Accent 3" w:uiPriority="64"/>
+    <w:lsdException w:name="Medium List 1 Accent 3" w:uiPriority="65"/>
+    <w:lsdException w:name="Medium List 2 Accent 3" w:uiPriority="66"/>
+    <w:lsdException w:name="Medium Grid 1 Accent 3" w:uiPriority="67"/>
+    <w:lsdException w:name="Medium Grid 2 Accent 3" w:uiPriority="68"/>
+    <w:lsdException w:name="Medium Grid 3 Accent 3" w:uiPriority="69"/>
+    <w:lsdException w:name="Dark List Accent 3" w:uiPriority="70"/>
+    <w:lsdException w:name="Colorful Shading Accent 3" w:uiPriority="71"/>
+    <w:lsdException w:name="Colorful List Accent 3" w:uiPriority="72"/>
+    <w:lsdException w:name="Colorful Grid Accent 3" w:uiPriority="73"/>
+    <w:lsdException w:name="Light Shading Accent 4" w:uiPriority="60"/>
+    <w:lsdException w:name="Light List Accent 4" w:uiPriority="61"/>
+    <w:lsdException w:name="Light Grid Accent 4" w:uiPriority="62"/>
+    <w:lsdException w:name="Medium Shading 1 Accent 4" w:uiPriority="63"/>
+    <w:lsdException w:name="Medium Shading 2 Accent 4" w:uiPriority="64"/>
+    <w:lsdException w:name="Medium List 1 Accent 4" w:uiPriority="65"/>
+    <w:lsdException w:name="Medium List 2 Accent 4" w:uiPriority="66"/>
+    <w:lsdException w:name="Medium Grid 1 Accent 4" w:uiPriority="67"/>
+    <w:lsdException w:name="Medium Grid 2 Accent 4" w:uiPriority="68"/>
+    <w:lsdException w:name="Medium Grid 3 Accent 4" w:uiPriority="69"/>
+    <w:lsdException w:name="Dark List Accent 4" w:uiPriority="70"/>
+    <w:lsdException w:name="Colorful Shading Accent 4" w:uiPriority="71"/>
+    <w:lsdException w:name="Colorful List Accent 4" w:uiPriority="72"/>
+    <w:lsdException w:name="Colorful Grid Accent 4" w:uiPriority="73"/>
+    <w:lsdException w:name="Light Shading Accent 5" w:uiPriority="60"/>
+    <w:lsdException w:name="Light List Accent 5" w:uiPriority="61"/>
+    <w:lsdException w:name="Light Grid Accent 5" w:uiPriority="62"/>
+    <w:lsdException w:name="Medium Shading 1 Accent 5" w:uiPriority="63"/>
+    <w:lsdException w:name="Medium Shading 2 Accent 5" w:uiPriority="64"/>
+    <w:lsdException w:name="Medium List 1 Accent 5" w:uiPriority="65"/>
+    <w:lsdException w:name="Medium List 2 Accent 5" w:uiPriority="66"/>
+    <w:lsdException w:name="Medium Grid 1 Accent 5" w:uiPriority="67"/>
+    <w:lsdException w:name="Medium Grid 2 Accent 5" w:uiPriority="68"/>
+    <w:lsdException w:name="Medium Grid 3 Accent 5" w:uiPriority="69"/>
+    <w:lsdException w:name="Dark List Accent 5" w:uiPriority="70"/>
+    <w:lsdException w:name="Colorful Shading Accent 5" w:uiPriority="71"/>
+    <w:lsdException w:name="Colorful List Accent 5" w:uiPriority="72"/>
+    <w:lsdException w:name="Colorful Grid Accent 5" w:uiPriority="73"/>
+    <w:lsdException w:name="Light Shading Accent 6" w:uiPriority="60"/>
+    <w:lsdException w:name="Light List Accent 6" w:uiPriority="61"/>
+    <w:lsdException w:name="Light Grid Accent 6" w:uiPriority="62"/>
+    <w:lsdException w:name="Medium Shading 1 Accent 6" w:uiPriority="63"/>
+    <w:lsdException w:name="Medium Shading 2 Accent 6" w:uiPriority="64"/>
+    <w:lsdException w:name="Medium List 1 Accent 6" w:uiPriority="65"/>
+    <w:lsdException w:name="Medium List 2 Accent 6" w:uiPriority="66"/>
+    <w:lsdException w:name="Medium Grid 1 Accent 6" w:uiPriority="67"/>
+    <w:lsdException w:name="Medium Grid 2 Accent 6" w:uiPriority="68"/>
+    <w:lsdException w:name="Medium Grid 3 Accent 6" w:uiPriority="69"/>
+    <w:lsdException w:name="Dark List Accent 6" w:uiPriority="70"/>
+    <w:lsdException w:name="Colorful Shading Accent 6" w:uiPriority="71"/>
+    <w:lsdException w:name="Colorful List Accent 6" w:uiPriority="72"/>
+    <w:lsdException w:name="Colorful Grid Accent 6" w:uiPriority="73"/>
+    <w:lsdException w:name="Subtle Emphasis" w:uiPriority="19" w:qFormat="1"/>
+    <w:lsdException w:name="Intense Emphasis" w:uiPriority="21" w:qFormat="1"/>
+    <w:lsdException w:name="Subtle Reference" w:uiPriority="31" w:qFormat="1"/>
+    <w:lsdException w:name="Intense Reference" w:uiPriority="32" w:qFormat="1"/>
+    <w:lsdException w:name="Book Title" w:uiPriority="33" w:qFormat="1"/>
+    <w:lsdException w:name="Bibliography" w:semiHidden="1" w:uiPriority="37" w:unhideWhenUsed="1"/>
+    <w:lsdException w:name="TOC Heading" w:semiHidden="1" w:uiPriority="39" w:unhideWhenUsed="1" w:qFormat="1"/>
+    <w:lsdException w:name="Plain Table 1" w:uiPriority="41"/>
+    <w:lsdException w:name="Plain Table 2" w:uiPriority="42"/>
+    <w:lsdException w:name="Plain Table 3" w:uiPriority="43"/>
+    <w:lsdException w:name="Plain Table 4" w:uiPriority="44"/>
+    <w:lsdException w:name="Plain Table 5" w:uiPriority="45"/>
+    <w:lsdException w:name="Grid Table Light" w:uiPriority="40"/>
+    <w:lsdException w:name="Grid Table 1 Light" w:uiPriority="46"/>
+    <w:lsdException w:name="Grid Table 2" w:uiPriority="47"/>
+    <w:lsdException w:name="Grid Table 3" w:uiPriority="48"/>
+    <w:lsdException w:name="Grid Table 4" w:uiPriority="49"/>
+    <w:lsdException w:name="Grid Table 5 Dark" w:uiPriority="50"/>
+    <w:lsdException w:name="Grid Table 6 Colorful" w:uiPriority="51"/>
+    <w:lsdException w:name="Grid Table 7 Colorful" w:uiPriority="52"/>
+    <w:lsdException w:name="Grid Table 1 Light Accent 1" w:uiPriority="46"/>
+    <w:lsdException w:name="Grid Table 2 Accent 1" w:uiPriority="47"/>
+    <w:lsdException w:name="Grid Table 3 Accent 1" w:uiPriority="48"/>
+    <w:lsdException w:name="Grid Table 4 Accent 1" w:uiPriority="49"/>
+    <w:lsdException w:name="Grid Table 5 Dark Accent 1" w:uiPriority="50"/>
+    <w:lsdException w:name="Grid Table 6 Colorful Accent 1" w:uiPriority="51"/>
+    <w:lsdException w:name="Grid Table 7 Colorful Accent 1" w:uiPriority="52"/>
+    <w:lsdException w:name="Grid Table 1 Light Accent 2" w:uiPriority="46"/>
+    <w:lsdException w:name="Grid Table 2 Accent 2" w:uiPriority="47"/>
+    <w:lsdException w:name="Grid Table 3 Accent 2" w:uiPriority="48"/>
+    <w:lsdException w:name="Grid Table 4 Accent 2" w:uiPriority="49"/>
+    <w:lsdException w:name="Grid Table 5 Dark Accent 2" w:uiPriority="50"/>
+    <w:lsdException w:name="Grid Table 6 Colorful Accent 2" w:uiPriority="51"/>
+    <w:lsdException w:name="Grid Table 7 Colorful Accent 2" w:uiPriority="52"/>
+    <w:lsdException w:name="Grid Table 1 Light Accent 3" w:uiPriority="46"/>
+    <w:lsdException w:name="Grid Table 2 Accent 3" w:uiPriority="47"/>
+    <w:lsdException w:name="Grid Table 3 Accent 3" w:uiPriority="48"/>
+    <w:lsdException w:name="Grid Table 4 Accent 3" w:uiPriority="49"/>
+    <w:lsdException w:name="Grid Table 5 Dark Accent 3" w:uiPriority="50"/>
+    <w:lsdException w:name="Grid Table 6 Colorful Accent 3" w:uiPriority="51"/>
+    <w:lsdException w:name="Grid Table 7 Colorful Accent 3" w:uiPriority="52"/>
+    <w:lsdException w:name="Grid Table 1 Light Accent 4" w:uiPriority="46"/>
+    <w:lsdException w:name="Grid Table 2 Accent 4" w:uiPriority="47"/>
+    <w:lsdException w:name="Grid Table 3 Accent 4" w:uiPriority="48"/>
+    <w:lsdException w:name="Grid Table 4 Accent 4" w:uiPriority="49"/>
+    <w:lsdException w:name="Grid Table 5 Dark Accent 4" w:uiPriority="50"/>
+    <w:lsdException w:name="Grid Table 6 Colorful Accent 4" w:uiPriority="51"/>
+    <w:lsdException w:name="Grid Table 7 Colorful Accent 4" w:uiPriority="52"/>
+    <w:lsdException w:name="Grid Table 1 Light Accent 5" w:uiPriority="46"/>
+    <w:lsdException w:name="Grid Table 2 Accent 5" w:uiPriority="47"/>
+    <w:lsdException w:name="Grid Table 3 Accent 5" w:uiPriority="48"/>
+    <w:lsdException w:name="Grid Table 4 Accent 5" w:uiPriority="49"/>
+    <w:lsdException w:name="Grid Table 5 Dark Accent 5" w:uiPriority="50"/>
+    <w:lsdException w:name="Grid Table 6 Colorful Accent 5" w:uiPriority="51"/>
+    <w:lsdException w:name="Grid Table 7 Colorful Accent 5" w:uiPriority="52"/>
+    <w:lsdException w:name="Grid Table 1 Light Accent 6" w:uiPriority="46"/>
+    <w:lsdException w:name="Grid Table 2 Accent 6" w:uiPriority="47"/>
+    <w:lsdException w:name="Grid Table 3 Accent 6" w:uiPriority="48"/>
+    <w:lsdException w:name="Grid Table 4 Accent 6" w:uiPriority="49"/>
+    <w:lsdException w:name="Grid Table 5 Dark Accent 6" w:uiPriority="50"/>
+    <w:lsdException w:name="Grid Table 6 Colorful Accent 6" w:uiPriority="51"/>
+    <w:lsdException w:name="Grid Table 7 Colorful Accent 6" w:uiPriority="52"/>
+    <w:lsdException w:name="List Table 1 Light" w:uiPriority="46"/>
+    <w:lsdException w:name="List Table 2" w:uiPriority="47"/>
+    <w:lsdException w:name="List Table 3" w:uiPriority="48"/>
+    <w:lsdException w:name="List Table 4" w:uiPriority="49"/>
+    <w:lsdException w:name="List Table 5 Dark" w:uiPriority="50"/>
+    <w:lsdException w:name="List Table 6 Colorful" w:uiPriority="51"/>
+    <w:lsdException w:name="List Table 7 Colorful" w:uiPriority="52"/>
+    <w:lsdException w:name="List Table 1 Light Accent 1" w:uiPriority="46"/>
+    <w:lsdException w:name="List Table 2 Accent 1" w:uiPriority="47"/>
+    <w:lsdException w:name="List Table 3 Accent 1" w:uiPriority="48"/>
+    <w:lsdException w:name="List Table 4 Accent 1" w:uiPriority="49"/>
+    <w:lsdException w:name="List Table 5 Dark Accent 1" w:uiPriority="50"/>
+    <w:lsdException w:name="List Table 6 Colorful Accent 1" w:uiPriority="51"/>
+    <w:lsdException w:name="List Table 7 Colorful Accent 1" w:uiPriority="52"/>
+    <w:lsdException w:name="List Table 1 Light Accent 2" w:uiPriority="46"/>
+    <w:lsdException w:name="List Table 2 Accent 2" w:uiPriority="47"/>
+    <w:lsdException w:name="List Table 3 Accent 2" w:uiPriority="48"/>
+    <w:lsdException w:name="List Table 4 Accent 2" w:uiPriority="49"/>
+    <w:lsdException w:name="List Table 5 Dark Accent 2" w:uiPriority="50"/>
+    <w:lsdException w:name="List Table 6 Colorful Accent 2" w:uiPriority="51"/>
+    <w:lsdException w:name="List Table 7 Colorful Accent 2" w:uiPriority="52"/>
+    <w:lsdException w:name="List Table 1 Light Accent 3" w:uiPriority="46"/>
+    <w:lsdException w:name="List Table 2 Accent 3" w:uiPriority="47"/>
+    <w:lsdException w:name="List Table 3 Accent 3" w:uiPriority="48"/>
+    <w:lsdException w:name="List Table 4 Accent 3" w:uiPriority="49"/>
+    <w:lsdException w:name="List Table 5 Dark Accent 3" w:uiPriority="50"/>
+    <w:lsdException w:name="List Table 6 Colorful Accent 3" w:uiPriority="51"/>
+    <w:lsdException w:name="List Table 7 Colorful Accent 3" w:uiPriority="52"/>
+    <w:lsdException w:name="List Table 1 Light Accent 4" w:uiPriority="46"/>
+    <w:lsdException w:name="List Table 2 Accent 4" w:uiPriority="47"/>
+    <w:lsdException w:name="List Table 3 Accent 4" w:uiPriority="48"/>
+    <w:lsdException w:name="List Table 4 Accent 4" w:uiPriority="49"/>
+    <w:lsdException w:name="List Table 5 Dark Accent 4" w:uiPriority="50"/>
+    <w:lsdException w:name="List Table 6 Colorful Accent 4" w:uiPriority="51"/>
+    <w:lsdException w:name="List Table 7 Colorful Accent 4" w:uiPriority="52"/>
+    <w:lsdException w:name="List Table 1 Light Accent 5" w:uiPriority="46"/>
+    <w:lsdException w:name="List Table 2 Accent 5" w:uiPriority="47"/>
+    <w:lsdException w:name="List Table 3 Accent 5" w:uiPriority="48"/>
+    <w:lsdException w:name="List Table 4 Accent 5" w:uiPriority="49"/>
+    <w:lsdException w:name="List Table 5 Dark Accent 5" w:uiPriority="50"/>
+    <w:lsdException w:name="List Table 6 Colorful Accent 5" w:uiPriority="51"/>
+    <w:lsdException w:name="List Table 7 Colorful Accent 5" w:uiPriority="52"/>
+    <w:lsdException w:name="List Table 1 Light Accent 6" w:uiPriority="46"/>
+    <w:lsdException w:name="List Table 2 Accent 6" w:uiPriority="47"/>
+    <w:lsdException w:name="List Table 3 Accent 6" w:uiPriority="48"/>
+    <w:lsdException w:name="List Table 4 Accent 6" w:uiPriority="49"/>
+    <w:lsdException w:name="List Table 5 Dark Accent 6" w:uiPriority="50"/>
+    <w:lsdException w:name="List Table 6 Colorful Accent 6" w:uiPriority="51"/>
+    <w:lsdException w:name="List Table 7 Colorful Accent 6" w:uiPriority="52"/>
+    <w:lsdException w:name="Mention" w:semiHidden="1" w:unhideWhenUsed="1"/>
+    <w:lsdException w:name="Smart Hyperlink" w:semiHidden="1" w:unhideWhenUsed="1"/>
+    <w:lsdException w:name="Hashtag" w:semiHidden="1" w:unhideWhenUsed="1"/>
+    <w:lsdException w:name="Unresolved Mention" w:semiHidden="1" w:unhideWhenUsed="1"/>
+    <w:lsdException w:name="Smart Link" w:semiHidden="1" w:unhideWhenUsed="1"/>
+  </w:latentStyles>
+  <w:style w:type="paragraph" w:default="1" w:styleId="Normal">
+    <w:name w:val="Normal"/>
+    <w:qFormat/>
+  </w:style>
+  <w:style w:type="character" w:default="1" w:styleId="DefaultParagraphFont">
+    <w:name w:val="Default Paragraph Font"/>
+    <w:uiPriority w:val="1"/>
+    <w:semiHidden/>
+    <w:unhideWhenUsed/>
+  </w:style>
+  <w:style w:type="table" w:default="1" w:styleId="TableNormal">
+    <w:name w:val="Normal Table"/>
+    <w:uiPriority w:val="99"/>
+    <w:semiHidden/>
+    <w:unhideWhenUsed/>
+    <w:tblPr>
+      <w:tblInd w:w="0" w:type="dxa"/>
+      <w:tblCellMar>
+        <w:top w:w="0" w:type="dxa"/>
+        <w:left w:w="108" w:type="dxa"/>
+        <w:bottom w:w="0" w:type="dxa"/>
+        <w:right w:w="108" w:type="dxa"/>
+      </w:tblCellMar>
+    </w:tblPr>
+  </w:style>
+  <w:style w:type="numbering" w:default="1" w:styleId="NoList">
+    <w:name w:val="No List"/>
+    <w:uiPriority w:val="99"/>
+    <w:semiHidden/>
+    <w:unhideWhenUsed/>
+  </w:style>
+  <w:style w:type="character" w:styleId="PlaceholderText">
+    <w:name w:val="Placeholder Text"/>
+    <w:basedOn w:val="DefaultParagraphFont"/>
+    <w:uiPriority w:val="99"/>
+    <w:semiHidden/>
+    <w:rsid w:val="0030558B"/>
+    <w:rPr>
+      <w:color w:val="666666"/>
+    </w:rPr>
+  </w:style>
+  <w:style w:type="paragraph" w:customStyle="1" w:styleId="60398443768B41E2B00C7FBA0E67A6B2">
+    <w:name w:val="60398443768B41E2B00C7FBA0E67A6B2"/>
+    <w:rsid w:val="0030558B"/>
+  </w:style>
+  <w:style w:type="paragraph" w:customStyle="1" w:styleId="5454D05FCFD541949EDB97F25AE10DD2">
+    <w:name w:val="5454D05FCFD541949EDB97F25AE10DD2"/>
+    <w:rsid w:val="0030558B"/>
+  </w:style>
+  <w:style w:type="paragraph" w:customStyle="1" w:styleId="CF71DA4BE8A640F4AF9D81A7920939F2">
+    <w:name w:val="CF71DA4BE8A640F4AF9D81A7920939F2"/>
+    <w:rsid w:val="0030558B"/>
+  </w:style>
+  <w:style w:type="paragraph" w:customStyle="1" w:styleId="EBEE987FFA2A4029BBE19824DE143F74">
+    <w:name w:val="EBEE987FFA2A4029BBE19824DE143F74"/>
+    <w:rsid w:val="0030558B"/>
+  </w:style>
+  <w:style w:type="paragraph" w:customStyle="1" w:styleId="69C72379540142E5B4B2E0A15C08DF03">
+    <w:name w:val="69C72379540142E5B4B2E0A15C08DF03"/>
+    <w:rsid w:val="0030558B"/>
+  </w:style>
+  <w:style w:type="paragraph" w:customStyle="1" w:styleId="C4464C7239DB436787CDA0A4E69DF63B">
+    <w:name w:val="C4464C7239DB436787CDA0A4E69DF63B"/>
+    <w:rsid w:val="0030558B"/>
+  </w:style>
+</w:styles>
+</file>
+
+<file path=word/glossary/webSettings.xml><?xml version="1.0" encoding="utf-8"?>
+<w:webSettings xmlns:mc="http://schemas.openxmlformats.org/markup-compatibility/2006" xmlns:r="http://schemas.openxmlformats.org/officeDocument/2006/relationships" xmlns:w="http://schemas.openxmlformats.org/wordprocessingml/2006/main" xmlns:w14="http://schemas.microsoft.com/office/word/2010/wordml" xmlns:w15="http://schemas.microsoft.com/office/word/2012/wordml" xmlns:w16cex="http://schemas.microsoft.com/office/word/2018/wordml/cex" xmlns:w16cid="http://schemas.microsoft.com/office/word/2016/wordml/cid" xmlns:w16="http://schemas.microsoft.com/office/word/2018/wordml" xmlns:w16du="http://schemas.microsoft.com/office/word/2023/wordml/word16du" xmlns:w16sdtdh="http://schemas.microsoft.com/office/word/2020/wordml/sdtdatahash" xmlns:w16sdtfl="http://schemas.microsoft.com/office/word/2024/wordml/sdtformatlock" xmlns:w16se="http://schemas.microsoft.com/office/word/2015/wordml/symex" mc:Ignorable="w14 w15 w16se w16cid w16 w16cex w16sdtdh w16sdtfl w16du">
+  <w:optimizeForBrowser/>
+  <w:allowPNG/>
+</w:webSettings>
 </file>
 
 <file path=word/theme/theme1.xml><?xml version="1.0" encoding="utf-8"?>
@@ -9702,21 +10571,6 @@
 </file>
 
 <file path=customXml/item1.xml><?xml version="1.0" encoding="utf-8"?>
-<p:properties xmlns:p="http://schemas.microsoft.com/office/2006/metadata/properties" xmlns:xsi="http://www.w3.org/2001/XMLSchema-instance" xmlns:pc="http://schemas.microsoft.com/office/infopath/2007/PartnerControls">
-  <documentManagement/>
-</p:properties>
-</file>
-
-<file path=customXml/item2.xml><?xml version="1.0" encoding="utf-8"?>
-<?mso-contentType ?>
-<FormTemplates xmlns="http://schemas.microsoft.com/sharepoint/v3/contenttype/forms">
-  <Display>DocumentLibraryForm</Display>
-  <Edit>DocumentLibraryForm</Edit>
-  <New>DocumentLibraryForm</New>
-</FormTemplates>
-</file>
-
-<file path=customXml/item3.xml><?xml version="1.0" encoding="utf-8"?>
 <ct:contentTypeSchema xmlns:ct="http://schemas.microsoft.com/office/2006/metadata/contentType" xmlns:ma="http://schemas.microsoft.com/office/2006/metadata/properties/metaAttributes" ct:_="" ma:_="" ma:contentTypeName="Unknown Document Type" ma:contentTypeID="0x010104" ma:contentTypeVersion="0" ma:contentTypeDescription="" ma:contentTypeScope="" ma:versionID="05d83ceaa0bbd2e3bc716e6e66bd857a">
   <xsd:schema xmlns:xsd="http://www.w3.org/2001/XMLSchema" xmlns:xs="http://www.w3.org/2001/XMLSchema" xmlns:p="http://schemas.microsoft.com/office/2006/metadata/properties" targetNamespace="http://schemas.microsoft.com/office/2006/metadata/properties" ma:root="true" ma:fieldsID="b3d69fe45253d5ff147bb69036b756a7">
     <xsd:element name="properties">
@@ -9830,10 +10684,32 @@
 </ct:contentTypeSchema>
 </file>
 
+<file path=customXml/item2.xml><?xml version="1.0" encoding="utf-8"?>
+<?mso-contentType ?>
+<FormTemplates xmlns="http://schemas.microsoft.com/sharepoint/v3/contenttype/forms">
+  <Display>DocumentLibraryForm</Display>
+  <Edit>DocumentLibraryForm</Edit>
+  <New>DocumentLibraryForm</New>
+</FormTemplates>
+</file>
+
+<file path=customXml/item3.xml><?xml version="1.0" encoding="utf-8"?>
+<p:properties xmlns:p="http://schemas.microsoft.com/office/2006/metadata/properties" xmlns:xsi="http://www.w3.org/2001/XMLSchema-instance" xmlns:pc="http://schemas.microsoft.com/office/infopath/2007/PartnerControls">
+  <documentManagement/>
+</p:properties>
+</file>
+
 <file path=customXml/itemProps1.xml><?xml version="1.0" encoding="utf-8"?>
-<ds:datastoreItem xmlns:ds="http://schemas.openxmlformats.org/officeDocument/2006/customXml" ds:itemID="{69A31FD1-E98A-4960-A215-3E7BFD613630}">
+<ds:datastoreItem xmlns:ds="http://schemas.openxmlformats.org/officeDocument/2006/customXml" ds:itemID="{CC3E467C-9E41-4AFA-8E2B-47AE0AFFFDCB}">
   <ds:schemaRefs>
+    <ds:schemaRef ds:uri="http://schemas.microsoft.com/office/2006/metadata/contentType"/>
+    <ds:schemaRef ds:uri="http://schemas.microsoft.com/office/2006/metadata/properties/metaAttributes"/>
+    <ds:schemaRef ds:uri="http://www.w3.org/2001/XMLSchema"/>
     <ds:schemaRef ds:uri="http://schemas.microsoft.com/office/2006/metadata/properties"/>
+    <ds:schemaRef ds:uri="http://schemas.openxmlformats.org/package/2006/metadata/core-properties"/>
+    <ds:schemaRef ds:uri="http://purl.org/dc/elements/1.1/"/>
+    <ds:schemaRef ds:uri="http://purl.org/dc/terms/"/>
+    <ds:schemaRef ds:uri="http://schemas.microsoft.com/internal/obd"/>
     <ds:schemaRef ds:uri="http://schemas.microsoft.com/office/infopath/2007/PartnerControls"/>
   </ds:schemaRefs>
 </ds:datastoreItem>
@@ -9848,16 +10724,9 @@
 </file>
 
 <file path=customXml/itemProps3.xml><?xml version="1.0" encoding="utf-8"?>
-<ds:datastoreItem xmlns:ds="http://schemas.openxmlformats.org/officeDocument/2006/customXml" ds:itemID="{CC3E467C-9E41-4AFA-8E2B-47AE0AFFFDCB}">
+<ds:datastoreItem xmlns:ds="http://schemas.openxmlformats.org/officeDocument/2006/customXml" ds:itemID="{69A31FD1-E98A-4960-A215-3E7BFD613630}">
   <ds:schemaRefs>
-    <ds:schemaRef ds:uri="http://schemas.microsoft.com/office/2006/metadata/contentType"/>
-    <ds:schemaRef ds:uri="http://schemas.microsoft.com/office/2006/metadata/properties/metaAttributes"/>
-    <ds:schemaRef ds:uri="http://www.w3.org/2001/XMLSchema"/>
     <ds:schemaRef ds:uri="http://schemas.microsoft.com/office/2006/metadata/properties"/>
-    <ds:schemaRef ds:uri="http://schemas.openxmlformats.org/package/2006/metadata/core-properties"/>
-    <ds:schemaRef ds:uri="http://purl.org/dc/elements/1.1/"/>
-    <ds:schemaRef ds:uri="http://purl.org/dc/terms/"/>
-    <ds:schemaRef ds:uri="http://schemas.microsoft.com/internal/obd"/>
     <ds:schemaRef ds:uri="http://schemas.microsoft.com/office/infopath/2007/PartnerControls"/>
   </ds:schemaRefs>
 </ds:datastoreItem>

--- a/DocumentForm/CT01.docx
+++ b/DocumentForm/CT01.docx
@@ -935,6 +935,7 @@
         </w:rPr>
         <w:t>{{</w:t>
       </w:r>
+      <w:proofErr w:type="spellStart"/>
       <w:r>
         <w:rPr>
           <w:rFonts w:ascii="Times New Roman" w:eastAsia="Times New Roman" w:hAnsi="Times New Roman"/>
@@ -942,8 +943,18 @@
           <w:sz w:val="26"/>
           <w:szCs w:val="26"/>
         </w:rPr>
+        <w:t>Tenant</w:t>
+      </w:r>
+      <w:r>
+        <w:rPr>
+          <w:rFonts w:ascii="Times New Roman" w:eastAsia="Times New Roman" w:hAnsi="Times New Roman"/>
+          <w:color w:val="000000"/>
+          <w:sz w:val="26"/>
+          <w:szCs w:val="26"/>
+        </w:rPr>
         <w:t>Sex</w:t>
       </w:r>
+      <w:proofErr w:type="spellEnd"/>
       <w:r>
         <w:rPr>
           <w:rFonts w:ascii="Times New Roman" w:eastAsia="Times New Roman" w:hAnsi="Times New Roman"/>
@@ -993,7 +1004,7 @@
             <w:szCs w:val="24"/>
             <w:lang w:val="pt-BR"/>
           </w:rPr>
-          <w:tag w:val="TenantID"/>
+          <w:tag w:val="TenantNationalIdCardNumber"/>
           <w:id w:val="1678998328"/>
           <w:placeholder>
             <w:docPart w:val="69C72379540142E5B4B2E0A15C08DF03"/>
@@ -1548,17 +1559,7 @@
           <w:szCs w:val="24"/>
           <w:lang w:val="pt-BR"/>
         </w:rPr>
-        <w:t>..</w:t>
-      </w:r>
-      <w:r>
-        <w:rPr>
-          <w:rFonts w:ascii="Times New Roman" w:eastAsia="Times New Roman" w:hAnsi="Times New Roman"/>
-          <w:color w:val="000000"/>
-          <w:sz w:val="24"/>
-          <w:szCs w:val="24"/>
-          <w:lang w:val="pt-BR"/>
-        </w:rPr>
-        <w:t>.</w:t>
+        <w:t xml:space="preserve">                                         </w:t>
       </w:r>
       <w:r>
         <w:rPr>
@@ -1627,16 +1628,6 @@
           <w:szCs w:val="16"/>
         </w:rPr>
         <w:t>}}</w:t>
-      </w:r>
-      <w:r>
-        <w:rPr>
-          <w:rFonts w:ascii="Times New Roman" w:eastAsia="Times New Roman" w:hAnsi="Times New Roman"/>
-          <w:color w:val="000000"/>
-          <w:sz w:val="24"/>
-          <w:szCs w:val="24"/>
-          <w:lang w:val="vi-VN"/>
-        </w:rPr>
-        <w:tab/>
       </w:r>
     </w:p>
     <w:p>
@@ -1718,7 +1709,7 @@
           <w:sz w:val="24"/>
           <w:szCs w:val="24"/>
         </w:rPr>
-        <w:t>…</w:t>
+        <w:t xml:space="preserve">     </w:t>
       </w:r>
       <w:r>
         <w:rPr>
@@ -1757,19 +1748,8 @@
           <w:sz w:val="24"/>
           <w:szCs w:val="14"/>
         </w:rPr>
-        <w:t xml:space="preserve"> </w:t>
-      </w:r>
-      <w:proofErr w:type="spellStart"/>
-      <w:r>
-        <w:rPr>
-          <w:rFonts w:ascii="Times New Roman" w:eastAsia="Times New Roman" w:hAnsi="Times New Roman"/>
-          <w:color w:val="000000"/>
-          <w:sz w:val="24"/>
-          <w:szCs w:val="14"/>
-        </w:rPr>
-        <w:t>thuê</w:t>
-      </w:r>
-      <w:proofErr w:type="spellEnd"/>
+        <w:t xml:space="preserve"> thuê</w:t>
+      </w:r>
     </w:p>
     <w:tbl>
       <w:tblPr>
@@ -1801,7 +1781,7 @@
             <w:szCs w:val="24"/>
             <w:lang w:val="pt-BR"/>
           </w:rPr>
-          <w:tag w:val="LandlordID"/>
+          <w:tag w:val="LandlordNationalIdCardNumber"/>
           <w:id w:val="213011653"/>
           <w:placeholder>
             <w:docPart w:val="C4464C7239DB436787CDA0A4E69DF63B"/>
@@ -9759,8 +9739,11 @@
   <w:rsids>
     <w:rsidRoot w:val="0030558B"/>
     <w:rsid w:val="0007522F"/>
+    <w:rsid w:val="00110171"/>
     <w:rsid w:val="0030558B"/>
+    <w:rsid w:val="00CA4951"/>
     <w:rsid w:val="00E24F31"/>
+    <w:rsid w:val="00F55FCA"/>
   </w:rsids>
   <m:mathPr>
     <m:mathFont m:val="Cambria Math"/>
@@ -10221,22 +10204,6 @@
       <w:color w:val="666666"/>
     </w:rPr>
   </w:style>
-  <w:style w:type="paragraph" w:customStyle="1" w:styleId="60398443768B41E2B00C7FBA0E67A6B2">
-    <w:name w:val="60398443768B41E2B00C7FBA0E67A6B2"/>
-    <w:rsid w:val="0030558B"/>
-  </w:style>
-  <w:style w:type="paragraph" w:customStyle="1" w:styleId="5454D05FCFD541949EDB97F25AE10DD2">
-    <w:name w:val="5454D05FCFD541949EDB97F25AE10DD2"/>
-    <w:rsid w:val="0030558B"/>
-  </w:style>
-  <w:style w:type="paragraph" w:customStyle="1" w:styleId="CF71DA4BE8A640F4AF9D81A7920939F2">
-    <w:name w:val="CF71DA4BE8A640F4AF9D81A7920939F2"/>
-    <w:rsid w:val="0030558B"/>
-  </w:style>
-  <w:style w:type="paragraph" w:customStyle="1" w:styleId="EBEE987FFA2A4029BBE19824DE143F74">
-    <w:name w:val="EBEE987FFA2A4029BBE19824DE143F74"/>
-    <w:rsid w:val="0030558B"/>
-  </w:style>
   <w:style w:type="paragraph" w:customStyle="1" w:styleId="69C72379540142E5B4B2E0A15C08DF03">
     <w:name w:val="69C72379540142E5B4B2E0A15C08DF03"/>
     <w:rsid w:val="0030558B"/>
@@ -10571,6 +10538,15 @@
 </file>
 
 <file path=customXml/item1.xml><?xml version="1.0" encoding="utf-8"?>
+<?mso-contentType ?>
+<FormTemplates xmlns="http://schemas.microsoft.com/sharepoint/v3/contenttype/forms">
+  <Display>DocumentLibraryForm</Display>
+  <Edit>DocumentLibraryForm</Edit>
+  <New>DocumentLibraryForm</New>
+</FormTemplates>
+</file>
+
+<file path=customXml/item2.xml><?xml version="1.0" encoding="utf-8"?>
 <ct:contentTypeSchema xmlns:ct="http://schemas.microsoft.com/office/2006/metadata/contentType" xmlns:ma="http://schemas.microsoft.com/office/2006/metadata/properties/metaAttributes" ct:_="" ma:_="" ma:contentTypeName="Unknown Document Type" ma:contentTypeID="0x010104" ma:contentTypeVersion="0" ma:contentTypeDescription="" ma:contentTypeScope="" ma:versionID="05d83ceaa0bbd2e3bc716e6e66bd857a">
   <xsd:schema xmlns:xsd="http://www.w3.org/2001/XMLSchema" xmlns:xs="http://www.w3.org/2001/XMLSchema" xmlns:p="http://schemas.microsoft.com/office/2006/metadata/properties" targetNamespace="http://schemas.microsoft.com/office/2006/metadata/properties" ma:root="true" ma:fieldsID="b3d69fe45253d5ff147bb69036b756a7">
     <xsd:element name="properties">
@@ -10684,15 +10660,6 @@
 </ct:contentTypeSchema>
 </file>
 
-<file path=customXml/item2.xml><?xml version="1.0" encoding="utf-8"?>
-<?mso-contentType ?>
-<FormTemplates xmlns="http://schemas.microsoft.com/sharepoint/v3/contenttype/forms">
-  <Display>DocumentLibraryForm</Display>
-  <Edit>DocumentLibraryForm</Edit>
-  <New>DocumentLibraryForm</New>
-</FormTemplates>
-</file>
-
 <file path=customXml/item3.xml><?xml version="1.0" encoding="utf-8"?>
 <p:properties xmlns:p="http://schemas.microsoft.com/office/2006/metadata/properties" xmlns:xsi="http://www.w3.org/2001/XMLSchema-instance" xmlns:pc="http://schemas.microsoft.com/office/infopath/2007/PartnerControls">
   <documentManagement/>
@@ -10700,6 +10667,14 @@
 </file>
 
 <file path=customXml/itemProps1.xml><?xml version="1.0" encoding="utf-8"?>
+<ds:datastoreItem xmlns:ds="http://schemas.openxmlformats.org/officeDocument/2006/customXml" ds:itemID="{DF1C0F5B-8A4A-47B4-A2DB-4BEBD756A28D}">
+  <ds:schemaRefs>
+    <ds:schemaRef ds:uri="http://schemas.microsoft.com/sharepoint/v3/contenttype/forms"/>
+  </ds:schemaRefs>
+</ds:datastoreItem>
+</file>
+
+<file path=customXml/itemProps2.xml><?xml version="1.0" encoding="utf-8"?>
 <ds:datastoreItem xmlns:ds="http://schemas.openxmlformats.org/officeDocument/2006/customXml" ds:itemID="{CC3E467C-9E41-4AFA-8E2B-47AE0AFFFDCB}">
   <ds:schemaRefs>
     <ds:schemaRef ds:uri="http://schemas.microsoft.com/office/2006/metadata/contentType"/>
@@ -10715,14 +10690,6 @@
 </ds:datastoreItem>
 </file>
 
-<file path=customXml/itemProps2.xml><?xml version="1.0" encoding="utf-8"?>
-<ds:datastoreItem xmlns:ds="http://schemas.openxmlformats.org/officeDocument/2006/customXml" ds:itemID="{DF1C0F5B-8A4A-47B4-A2DB-4BEBD756A28D}">
-  <ds:schemaRefs>
-    <ds:schemaRef ds:uri="http://schemas.microsoft.com/sharepoint/v3/contenttype/forms"/>
-  </ds:schemaRefs>
-</ds:datastoreItem>
-</file>
-
 <file path=customXml/itemProps3.xml><?xml version="1.0" encoding="utf-8"?>
 <ds:datastoreItem xmlns:ds="http://schemas.openxmlformats.org/officeDocument/2006/customXml" ds:itemID="{69A31FD1-E98A-4960-A215-3E7BFD613630}">
   <ds:schemaRefs>

--- a/DocumentForm/CT01.docx
+++ b/DocumentForm/CT01.docx
@@ -13,7 +13,6 @@
           <w:szCs w:val="26"/>
         </w:rPr>
       </w:pPr>
-      <w:proofErr w:type="spellStart"/>
       <w:r>
         <w:rPr>
           <w:rFonts w:ascii="Times New Roman" w:eastAsia="Times New Roman" w:hAnsi="Times New Roman"/>
@@ -21,93 +20,85 @@
           <w:sz w:val="26"/>
           <w:szCs w:val="26"/>
         </w:rPr>
-        <w:t>Mẫu</w:t>
-      </w:r>
-      <w:proofErr w:type="spellEnd"/>
-      <w:r>
-        <w:rPr>
-          <w:rFonts w:ascii="Times New Roman" w:eastAsia="Times New Roman" w:hAnsi="Times New Roman"/>
+        <w:t>Mẫu CT01 b</w:t>
+      </w:r>
+      <w:r>
+        <w:rPr>
+          <w:rFonts w:ascii="Times New Roman" w:eastAsia="Times New Roman" w:hAnsi="Times New Roman"/>
+          <w:bCs/>
           <w:color w:val="000000"/>
           <w:sz w:val="26"/>
           <w:szCs w:val="26"/>
         </w:rPr>
-        <w:t xml:space="preserve"> CT01 b</w:t>
-      </w:r>
-      <w:r>
-        <w:rPr>
-          <w:rFonts w:ascii="Times New Roman" w:eastAsia="Times New Roman" w:hAnsi="Times New Roman"/>
-          <w:bCs/>
+        <w:t xml:space="preserve">an hành kèm theo </w:t>
+      </w:r>
+      <w:r>
+        <w:rPr>
+          <w:rFonts w:ascii="Times New Roman" w:eastAsia="Times New Roman" w:hAnsi="Times New Roman"/>
           <w:color w:val="000000"/>
           <w:sz w:val="26"/>
           <w:szCs w:val="26"/>
         </w:rPr>
-        <w:t xml:space="preserve">an </w:t>
-      </w:r>
-      <w:proofErr w:type="spellStart"/>
-      <w:r>
-        <w:rPr>
-          <w:rFonts w:ascii="Times New Roman" w:eastAsia="Times New Roman" w:hAnsi="Times New Roman"/>
-          <w:bCs/>
+        <w:t xml:space="preserve">Thông tư số </w:t>
+      </w:r>
+      <w:r>
+        <w:rPr>
+          <w:rFonts w:ascii="Times New Roman" w:eastAsia="Times New Roman" w:hAnsi="Times New Roman"/>
           <w:color w:val="000000"/>
           <w:sz w:val="26"/>
           <w:szCs w:val="26"/>
         </w:rPr>
-        <w:t>hành</w:t>
-      </w:r>
-      <w:proofErr w:type="spellEnd"/>
-      <w:r>
-        <w:rPr>
-          <w:rFonts w:ascii="Times New Roman" w:eastAsia="Times New Roman" w:hAnsi="Times New Roman"/>
-          <w:bCs/>
+        <w:t>53</w:t>
+      </w:r>
+      <w:r>
+        <w:rPr>
+          <w:rFonts w:ascii="Times New Roman" w:eastAsia="Times New Roman" w:hAnsi="Times New Roman"/>
           <w:color w:val="000000"/>
           <w:sz w:val="26"/>
           <w:szCs w:val="26"/>
         </w:rPr>
-        <w:t xml:space="preserve"> </w:t>
-      </w:r>
-      <w:proofErr w:type="spellStart"/>
-      <w:r>
-        <w:rPr>
-          <w:rFonts w:ascii="Times New Roman" w:eastAsia="Times New Roman" w:hAnsi="Times New Roman"/>
+        <w:t>/2025/TT-BCA</w:t>
+      </w:r>
+    </w:p>
+    <w:p>
+      <w:pPr>
+        <w:spacing w:after="0" w:line="240" w:lineRule="auto"/>
+        <w:jc w:val="center"/>
+        <w:rPr>
+          <w:rFonts w:ascii="Times New Roman" w:eastAsia="Times New Roman" w:hAnsi="Times New Roman"/>
+          <w:b/>
           <w:bCs/>
           <w:color w:val="000000"/>
           <w:sz w:val="26"/>
           <w:szCs w:val="26"/>
         </w:rPr>
-        <w:t>kèm</w:t>
-      </w:r>
-      <w:proofErr w:type="spellEnd"/>
-      <w:r>
-        <w:rPr>
-          <w:rFonts w:ascii="Times New Roman" w:eastAsia="Times New Roman" w:hAnsi="Times New Roman"/>
-          <w:bCs/>
+      </w:pPr>
+      <w:r>
+        <w:rPr>
+          <w:rFonts w:ascii="Times New Roman" w:eastAsia="Times New Roman" w:hAnsi="Times New Roman"/>
           <w:color w:val="000000"/>
           <w:sz w:val="26"/>
           <w:szCs w:val="26"/>
         </w:rPr>
-        <w:t xml:space="preserve"> </w:t>
-      </w:r>
-      <w:proofErr w:type="spellStart"/>
-      <w:r>
-        <w:rPr>
-          <w:rFonts w:ascii="Times New Roman" w:eastAsia="Times New Roman" w:hAnsi="Times New Roman"/>
-          <w:bCs/>
+        <w:t xml:space="preserve"> ngày 01</w:t>
+      </w:r>
+      <w:r>
+        <w:rPr>
+          <w:rFonts w:ascii="Times New Roman" w:eastAsia="Times New Roman" w:hAnsi="Times New Roman"/>
           <w:color w:val="000000"/>
           <w:sz w:val="26"/>
           <w:szCs w:val="26"/>
         </w:rPr>
-        <w:t>theo</w:t>
-      </w:r>
-      <w:proofErr w:type="spellEnd"/>
-      <w:r>
-        <w:rPr>
-          <w:rFonts w:ascii="Times New Roman" w:eastAsia="Times New Roman" w:hAnsi="Times New Roman"/>
-          <w:bCs/>
+        <w:t>/</w:t>
+      </w:r>
+      <w:r>
+        <w:rPr>
+          <w:rFonts w:ascii="Times New Roman" w:eastAsia="Times New Roman" w:hAnsi="Times New Roman"/>
           <w:color w:val="000000"/>
           <w:sz w:val="26"/>
           <w:szCs w:val="26"/>
         </w:rPr>
-        <w:t xml:space="preserve"> </w:t>
+        <w:t>7/</w:t>
       </w:r>
       <w:r>
         <w:rPr>
@@ -116,215 +107,7 @@
           <w:sz w:val="26"/>
           <w:szCs w:val="26"/>
         </w:rPr>
-        <w:t xml:space="preserve">Thông </w:t>
-      </w:r>
-      <w:proofErr w:type="spellStart"/>
-      <w:r>
-        <w:rPr>
-          <w:rFonts w:ascii="Times New Roman" w:eastAsia="Times New Roman" w:hAnsi="Times New Roman"/>
-          <w:color w:val="000000"/>
-          <w:sz w:val="26"/>
-          <w:szCs w:val="26"/>
-        </w:rPr>
-        <w:t>tư</w:t>
-      </w:r>
-      <w:proofErr w:type="spellEnd"/>
-      <w:r>
-        <w:rPr>
-          <w:rFonts w:ascii="Times New Roman" w:eastAsia="Times New Roman" w:hAnsi="Times New Roman"/>
-          <w:color w:val="000000"/>
-          <w:sz w:val="26"/>
-          <w:szCs w:val="26"/>
-        </w:rPr>
-        <w:t xml:space="preserve"> </w:t>
-      </w:r>
-      <w:proofErr w:type="spellStart"/>
-      <w:r>
-        <w:rPr>
-          <w:rFonts w:ascii="Times New Roman" w:eastAsia="Times New Roman" w:hAnsi="Times New Roman"/>
-          <w:color w:val="000000"/>
-          <w:sz w:val="26"/>
-          <w:szCs w:val="26"/>
-        </w:rPr>
-        <w:t>số</w:t>
-      </w:r>
-      <w:proofErr w:type="spellEnd"/>
-      <w:r>
-        <w:rPr>
-          <w:rFonts w:ascii="Times New Roman" w:eastAsia="Times New Roman" w:hAnsi="Times New Roman"/>
-          <w:color w:val="000000"/>
-          <w:sz w:val="26"/>
-          <w:szCs w:val="26"/>
-        </w:rPr>
-        <w:t xml:space="preserve"> </w:t>
-      </w:r>
-      <w:r>
-        <w:rPr>
-          <w:rFonts w:ascii="Times New Roman" w:eastAsia="Times New Roman" w:hAnsi="Times New Roman"/>
-          <w:color w:val="000000"/>
-          <w:sz w:val="26"/>
-          <w:szCs w:val="26"/>
-        </w:rPr>
-        <w:t>53</w:t>
-      </w:r>
-      <w:r>
-        <w:rPr>
-          <w:rFonts w:ascii="Times New Roman" w:eastAsia="Times New Roman" w:hAnsi="Times New Roman"/>
-          <w:color w:val="000000"/>
-          <w:sz w:val="26"/>
-          <w:szCs w:val="26"/>
-        </w:rPr>
-        <w:t>/2025/TT-BCA</w:t>
-      </w:r>
-    </w:p>
-    <w:p>
-      <w:pPr>
-        <w:spacing w:after="0" w:line="240" w:lineRule="auto"/>
-        <w:jc w:val="center"/>
-        <w:rPr>
-          <w:rFonts w:ascii="Times New Roman" w:eastAsia="Times New Roman" w:hAnsi="Times New Roman"/>
-          <w:b/>
-          <w:bCs/>
-          <w:color w:val="000000"/>
-          <w:sz w:val="26"/>
-          <w:szCs w:val="26"/>
-        </w:rPr>
-      </w:pPr>
-      <w:r>
-        <w:rPr>
-          <w:rFonts w:ascii="Times New Roman" w:eastAsia="Times New Roman" w:hAnsi="Times New Roman"/>
-          <w:color w:val="000000"/>
-          <w:sz w:val="26"/>
-          <w:szCs w:val="26"/>
-        </w:rPr>
-        <w:t xml:space="preserve"> </w:t>
-      </w:r>
-      <w:proofErr w:type="spellStart"/>
-      <w:r>
-        <w:rPr>
-          <w:rFonts w:ascii="Times New Roman" w:eastAsia="Times New Roman" w:hAnsi="Times New Roman"/>
-          <w:color w:val="000000"/>
-          <w:sz w:val="26"/>
-          <w:szCs w:val="26"/>
-        </w:rPr>
-        <w:t>ngày</w:t>
-      </w:r>
-      <w:proofErr w:type="spellEnd"/>
-      <w:r>
-        <w:rPr>
-          <w:rFonts w:ascii="Times New Roman" w:eastAsia="Times New Roman" w:hAnsi="Times New Roman"/>
-          <w:color w:val="000000"/>
-          <w:sz w:val="26"/>
-          <w:szCs w:val="26"/>
-        </w:rPr>
-        <w:t xml:space="preserve"> 01</w:t>
-      </w:r>
-      <w:r>
-        <w:rPr>
-          <w:rFonts w:ascii="Times New Roman" w:eastAsia="Times New Roman" w:hAnsi="Times New Roman"/>
-          <w:color w:val="000000"/>
-          <w:sz w:val="26"/>
-          <w:szCs w:val="26"/>
-        </w:rPr>
-        <w:t>/</w:t>
-      </w:r>
-      <w:r>
-        <w:rPr>
-          <w:rFonts w:ascii="Times New Roman" w:eastAsia="Times New Roman" w:hAnsi="Times New Roman"/>
-          <w:color w:val="000000"/>
-          <w:sz w:val="26"/>
-          <w:szCs w:val="26"/>
-        </w:rPr>
-        <w:t>7/</w:t>
-      </w:r>
-      <w:r>
-        <w:rPr>
-          <w:rFonts w:ascii="Times New Roman" w:eastAsia="Times New Roman" w:hAnsi="Times New Roman"/>
-          <w:color w:val="000000"/>
-          <w:sz w:val="26"/>
-          <w:szCs w:val="26"/>
-        </w:rPr>
-        <w:t xml:space="preserve">2025 </w:t>
-      </w:r>
-      <w:proofErr w:type="spellStart"/>
-      <w:r>
-        <w:rPr>
-          <w:rFonts w:ascii="Times New Roman" w:eastAsia="Times New Roman" w:hAnsi="Times New Roman"/>
-          <w:color w:val="000000"/>
-          <w:sz w:val="26"/>
-          <w:szCs w:val="26"/>
-        </w:rPr>
-        <w:t>của</w:t>
-      </w:r>
-      <w:proofErr w:type="spellEnd"/>
-      <w:r>
-        <w:rPr>
-          <w:rFonts w:ascii="Times New Roman" w:eastAsia="Times New Roman" w:hAnsi="Times New Roman"/>
-          <w:color w:val="000000"/>
-          <w:sz w:val="26"/>
-          <w:szCs w:val="26"/>
-        </w:rPr>
-        <w:t xml:space="preserve"> </w:t>
-      </w:r>
-      <w:proofErr w:type="spellStart"/>
-      <w:r>
-        <w:rPr>
-          <w:rFonts w:ascii="Times New Roman" w:eastAsia="Times New Roman" w:hAnsi="Times New Roman"/>
-          <w:color w:val="000000"/>
-          <w:sz w:val="26"/>
-          <w:szCs w:val="26"/>
-        </w:rPr>
-        <w:t>Bộ</w:t>
-      </w:r>
-      <w:proofErr w:type="spellEnd"/>
-      <w:r>
-        <w:rPr>
-          <w:rFonts w:ascii="Times New Roman" w:eastAsia="Times New Roman" w:hAnsi="Times New Roman"/>
-          <w:color w:val="000000"/>
-          <w:sz w:val="26"/>
-          <w:szCs w:val="26"/>
-        </w:rPr>
-        <w:t xml:space="preserve"> </w:t>
-      </w:r>
-      <w:proofErr w:type="spellStart"/>
-      <w:r>
-        <w:rPr>
-          <w:rFonts w:ascii="Times New Roman" w:eastAsia="Times New Roman" w:hAnsi="Times New Roman"/>
-          <w:color w:val="000000"/>
-          <w:sz w:val="26"/>
-          <w:szCs w:val="26"/>
-        </w:rPr>
-        <w:t>trưởng</w:t>
-      </w:r>
-      <w:proofErr w:type="spellEnd"/>
-      <w:r>
-        <w:rPr>
-          <w:rFonts w:ascii="Times New Roman" w:eastAsia="Times New Roman" w:hAnsi="Times New Roman"/>
-          <w:color w:val="000000"/>
-          <w:sz w:val="26"/>
-          <w:szCs w:val="26"/>
-        </w:rPr>
-        <w:t xml:space="preserve"> </w:t>
-      </w:r>
-      <w:proofErr w:type="spellStart"/>
-      <w:r>
-        <w:rPr>
-          <w:rFonts w:ascii="Times New Roman" w:eastAsia="Times New Roman" w:hAnsi="Times New Roman"/>
-          <w:color w:val="000000"/>
-          <w:sz w:val="26"/>
-          <w:szCs w:val="26"/>
-        </w:rPr>
-        <w:t>Bộ</w:t>
-      </w:r>
-      <w:proofErr w:type="spellEnd"/>
-      <w:r>
-        <w:rPr>
-          <w:rFonts w:ascii="Times New Roman" w:eastAsia="Times New Roman" w:hAnsi="Times New Roman"/>
-          <w:color w:val="000000"/>
-          <w:sz w:val="26"/>
-          <w:szCs w:val="26"/>
-        </w:rPr>
-        <w:t xml:space="preserve"> Công an</w:t>
+        <w:t>2025 của Bộ trưởng Bộ Công an</w:t>
       </w:r>
     </w:p>
     <w:p>
@@ -393,93 +176,8 @@
           <w:sz w:val="28"/>
           <w:szCs w:val="28"/>
         </w:rPr>
-        <w:t xml:space="preserve">Độc </w:t>
-      </w:r>
-      <w:proofErr w:type="spellStart"/>
-      <w:r>
-        <w:rPr>
-          <w:rFonts w:ascii="Times New Roman" w:eastAsia="Times New Roman" w:hAnsi="Times New Roman"/>
-          <w:b/>
-          <w:color w:val="000000"/>
-          <w:spacing w:val="-6"/>
-          <w:sz w:val="28"/>
-          <w:szCs w:val="28"/>
-        </w:rPr>
-        <w:t>lập</w:t>
-      </w:r>
-      <w:proofErr w:type="spellEnd"/>
-      <w:r>
-        <w:rPr>
-          <w:rFonts w:ascii="Times New Roman" w:eastAsia="Times New Roman" w:hAnsi="Times New Roman"/>
-          <w:b/>
-          <w:color w:val="000000"/>
-          <w:spacing w:val="-6"/>
-          <w:sz w:val="28"/>
-          <w:szCs w:val="28"/>
-        </w:rPr>
-        <w:t xml:space="preserve"> – </w:t>
-      </w:r>
-      <w:proofErr w:type="spellStart"/>
-      <w:r>
-        <w:rPr>
-          <w:rFonts w:ascii="Times New Roman" w:eastAsia="Times New Roman" w:hAnsi="Times New Roman"/>
-          <w:b/>
-          <w:color w:val="000000"/>
-          <w:spacing w:val="-6"/>
-          <w:sz w:val="28"/>
-          <w:szCs w:val="28"/>
-        </w:rPr>
-        <w:t>Tự</w:t>
-      </w:r>
-      <w:proofErr w:type="spellEnd"/>
-      <w:r>
-        <w:rPr>
-          <w:rFonts w:ascii="Times New Roman" w:eastAsia="Times New Roman" w:hAnsi="Times New Roman"/>
-          <w:b/>
-          <w:color w:val="000000"/>
-          <w:spacing w:val="-6"/>
-          <w:sz w:val="28"/>
-          <w:szCs w:val="28"/>
-        </w:rPr>
-        <w:t xml:space="preserve"> do – </w:t>
-      </w:r>
-      <w:proofErr w:type="spellStart"/>
-      <w:r>
-        <w:rPr>
-          <w:rFonts w:ascii="Times New Roman" w:eastAsia="Times New Roman" w:hAnsi="Times New Roman"/>
-          <w:b/>
-          <w:color w:val="000000"/>
-          <w:spacing w:val="-6"/>
-          <w:sz w:val="28"/>
-          <w:szCs w:val="28"/>
-        </w:rPr>
-        <w:t>Hạnh</w:t>
-      </w:r>
-      <w:proofErr w:type="spellEnd"/>
-      <w:r>
-        <w:rPr>
-          <w:rFonts w:ascii="Times New Roman" w:eastAsia="Times New Roman" w:hAnsi="Times New Roman"/>
-          <w:b/>
-          <w:color w:val="000000"/>
-          <w:spacing w:val="-6"/>
-          <w:sz w:val="28"/>
-          <w:szCs w:val="28"/>
-        </w:rPr>
-        <w:t xml:space="preserve"> </w:t>
-      </w:r>
-      <w:proofErr w:type="spellStart"/>
-      <w:r>
-        <w:rPr>
-          <w:rFonts w:ascii="Times New Roman" w:eastAsia="Times New Roman" w:hAnsi="Times New Roman"/>
-          <w:b/>
-          <w:color w:val="000000"/>
-          <w:spacing w:val="-6"/>
-          <w:sz w:val="28"/>
-          <w:szCs w:val="28"/>
-        </w:rPr>
-        <w:t>phúc</w:t>
-      </w:r>
-      <w:proofErr w:type="spellEnd"/>
+        <w:t>Độc lập – Tự do – Hạnh phúc</w:t>
+      </w:r>
     </w:p>
     <w:p>
       <w:pPr>
@@ -596,7 +294,6 @@
           <w:szCs w:val="26"/>
         </w:rPr>
       </w:pPr>
-      <w:proofErr w:type="spellStart"/>
       <w:r>
         <w:rPr>
           <w:rFonts w:ascii="Times New Roman" w:eastAsia="Times New Roman" w:hAnsi="Times New Roman"/>
@@ -605,29 +302,7 @@
           <w:sz w:val="26"/>
           <w:szCs w:val="26"/>
         </w:rPr>
-        <w:t>Kính</w:t>
-      </w:r>
-      <w:proofErr w:type="spellEnd"/>
-      <w:r>
-        <w:rPr>
-          <w:rFonts w:ascii="Times New Roman" w:eastAsia="Times New Roman" w:hAnsi="Times New Roman"/>
-          <w:color w:val="000000"/>
-          <w:spacing w:val="-8"/>
-          <w:sz w:val="26"/>
-          <w:szCs w:val="26"/>
-        </w:rPr>
-        <w:t xml:space="preserve"> </w:t>
-      </w:r>
-      <w:proofErr w:type="gramStart"/>
-      <w:r>
-        <w:rPr>
-          <w:rFonts w:ascii="Times New Roman" w:eastAsia="Times New Roman" w:hAnsi="Times New Roman"/>
-          <w:color w:val="000000"/>
-          <w:spacing w:val="-8"/>
-          <w:sz w:val="26"/>
-          <w:szCs w:val="26"/>
-        </w:rPr>
-        <w:t>gửi</w:t>
+        <w:t>Kính gửi</w:t>
       </w:r>
       <w:r>
         <w:rPr>
@@ -638,9 +313,8 @@
           <w:szCs w:val="26"/>
           <w:vertAlign w:val="superscript"/>
         </w:rPr>
-        <w:t>(</w:t>
-      </w:r>
-      <w:proofErr w:type="gramEnd"/>
+        <w:t>(1)</w:t>
+      </w:r>
       <w:r>
         <w:rPr>
           <w:rFonts w:ascii="Times New Roman" w:eastAsia="Times New Roman" w:hAnsi="Times New Roman"/>
@@ -648,42 +322,18 @@
           <w:spacing w:val="-8"/>
           <w:sz w:val="26"/>
           <w:szCs w:val="26"/>
-          <w:vertAlign w:val="superscript"/>
-        </w:rPr>
-        <w:t>1</w:t>
-      </w:r>
-      <w:proofErr w:type="gramStart"/>
-      <w:r>
-        <w:rPr>
-          <w:rFonts w:ascii="Times New Roman" w:eastAsia="Times New Roman" w:hAnsi="Times New Roman"/>
-          <w:color w:val="000000"/>
-          <w:spacing w:val="-8"/>
+        </w:rPr>
+        <w:t>:</w:t>
+      </w:r>
+      <w:r>
+        <w:rPr>
+          <w:rFonts w:ascii="Times New Roman" w:eastAsia="Times New Roman" w:hAnsi="Times New Roman"/>
+          <w:color w:val="000000"/>
           <w:sz w:val="26"/>
           <w:szCs w:val="26"/>
-          <w:vertAlign w:val="superscript"/>
-        </w:rPr>
-        <w:t>)</w:t>
-      </w:r>
-      <w:r>
-        <w:rPr>
-          <w:rFonts w:ascii="Times New Roman" w:eastAsia="Times New Roman" w:hAnsi="Times New Roman"/>
-          <w:color w:val="000000"/>
-          <w:spacing w:val="-8"/>
-          <w:sz w:val="26"/>
-          <w:szCs w:val="26"/>
-        </w:rPr>
-        <w:t>:</w:t>
-      </w:r>
-      <w:r>
-        <w:rPr>
-          <w:rFonts w:ascii="Times New Roman" w:eastAsia="Times New Roman" w:hAnsi="Times New Roman"/>
-          <w:color w:val="000000"/>
-          <w:sz w:val="26"/>
-          <w:szCs w:val="26"/>
         </w:rPr>
         <w:t>......................................................................................................</w:t>
       </w:r>
-      <w:proofErr w:type="gramEnd"/>
     </w:p>
     <w:p>
       <w:pPr>
@@ -718,89 +368,35 @@
           <w:sz w:val="26"/>
           <w:szCs w:val="26"/>
         </w:rPr>
-        <w:t xml:space="preserve"> </w:t>
-      </w:r>
-      <w:proofErr w:type="spellStart"/>
-      <w:r>
-        <w:rPr>
-          <w:rFonts w:ascii="Times New Roman" w:eastAsia="Times New Roman" w:hAnsi="Times New Roman"/>
-          <w:color w:val="000000"/>
-          <w:spacing w:val="-8"/>
+        <w:t xml:space="preserve"> khai sinh</w:t>
+      </w:r>
+      <w:r>
+        <w:rPr>
+          <w:rFonts w:ascii="Times New Roman" w:eastAsia="Times New Roman" w:hAnsi="Times New Roman"/>
+          <w:color w:val="000000"/>
+          <w:sz w:val="24"/>
+          <w:szCs w:val="26"/>
+          <w:lang w:val="vi-VN"/>
+        </w:rPr>
+        <w:t>:</w:t>
+      </w:r>
+      <w:r>
+        <w:rPr>
+          <w:rFonts w:ascii="Times New Roman" w:eastAsia="Times New Roman" w:hAnsi="Times New Roman"/>
+          <w:color w:val="000000"/>
           <w:sz w:val="26"/>
           <w:szCs w:val="26"/>
         </w:rPr>
-        <w:t>khai</w:t>
-      </w:r>
-      <w:proofErr w:type="spellEnd"/>
-      <w:r>
-        <w:rPr>
-          <w:rFonts w:ascii="Times New Roman" w:eastAsia="Times New Roman" w:hAnsi="Times New Roman"/>
-          <w:color w:val="000000"/>
-          <w:spacing w:val="-8"/>
+        <w:t xml:space="preserve"> </w:t>
+      </w:r>
+      <w:r>
+        <w:rPr>
+          <w:rFonts w:ascii="Times New Roman" w:eastAsia="Times New Roman" w:hAnsi="Times New Roman"/>
+          <w:color w:val="000000"/>
           <w:sz w:val="26"/>
           <w:szCs w:val="26"/>
         </w:rPr>
-        <w:t xml:space="preserve"> </w:t>
-      </w:r>
-      <w:proofErr w:type="spellStart"/>
-      <w:r>
-        <w:rPr>
-          <w:rFonts w:ascii="Times New Roman" w:eastAsia="Times New Roman" w:hAnsi="Times New Roman"/>
-          <w:color w:val="000000"/>
-          <w:spacing w:val="-8"/>
-          <w:sz w:val="26"/>
-          <w:szCs w:val="26"/>
-        </w:rPr>
-        <w:t>sinh</w:t>
-      </w:r>
-      <w:proofErr w:type="spellEnd"/>
-      <w:r>
-        <w:rPr>
-          <w:rFonts w:ascii="Times New Roman" w:eastAsia="Times New Roman" w:hAnsi="Times New Roman"/>
-          <w:color w:val="000000"/>
-          <w:sz w:val="24"/>
-          <w:szCs w:val="26"/>
-          <w:lang w:val="vi-VN"/>
-        </w:rPr>
-        <w:t>:</w:t>
-      </w:r>
-      <w:r>
-        <w:rPr>
-          <w:rFonts w:ascii="Times New Roman" w:eastAsia="Times New Roman" w:hAnsi="Times New Roman"/>
-          <w:color w:val="000000"/>
-          <w:sz w:val="26"/>
-          <w:szCs w:val="26"/>
-        </w:rPr>
-        <w:t xml:space="preserve"> </w:t>
-      </w:r>
-      <w:r>
-        <w:rPr>
-          <w:rFonts w:ascii="Times New Roman" w:eastAsia="Times New Roman" w:hAnsi="Times New Roman"/>
-          <w:color w:val="000000"/>
-          <w:sz w:val="26"/>
-          <w:szCs w:val="26"/>
-        </w:rPr>
-        <w:t>{{</w:t>
-      </w:r>
-      <w:proofErr w:type="spellStart"/>
-      <w:r>
-        <w:rPr>
-          <w:rFonts w:ascii="Times New Roman" w:eastAsia="Times New Roman" w:hAnsi="Times New Roman"/>
-          <w:color w:val="000000"/>
-          <w:sz w:val="26"/>
-          <w:szCs w:val="26"/>
-        </w:rPr>
-        <w:t>TenantFullName</w:t>
-      </w:r>
-      <w:proofErr w:type="spellEnd"/>
-      <w:r>
-        <w:rPr>
-          <w:rFonts w:ascii="Times New Roman" w:eastAsia="Times New Roman" w:hAnsi="Times New Roman"/>
-          <w:color w:val="000000"/>
-          <w:sz w:val="26"/>
-          <w:szCs w:val="26"/>
-        </w:rPr>
-        <w:t>}}</w:t>
+        <w:t>{{TenantFullName}}</w:t>
       </w:r>
     </w:p>
     <w:p>
@@ -812,8 +408,8 @@
         <w:rPr>
           <w:rFonts w:ascii="Times New Roman" w:eastAsia="Times New Roman" w:hAnsi="Times New Roman"/>
           <w:color w:val="000000"/>
-          <w:sz w:val="24"/>
-          <w:szCs w:val="24"/>
+          <w:sz w:val="26"/>
+          <w:szCs w:val="26"/>
         </w:rPr>
       </w:pPr>
       <w:r>
@@ -844,9 +440,8 @@
           <w:sz w:val="26"/>
           <w:szCs w:val="26"/>
         </w:rPr>
-        <w:t>{{</w:t>
-      </w:r>
-      <w:proofErr w:type="spellStart"/>
+        <w:t>{{TenantDateOfBirth}}</w:t>
+      </w:r>
       <w:r>
         <w:rPr>
           <w:rFonts w:ascii="Times New Roman" w:eastAsia="Times New Roman" w:hAnsi="Times New Roman"/>
@@ -854,45 +449,7 @@
           <w:sz w:val="26"/>
           <w:szCs w:val="26"/>
         </w:rPr>
-        <w:t>Tenant</w:t>
-      </w:r>
-      <w:r>
-        <w:rPr>
-          <w:rFonts w:ascii="Times New Roman" w:eastAsia="Times New Roman" w:hAnsi="Times New Roman"/>
-          <w:color w:val="000000"/>
-          <w:sz w:val="26"/>
-          <w:szCs w:val="26"/>
-        </w:rPr>
-        <w:t>DOB</w:t>
-      </w:r>
-      <w:proofErr w:type="spellEnd"/>
-      <w:r>
-        <w:rPr>
-          <w:rFonts w:ascii="Times New Roman" w:eastAsia="Times New Roman" w:hAnsi="Times New Roman"/>
-          <w:color w:val="000000"/>
-          <w:sz w:val="26"/>
-          <w:szCs w:val="26"/>
-        </w:rPr>
-        <w:t>}}</w:t>
-      </w:r>
-      <w:r>
-        <w:rPr>
-          <w:rFonts w:ascii="Times New Roman" w:eastAsia="Times New Roman" w:hAnsi="Times New Roman"/>
-          <w:color w:val="000000"/>
-          <w:sz w:val="24"/>
-          <w:szCs w:val="24"/>
-          <w:lang w:val="vi-VN"/>
-        </w:rPr>
-        <w:t xml:space="preserve">      </w:t>
-      </w:r>
-      <w:r>
-        <w:rPr>
-          <w:rFonts w:ascii="Times New Roman" w:eastAsia="Times New Roman" w:hAnsi="Times New Roman"/>
-          <w:color w:val="000000"/>
-          <w:sz w:val="24"/>
-          <w:szCs w:val="24"/>
-        </w:rPr>
-        <w:t xml:space="preserve">         </w:t>
+        <w:t xml:space="preserve">                        </w:t>
       </w:r>
       <w:r>
         <w:rPr>
@@ -935,7 +492,6 @@
         </w:rPr>
         <w:t>{{</w:t>
       </w:r>
-      <w:proofErr w:type="spellStart"/>
       <w:r>
         <w:rPr>
           <w:rFonts w:ascii="Times New Roman" w:eastAsia="Times New Roman" w:hAnsi="Times New Roman"/>
@@ -954,7 +510,6 @@
         </w:rPr>
         <w:t>Sex</w:t>
       </w:r>
-      <w:proofErr w:type="spellEnd"/>
       <w:r>
         <w:rPr>
           <w:rFonts w:ascii="Times New Roman" w:eastAsia="Times New Roman" w:hAnsi="Times New Roman"/>
@@ -977,13 +532,12 @@
     <w:tbl>
       <w:tblPr>
         <w:tblpPr w:leftFromText="180" w:rightFromText="180" w:vertAnchor="text" w:horzAnchor="page" w:tblpX="5261" w:tblpY="-25"/>
-        <w:tblW w:w="5709" w:type="dxa"/>
+        <w:tblW w:w="5270" w:type="dxa"/>
         <w:tblLook w:val="04A0" w:firstRow="1" w:lastRow="0" w:firstColumn="1" w:lastColumn="0" w:noHBand="0" w:noVBand="1"/>
       </w:tblPr>
       <w:tblGrid>
         <w:gridCol w:w="440"/>
         <w:gridCol w:w="440"/>
-        <w:gridCol w:w="439"/>
         <w:gridCol w:w="439"/>
         <w:gridCol w:w="439"/>
         <w:gridCol w:w="439"/>
@@ -1004,10 +558,10 @@
             <w:szCs w:val="24"/>
             <w:lang w:val="pt-BR"/>
           </w:rPr>
-          <w:tag w:val="TenantNationalIdCardNumber"/>
+          <w:tag w:val="Table_PartA"/>
           <w:id w:val="1678998328"/>
           <w:placeholder>
-            <w:docPart w:val="69C72379540142E5B4B2E0A15C08DF03"/>
+            <w:docPart w:val="548483FE28C94D9AB9078CBD2189CEEB"/>
           </w:placeholder>
         </w:sdtPr>
         <w:sdtContent>
@@ -1327,32 +881,6 @@
                 </w:pPr>
               </w:p>
             </w:tc>
-            <w:tc>
-              <w:tcPr>
-                <w:tcW w:w="439" w:type="dxa"/>
-                <w:tcBorders>
-                  <w:top w:val="single" w:sz="4" w:space="0" w:color="auto"/>
-                  <w:left w:val="single" w:sz="4" w:space="0" w:color="auto"/>
-                  <w:bottom w:val="single" w:sz="4" w:space="0" w:color="auto"/>
-                  <w:right w:val="single" w:sz="4" w:space="0" w:color="auto"/>
-                </w:tcBorders>
-              </w:tcPr>
-              <w:p>
-                <w:pPr>
-                  <w:tabs>
-                    <w:tab w:val="left" w:leader="dot" w:pos="10206"/>
-                  </w:tabs>
-                  <w:spacing w:before="100" w:after="100" w:line="240" w:lineRule="auto"/>
-                  <w:rPr>
-                    <w:rFonts w:ascii="Times New Roman" w:eastAsia="Times New Roman" w:hAnsi="Times New Roman"/>
-                    <w:color w:val="000000"/>
-                    <w:sz w:val="24"/>
-                    <w:szCs w:val="24"/>
-                    <w:lang w:val="pt-BR"/>
-                  </w:rPr>
-                </w:pPr>
-              </w:p>
-            </w:tc>
           </w:tr>
         </w:sdtContent>
       </w:sdt>
@@ -1529,27 +1057,7 @@
           <w:sz w:val="24"/>
           <w:szCs w:val="16"/>
         </w:rPr>
-        <w:t>{{</w:t>
-      </w:r>
-      <w:proofErr w:type="spellStart"/>
-      <w:r>
-        <w:rPr>
-          <w:rFonts w:ascii="Times New Roman" w:eastAsia="Times New Roman" w:hAnsi="Times New Roman"/>
-          <w:color w:val="000000"/>
-          <w:sz w:val="24"/>
-          <w:szCs w:val="16"/>
-        </w:rPr>
-        <w:t>TenantPhone</w:t>
-      </w:r>
-      <w:proofErr w:type="spellEnd"/>
-      <w:r>
-        <w:rPr>
-          <w:rFonts w:ascii="Times New Roman" w:eastAsia="Times New Roman" w:hAnsi="Times New Roman"/>
-          <w:color w:val="000000"/>
-          <w:sz w:val="24"/>
-          <w:szCs w:val="16"/>
-        </w:rPr>
-        <w:t>}}</w:t>
+        <w:t>{{TenantPhone}}</w:t>
       </w:r>
       <w:r>
         <w:rPr>
@@ -1607,27 +1115,7 @@
           <w:sz w:val="24"/>
           <w:szCs w:val="16"/>
         </w:rPr>
-        <w:t>{{</w:t>
-      </w:r>
-      <w:proofErr w:type="spellStart"/>
-      <w:r>
-        <w:rPr>
-          <w:rFonts w:ascii="Times New Roman" w:eastAsia="Times New Roman" w:hAnsi="Times New Roman"/>
-          <w:color w:val="000000"/>
-          <w:sz w:val="24"/>
-          <w:szCs w:val="16"/>
-        </w:rPr>
-        <w:t>TenantEmail</w:t>
-      </w:r>
-      <w:proofErr w:type="spellEnd"/>
-      <w:r>
-        <w:rPr>
-          <w:rFonts w:ascii="Times New Roman" w:eastAsia="Times New Roman" w:hAnsi="Times New Roman"/>
-          <w:color w:val="000000"/>
-          <w:sz w:val="24"/>
-          <w:szCs w:val="16"/>
-        </w:rPr>
-        <w:t>}}</w:t>
+        <w:t>{{TenantEmail}}</w:t>
       </w:r>
     </w:p>
     <w:p>
@@ -1680,9 +1168,8 @@
           <w:sz w:val="24"/>
           <w:szCs w:val="24"/>
         </w:rPr>
-        <w:t>{{</w:t>
-      </w:r>
-      <w:proofErr w:type="spellStart"/>
+        <w:t>{{LandlordName}}</w:t>
+      </w:r>
       <w:r>
         <w:rPr>
           <w:rFonts w:ascii="Times New Roman" w:eastAsia="Times New Roman" w:hAnsi="Times New Roman"/>
@@ -1690,25 +1177,6 @@
           <w:sz w:val="24"/>
           <w:szCs w:val="24"/>
         </w:rPr>
-        <w:t>LandlordName</w:t>
-      </w:r>
-      <w:proofErr w:type="spellEnd"/>
-      <w:r>
-        <w:rPr>
-          <w:rFonts w:ascii="Times New Roman" w:eastAsia="Times New Roman" w:hAnsi="Times New Roman"/>
-          <w:color w:val="000000"/>
-          <w:sz w:val="24"/>
-          <w:szCs w:val="24"/>
-        </w:rPr>
-        <w:t>}}</w:t>
-      </w:r>
-      <w:r>
-        <w:rPr>
-          <w:rFonts w:ascii="Times New Roman" w:eastAsia="Times New Roman" w:hAnsi="Times New Roman"/>
-          <w:color w:val="000000"/>
-          <w:sz w:val="24"/>
-          <w:szCs w:val="24"/>
-        </w:rPr>
         <w:t xml:space="preserve">     </w:t>
       </w:r>
       <w:r>
@@ -1728,39 +1196,18 @@
           <w:sz w:val="24"/>
           <w:szCs w:val="14"/>
         </w:rPr>
-        <w:t xml:space="preserve"> </w:t>
-      </w:r>
-      <w:proofErr w:type="spellStart"/>
-      <w:r>
-        <w:rPr>
-          <w:rFonts w:ascii="Times New Roman" w:eastAsia="Times New Roman" w:hAnsi="Times New Roman"/>
-          <w:color w:val="000000"/>
-          <w:sz w:val="24"/>
-          <w:szCs w:val="14"/>
-        </w:rPr>
-        <w:t>Khách</w:t>
-      </w:r>
-      <w:proofErr w:type="spellEnd"/>
-      <w:r>
-        <w:rPr>
-          <w:rFonts w:ascii="Times New Roman" w:eastAsia="Times New Roman" w:hAnsi="Times New Roman"/>
-          <w:color w:val="000000"/>
-          <w:sz w:val="24"/>
-          <w:szCs w:val="14"/>
-        </w:rPr>
-        <w:t xml:space="preserve"> thuê</w:t>
+        <w:t xml:space="preserve"> Khách thuê</w:t>
       </w:r>
     </w:p>
     <w:tbl>
       <w:tblPr>
         <w:tblpPr w:leftFromText="180" w:rightFromText="180" w:vertAnchor="text" w:horzAnchor="page" w:tblpX="5261" w:tblpY="-25"/>
-        <w:tblW w:w="5709" w:type="dxa"/>
+        <w:tblW w:w="5270" w:type="dxa"/>
         <w:tblLook w:val="04A0" w:firstRow="1" w:lastRow="0" w:firstColumn="1" w:lastColumn="0" w:noHBand="0" w:noVBand="1"/>
       </w:tblPr>
       <w:tblGrid>
         <w:gridCol w:w="440"/>
         <w:gridCol w:w="440"/>
-        <w:gridCol w:w="439"/>
         <w:gridCol w:w="439"/>
         <w:gridCol w:w="439"/>
         <w:gridCol w:w="439"/>
@@ -1781,10 +1228,10 @@
             <w:szCs w:val="24"/>
             <w:lang w:val="pt-BR"/>
           </w:rPr>
-          <w:tag w:val="LandlordNationalIdCardNumber"/>
+          <w:tag w:val="Table_PartB"/>
           <w:id w:val="213011653"/>
           <w:placeholder>
-            <w:docPart w:val="C4464C7239DB436787CDA0A4E69DF63B"/>
+            <w:docPart w:val="016B758F79FC4EC9809C0F34ECBB3D7B"/>
           </w:placeholder>
         </w:sdtPr>
         <w:sdtContent>
@@ -2104,32 +1551,6 @@
                 </w:pPr>
               </w:p>
             </w:tc>
-            <w:tc>
-              <w:tcPr>
-                <w:tcW w:w="439" w:type="dxa"/>
-                <w:tcBorders>
-                  <w:top w:val="single" w:sz="4" w:space="0" w:color="auto"/>
-                  <w:left w:val="single" w:sz="4" w:space="0" w:color="auto"/>
-                  <w:bottom w:val="single" w:sz="4" w:space="0" w:color="auto"/>
-                  <w:right w:val="single" w:sz="4" w:space="0" w:color="auto"/>
-                </w:tcBorders>
-              </w:tcPr>
-              <w:p>
-                <w:pPr>
-                  <w:tabs>
-                    <w:tab w:val="left" w:leader="dot" w:pos="10206"/>
-                  </w:tabs>
-                  <w:spacing w:before="100" w:after="100" w:line="240" w:lineRule="auto"/>
-                  <w:rPr>
-                    <w:rFonts w:ascii="Times New Roman" w:eastAsia="Times New Roman" w:hAnsi="Times New Roman"/>
-                    <w:color w:val="000000"/>
-                    <w:sz w:val="24"/>
-                    <w:szCs w:val="24"/>
-                    <w:lang w:val="pt-BR"/>
-                  </w:rPr>
-                </w:pPr>
-              </w:p>
-            </w:tc>
           </w:tr>
         </w:sdtContent>
       </w:sdt>
@@ -2383,47 +1804,7 @@
                 <w:color w:val="000000"/>
                 <w:spacing w:val="-4"/>
               </w:rPr>
-              <w:t xml:space="preserve">Họ, </w:t>
-            </w:r>
-            <w:proofErr w:type="spellStart"/>
-            <w:r>
-              <w:rPr>
-                <w:rFonts w:ascii="Times New Roman" w:eastAsia="Times New Roman" w:hAnsi="Times New Roman"/>
-                <w:b/>
-                <w:color w:val="000000"/>
-                <w:spacing w:val="-4"/>
-              </w:rPr>
-              <w:t>chữ</w:t>
-            </w:r>
-            <w:proofErr w:type="spellEnd"/>
-            <w:r>
-              <w:rPr>
-                <w:rFonts w:ascii="Times New Roman" w:eastAsia="Times New Roman" w:hAnsi="Times New Roman"/>
-                <w:b/>
-                <w:color w:val="000000"/>
-                <w:spacing w:val="-4"/>
-              </w:rPr>
-              <w:t xml:space="preserve"> </w:t>
-            </w:r>
-            <w:proofErr w:type="spellStart"/>
-            <w:r>
-              <w:rPr>
-                <w:rFonts w:ascii="Times New Roman" w:eastAsia="Times New Roman" w:hAnsi="Times New Roman"/>
-                <w:b/>
-                <w:color w:val="000000"/>
-                <w:spacing w:val="-4"/>
-              </w:rPr>
-              <w:t>đệm</w:t>
-            </w:r>
-            <w:proofErr w:type="spellEnd"/>
-            <w:r>
-              <w:rPr>
-                <w:rFonts w:ascii="Times New Roman" w:eastAsia="Times New Roman" w:hAnsi="Times New Roman"/>
-                <w:b/>
-                <w:color w:val="000000"/>
-                <w:spacing w:val="-4"/>
-              </w:rPr>
-              <w:t xml:space="preserve"> </w:t>
+              <w:t xml:space="preserve">Họ, chữ đệm </w:t>
             </w:r>
           </w:p>
           <w:p>
@@ -2437,7 +1818,6 @@
                 <w:spacing w:val="-4"/>
               </w:rPr>
             </w:pPr>
-            <w:proofErr w:type="spellStart"/>
             <w:r>
               <w:rPr>
                 <w:rFonts w:ascii="Times New Roman" w:eastAsia="Times New Roman" w:hAnsi="Times New Roman"/>
@@ -2445,37 +1825,7 @@
                 <w:color w:val="000000"/>
                 <w:spacing w:val="-4"/>
               </w:rPr>
-              <w:t>va</w:t>
-            </w:r>
-            <w:proofErr w:type="spellEnd"/>
-            <w:r>
-              <w:rPr>
-                <w:rFonts w:ascii="Times New Roman" w:eastAsia="Times New Roman" w:hAnsi="Times New Roman"/>
-                <w:b/>
-                <w:color w:val="000000"/>
-                <w:spacing w:val="-4"/>
-              </w:rPr>
-              <w:t xml:space="preserve">̀ </w:t>
-            </w:r>
-            <w:proofErr w:type="spellStart"/>
-            <w:r>
-              <w:rPr>
-                <w:rFonts w:ascii="Times New Roman" w:eastAsia="Times New Roman" w:hAnsi="Times New Roman"/>
-                <w:b/>
-                <w:color w:val="000000"/>
-                <w:spacing w:val="-4"/>
-              </w:rPr>
-              <w:t>tên</w:t>
-            </w:r>
-            <w:proofErr w:type="spellEnd"/>
-            <w:r>
-              <w:rPr>
-                <w:rFonts w:ascii="Times New Roman" w:eastAsia="Times New Roman" w:hAnsi="Times New Roman"/>
-                <w:b/>
-                <w:color w:val="000000"/>
-                <w:spacing w:val="-4"/>
-              </w:rPr>
-              <w:t xml:space="preserve"> </w:t>
+              <w:t xml:space="preserve">và tên </w:t>
             </w:r>
           </w:p>
         </w:tc>
@@ -2501,70 +1851,14 @@
                 <w:spacing w:val="-4"/>
               </w:rPr>
             </w:pPr>
-            <w:proofErr w:type="spellStart"/>
             <w:r>
               <w:rPr>
                 <w:rFonts w:ascii="Times New Roman" w:eastAsia="Times New Roman" w:hAnsi="Times New Roman"/>
                 <w:b/>
                 <w:color w:val="000000"/>
               </w:rPr>
-              <w:t>Ngày</w:t>
+              <w:t>Ngày, tháng, năm sinh</w:t>
             </w:r>
-            <w:proofErr w:type="spellEnd"/>
-            <w:r>
-              <w:rPr>
-                <w:rFonts w:ascii="Times New Roman" w:eastAsia="Times New Roman" w:hAnsi="Times New Roman"/>
-                <w:b/>
-                <w:color w:val="000000"/>
-              </w:rPr>
-              <w:t xml:space="preserve">, </w:t>
-            </w:r>
-            <w:proofErr w:type="spellStart"/>
-            <w:r>
-              <w:rPr>
-                <w:rFonts w:ascii="Times New Roman" w:eastAsia="Times New Roman" w:hAnsi="Times New Roman"/>
-                <w:b/>
-                <w:color w:val="000000"/>
-              </w:rPr>
-              <w:t>tháng</w:t>
-            </w:r>
-            <w:proofErr w:type="spellEnd"/>
-            <w:r>
-              <w:rPr>
-                <w:rFonts w:ascii="Times New Roman" w:eastAsia="Times New Roman" w:hAnsi="Times New Roman"/>
-                <w:b/>
-                <w:color w:val="000000"/>
-              </w:rPr>
-              <w:t xml:space="preserve">, </w:t>
-            </w:r>
-            <w:proofErr w:type="spellStart"/>
-            <w:r>
-              <w:rPr>
-                <w:rFonts w:ascii="Times New Roman" w:eastAsia="Times New Roman" w:hAnsi="Times New Roman"/>
-                <w:b/>
-                <w:color w:val="000000"/>
-              </w:rPr>
-              <w:t>năm</w:t>
-            </w:r>
-            <w:proofErr w:type="spellEnd"/>
-            <w:r>
-              <w:rPr>
-                <w:rFonts w:ascii="Times New Roman" w:eastAsia="Times New Roman" w:hAnsi="Times New Roman"/>
-                <w:b/>
-                <w:color w:val="000000"/>
-              </w:rPr>
-              <w:t xml:space="preserve"> </w:t>
-            </w:r>
-            <w:proofErr w:type="spellStart"/>
-            <w:r>
-              <w:rPr>
-                <w:rFonts w:ascii="Times New Roman" w:eastAsia="Times New Roman" w:hAnsi="Times New Roman"/>
-                <w:b/>
-                <w:color w:val="000000"/>
-              </w:rPr>
-              <w:t>sinh</w:t>
-            </w:r>
-            <w:proofErr w:type="spellEnd"/>
           </w:p>
         </w:tc>
         <w:tc>
@@ -2587,7 +1881,6 @@
                 <w:color w:val="000000"/>
               </w:rPr>
             </w:pPr>
-            <w:proofErr w:type="spellStart"/>
             <w:r>
               <w:rPr>
                 <w:rFonts w:ascii="Times New Roman" w:eastAsia="Times New Roman" w:hAnsi="Times New Roman"/>
@@ -2595,29 +1888,8 @@
                 <w:color w:val="000000"/>
                 <w:spacing w:val="-4"/>
               </w:rPr>
-              <w:t>Giới</w:t>
+              <w:t>Giới tính</w:t>
             </w:r>
-            <w:proofErr w:type="spellEnd"/>
-            <w:r>
-              <w:rPr>
-                <w:rFonts w:ascii="Times New Roman" w:eastAsia="Times New Roman" w:hAnsi="Times New Roman"/>
-                <w:b/>
-                <w:color w:val="000000"/>
-                <w:spacing w:val="-4"/>
-              </w:rPr>
-              <w:t xml:space="preserve"> </w:t>
-            </w:r>
-            <w:proofErr w:type="spellStart"/>
-            <w:r>
-              <w:rPr>
-                <w:rFonts w:ascii="Times New Roman" w:eastAsia="Times New Roman" w:hAnsi="Times New Roman"/>
-                <w:b/>
-                <w:color w:val="000000"/>
-                <w:spacing w:val="-4"/>
-              </w:rPr>
-              <w:t>tính</w:t>
-            </w:r>
-            <w:proofErr w:type="spellEnd"/>
           </w:p>
         </w:tc>
         <w:tc>
@@ -5099,9 +4371,19 @@
           <w:sz w:val="25"/>
           <w:szCs w:val="25"/>
         </w:rPr>
+        <w:t xml:space="preserve"> ghi</w:t>
+      </w:r>
+      <w:r>
+        <w:rPr>
+          <w:rFonts w:ascii="Times New Roman" w:eastAsia="Times New Roman" w:hAnsi="Times New Roman"/>
+          <w:color w:val="000000"/>
+          <w:spacing w:val="-4"/>
+          <w:sz w:val="25"/>
+          <w:szCs w:val="25"/>
+          <w:lang w:val="vi-VN"/>
+        </w:rPr>
         <w:t xml:space="preserve"> </w:t>
       </w:r>
-      <w:proofErr w:type="spellStart"/>
       <w:r>
         <w:rPr>
           <w:rFonts w:ascii="Times New Roman" w:eastAsia="Times New Roman" w:hAnsi="Times New Roman"/>
@@ -5110,9 +4392,8 @@
           <w:sz w:val="25"/>
           <w:szCs w:val="25"/>
         </w:rPr>
-        <w:t>ghi</w:t>
-      </w:r>
-      <w:proofErr w:type="spellEnd"/>
+        <w:t xml:space="preserve">chi tiết </w:t>
+      </w:r>
       <w:r>
         <w:rPr>
           <w:rFonts w:ascii="Times New Roman" w:eastAsia="Times New Roman" w:hAnsi="Times New Roman"/>
@@ -5120,6 +4401,47 @@
           <w:spacing w:val="-4"/>
           <w:sz w:val="25"/>
           <w:szCs w:val="25"/>
+        </w:rPr>
+        <w:t>thông tin nơi</w:t>
+      </w:r>
+      <w:r>
+        <w:rPr>
+          <w:rFonts w:ascii="Times New Roman" w:eastAsia="Times New Roman" w:hAnsi="Times New Roman"/>
+          <w:color w:val="000000"/>
+          <w:spacing w:val="-4"/>
+          <w:sz w:val="25"/>
+          <w:szCs w:val="25"/>
+        </w:rPr>
+        <w:t xml:space="preserve"> đề nghị </w:t>
+      </w:r>
+      <w:r>
+        <w:rPr>
+          <w:rFonts w:ascii="Times New Roman" w:eastAsia="Times New Roman" w:hAnsi="Times New Roman"/>
+          <w:color w:val="000000"/>
+          <w:spacing w:val="-4"/>
+          <w:sz w:val="25"/>
+          <w:szCs w:val="25"/>
+          <w:lang w:val="vi-VN"/>
+        </w:rPr>
+        <w:t>đăng ký thường trú</w:t>
+      </w:r>
+      <w:r>
+        <w:rPr>
+          <w:rFonts w:ascii="Times New Roman" w:eastAsia="Times New Roman" w:hAnsi="Times New Roman"/>
+          <w:color w:val="000000"/>
+          <w:spacing w:val="-4"/>
+          <w:sz w:val="25"/>
+          <w:szCs w:val="25"/>
+        </w:rPr>
+        <w:t xml:space="preserve"> hoặc</w:t>
+      </w:r>
+      <w:r>
+        <w:rPr>
+          <w:rFonts w:ascii="Times New Roman" w:eastAsia="Times New Roman" w:hAnsi="Times New Roman"/>
+          <w:color w:val="000000"/>
+          <w:spacing w:val="-4"/>
+          <w:sz w:val="25"/>
+          <w:szCs w:val="25"/>
           <w:lang w:val="vi-VN"/>
         </w:rPr>
         <w:t xml:space="preserve"> </w:t>
@@ -5132,9 +4454,8 @@
           <w:sz w:val="25"/>
           <w:szCs w:val="25"/>
         </w:rPr>
-        <w:t xml:space="preserve">chi </w:t>
-      </w:r>
-      <w:proofErr w:type="spellStart"/>
+        <w:t xml:space="preserve">nơi đề nghị </w:t>
+      </w:r>
       <w:r>
         <w:rPr>
           <w:rFonts w:ascii="Times New Roman" w:eastAsia="Times New Roman" w:hAnsi="Times New Roman"/>
@@ -5142,10 +4463,10 @@
           <w:spacing w:val="-4"/>
           <w:sz w:val="25"/>
           <w:szCs w:val="25"/>
-        </w:rPr>
-        <w:t>tiết</w:t>
-      </w:r>
-      <w:proofErr w:type="spellEnd"/>
+          <w:lang w:val="vi-VN"/>
+        </w:rPr>
+        <w:t>đăng ký tạm trú</w:t>
+      </w:r>
       <w:r>
         <w:rPr>
           <w:rFonts w:ascii="Times New Roman" w:eastAsia="Times New Roman" w:hAnsi="Times New Roman"/>
@@ -5154,9 +4475,8 @@
           <w:sz w:val="25"/>
           <w:szCs w:val="25"/>
         </w:rPr>
-        <w:t xml:space="preserve"> </w:t>
-      </w:r>
-      <w:proofErr w:type="spellStart"/>
+        <w:t xml:space="preserve"> hoặc </w:t>
+      </w:r>
       <w:r>
         <w:rPr>
           <w:rFonts w:ascii="Times New Roman" w:eastAsia="Times New Roman" w:hAnsi="Times New Roman"/>
@@ -5165,303 +4485,7 @@
           <w:sz w:val="25"/>
           <w:szCs w:val="25"/>
         </w:rPr>
-        <w:t>thông</w:t>
-      </w:r>
-      <w:proofErr w:type="spellEnd"/>
-      <w:r>
-        <w:rPr>
-          <w:rFonts w:ascii="Times New Roman" w:eastAsia="Times New Roman" w:hAnsi="Times New Roman"/>
-          <w:color w:val="000000"/>
-          <w:spacing w:val="-4"/>
-          <w:sz w:val="25"/>
-          <w:szCs w:val="25"/>
-        </w:rPr>
-        <w:t xml:space="preserve"> tin </w:t>
-      </w:r>
-      <w:proofErr w:type="spellStart"/>
-      <w:r>
-        <w:rPr>
-          <w:rFonts w:ascii="Times New Roman" w:eastAsia="Times New Roman" w:hAnsi="Times New Roman"/>
-          <w:color w:val="000000"/>
-          <w:spacing w:val="-4"/>
-          <w:sz w:val="25"/>
-          <w:szCs w:val="25"/>
-        </w:rPr>
-        <w:t>nơi</w:t>
-      </w:r>
-      <w:proofErr w:type="spellEnd"/>
-      <w:r>
-        <w:rPr>
-          <w:rFonts w:ascii="Times New Roman" w:eastAsia="Times New Roman" w:hAnsi="Times New Roman"/>
-          <w:color w:val="000000"/>
-          <w:spacing w:val="-4"/>
-          <w:sz w:val="25"/>
-          <w:szCs w:val="25"/>
-        </w:rPr>
-        <w:t xml:space="preserve"> </w:t>
-      </w:r>
-      <w:proofErr w:type="spellStart"/>
-      <w:r>
-        <w:rPr>
-          <w:rFonts w:ascii="Times New Roman" w:eastAsia="Times New Roman" w:hAnsi="Times New Roman"/>
-          <w:color w:val="000000"/>
-          <w:spacing w:val="-4"/>
-          <w:sz w:val="25"/>
-          <w:szCs w:val="25"/>
-        </w:rPr>
-        <w:t>đề</w:t>
-      </w:r>
-      <w:proofErr w:type="spellEnd"/>
-      <w:r>
-        <w:rPr>
-          <w:rFonts w:ascii="Times New Roman" w:eastAsia="Times New Roman" w:hAnsi="Times New Roman"/>
-          <w:color w:val="000000"/>
-          <w:spacing w:val="-4"/>
-          <w:sz w:val="25"/>
-          <w:szCs w:val="25"/>
-        </w:rPr>
-        <w:t xml:space="preserve"> </w:t>
-      </w:r>
-      <w:proofErr w:type="spellStart"/>
-      <w:r>
-        <w:rPr>
-          <w:rFonts w:ascii="Times New Roman" w:eastAsia="Times New Roman" w:hAnsi="Times New Roman"/>
-          <w:color w:val="000000"/>
-          <w:spacing w:val="-4"/>
-          <w:sz w:val="25"/>
-          <w:szCs w:val="25"/>
-        </w:rPr>
-        <w:t>nghị</w:t>
-      </w:r>
-      <w:proofErr w:type="spellEnd"/>
-      <w:r>
-        <w:rPr>
-          <w:rFonts w:ascii="Times New Roman" w:eastAsia="Times New Roman" w:hAnsi="Times New Roman"/>
-          <w:color w:val="000000"/>
-          <w:spacing w:val="-4"/>
-          <w:sz w:val="25"/>
-          <w:szCs w:val="25"/>
-        </w:rPr>
-        <w:t xml:space="preserve"> </w:t>
-      </w:r>
-      <w:r>
-        <w:rPr>
-          <w:rFonts w:ascii="Times New Roman" w:eastAsia="Times New Roman" w:hAnsi="Times New Roman"/>
-          <w:color w:val="000000"/>
-          <w:spacing w:val="-4"/>
-          <w:sz w:val="25"/>
-          <w:szCs w:val="25"/>
-          <w:lang w:val="vi-VN"/>
-        </w:rPr>
-        <w:t>đăng ký thường trú</w:t>
-      </w:r>
-      <w:r>
-        <w:rPr>
-          <w:rFonts w:ascii="Times New Roman" w:eastAsia="Times New Roman" w:hAnsi="Times New Roman"/>
-          <w:color w:val="000000"/>
-          <w:spacing w:val="-4"/>
-          <w:sz w:val="25"/>
-          <w:szCs w:val="25"/>
-        </w:rPr>
-        <w:t xml:space="preserve"> </w:t>
-      </w:r>
-      <w:proofErr w:type="spellStart"/>
-      <w:r>
-        <w:rPr>
-          <w:rFonts w:ascii="Times New Roman" w:eastAsia="Times New Roman" w:hAnsi="Times New Roman"/>
-          <w:color w:val="000000"/>
-          <w:spacing w:val="-4"/>
-          <w:sz w:val="25"/>
-          <w:szCs w:val="25"/>
-        </w:rPr>
-        <w:t>hoặc</w:t>
-      </w:r>
-      <w:proofErr w:type="spellEnd"/>
-      <w:r>
-        <w:rPr>
-          <w:rFonts w:ascii="Times New Roman" w:eastAsia="Times New Roman" w:hAnsi="Times New Roman"/>
-          <w:color w:val="000000"/>
-          <w:spacing w:val="-4"/>
-          <w:sz w:val="25"/>
-          <w:szCs w:val="25"/>
-          <w:lang w:val="vi-VN"/>
-        </w:rPr>
-        <w:t xml:space="preserve"> </w:t>
-      </w:r>
-      <w:proofErr w:type="spellStart"/>
-      <w:r>
-        <w:rPr>
-          <w:rFonts w:ascii="Times New Roman" w:eastAsia="Times New Roman" w:hAnsi="Times New Roman"/>
-          <w:color w:val="000000"/>
-          <w:spacing w:val="-4"/>
-          <w:sz w:val="25"/>
-          <w:szCs w:val="25"/>
-        </w:rPr>
-        <w:t>nơi</w:t>
-      </w:r>
-      <w:proofErr w:type="spellEnd"/>
-      <w:r>
-        <w:rPr>
-          <w:rFonts w:ascii="Times New Roman" w:eastAsia="Times New Roman" w:hAnsi="Times New Roman"/>
-          <w:color w:val="000000"/>
-          <w:spacing w:val="-4"/>
-          <w:sz w:val="25"/>
-          <w:szCs w:val="25"/>
-        </w:rPr>
-        <w:t xml:space="preserve"> </w:t>
-      </w:r>
-      <w:proofErr w:type="spellStart"/>
-      <w:r>
-        <w:rPr>
-          <w:rFonts w:ascii="Times New Roman" w:eastAsia="Times New Roman" w:hAnsi="Times New Roman"/>
-          <w:color w:val="000000"/>
-          <w:spacing w:val="-4"/>
-          <w:sz w:val="25"/>
-          <w:szCs w:val="25"/>
-        </w:rPr>
-        <w:t>đề</w:t>
-      </w:r>
-      <w:proofErr w:type="spellEnd"/>
-      <w:r>
-        <w:rPr>
-          <w:rFonts w:ascii="Times New Roman" w:eastAsia="Times New Roman" w:hAnsi="Times New Roman"/>
-          <w:color w:val="000000"/>
-          <w:spacing w:val="-4"/>
-          <w:sz w:val="25"/>
-          <w:szCs w:val="25"/>
-        </w:rPr>
-        <w:t xml:space="preserve"> </w:t>
-      </w:r>
-      <w:proofErr w:type="spellStart"/>
-      <w:r>
-        <w:rPr>
-          <w:rFonts w:ascii="Times New Roman" w:eastAsia="Times New Roman" w:hAnsi="Times New Roman"/>
-          <w:color w:val="000000"/>
-          <w:spacing w:val="-4"/>
-          <w:sz w:val="25"/>
-          <w:szCs w:val="25"/>
-        </w:rPr>
-        <w:t>nghị</w:t>
-      </w:r>
-      <w:proofErr w:type="spellEnd"/>
-      <w:r>
-        <w:rPr>
-          <w:rFonts w:ascii="Times New Roman" w:eastAsia="Times New Roman" w:hAnsi="Times New Roman"/>
-          <w:color w:val="000000"/>
-          <w:spacing w:val="-4"/>
-          <w:sz w:val="25"/>
-          <w:szCs w:val="25"/>
-        </w:rPr>
-        <w:t xml:space="preserve"> </w:t>
-      </w:r>
-      <w:r>
-        <w:rPr>
-          <w:rFonts w:ascii="Times New Roman" w:eastAsia="Times New Roman" w:hAnsi="Times New Roman"/>
-          <w:color w:val="000000"/>
-          <w:spacing w:val="-4"/>
-          <w:sz w:val="25"/>
-          <w:szCs w:val="25"/>
-          <w:lang w:val="vi-VN"/>
-        </w:rPr>
-        <w:t>đăng ký tạm trú</w:t>
-      </w:r>
-      <w:r>
-        <w:rPr>
-          <w:rFonts w:ascii="Times New Roman" w:eastAsia="Times New Roman" w:hAnsi="Times New Roman"/>
-          <w:color w:val="000000"/>
-          <w:spacing w:val="-4"/>
-          <w:sz w:val="25"/>
-          <w:szCs w:val="25"/>
-        </w:rPr>
-        <w:t xml:space="preserve"> </w:t>
-      </w:r>
-      <w:proofErr w:type="spellStart"/>
-      <w:r>
-        <w:rPr>
-          <w:rFonts w:ascii="Times New Roman" w:eastAsia="Times New Roman" w:hAnsi="Times New Roman"/>
-          <w:color w:val="000000"/>
-          <w:spacing w:val="-4"/>
-          <w:sz w:val="25"/>
-          <w:szCs w:val="25"/>
-        </w:rPr>
-        <w:t>hoặc</w:t>
-      </w:r>
-      <w:proofErr w:type="spellEnd"/>
-      <w:r>
-        <w:rPr>
-          <w:rFonts w:ascii="Times New Roman" w:eastAsia="Times New Roman" w:hAnsi="Times New Roman"/>
-          <w:color w:val="000000"/>
-          <w:spacing w:val="-4"/>
-          <w:sz w:val="25"/>
-          <w:szCs w:val="25"/>
-        </w:rPr>
-        <w:t xml:space="preserve"> </w:t>
-      </w:r>
-      <w:proofErr w:type="spellStart"/>
-      <w:r>
-        <w:rPr>
-          <w:rFonts w:ascii="Times New Roman" w:eastAsia="Times New Roman" w:hAnsi="Times New Roman"/>
-          <w:color w:val="000000"/>
-          <w:spacing w:val="-4"/>
-          <w:sz w:val="25"/>
-          <w:szCs w:val="25"/>
-        </w:rPr>
-        <w:t>nội</w:t>
-      </w:r>
-      <w:proofErr w:type="spellEnd"/>
-      <w:r>
-        <w:rPr>
-          <w:rFonts w:ascii="Times New Roman" w:eastAsia="Times New Roman" w:hAnsi="Times New Roman"/>
-          <w:color w:val="000000"/>
-          <w:spacing w:val="-4"/>
-          <w:sz w:val="25"/>
-          <w:szCs w:val="25"/>
-        </w:rPr>
-        <w:t xml:space="preserve"> dung </w:t>
-      </w:r>
-      <w:proofErr w:type="spellStart"/>
-      <w:r>
-        <w:rPr>
-          <w:rFonts w:ascii="Times New Roman" w:eastAsia="Times New Roman" w:hAnsi="Times New Roman"/>
-          <w:color w:val="000000"/>
-          <w:spacing w:val="-4"/>
-          <w:sz w:val="25"/>
-          <w:szCs w:val="25"/>
-        </w:rPr>
-        <w:t>đề</w:t>
-      </w:r>
-      <w:proofErr w:type="spellEnd"/>
-      <w:r>
-        <w:rPr>
-          <w:rFonts w:ascii="Times New Roman" w:eastAsia="Times New Roman" w:hAnsi="Times New Roman"/>
-          <w:color w:val="000000"/>
-          <w:spacing w:val="-4"/>
-          <w:sz w:val="25"/>
-          <w:szCs w:val="25"/>
-        </w:rPr>
-        <w:t xml:space="preserve"> </w:t>
-      </w:r>
-      <w:proofErr w:type="spellStart"/>
-      <w:r>
-        <w:rPr>
-          <w:rFonts w:ascii="Times New Roman" w:eastAsia="Times New Roman" w:hAnsi="Times New Roman"/>
-          <w:color w:val="000000"/>
-          <w:spacing w:val="-4"/>
-          <w:sz w:val="25"/>
-          <w:szCs w:val="25"/>
-        </w:rPr>
-        <w:t>nghị</w:t>
-      </w:r>
-      <w:proofErr w:type="spellEnd"/>
-      <w:r>
-        <w:rPr>
-          <w:rFonts w:ascii="Times New Roman" w:eastAsia="Times New Roman" w:hAnsi="Times New Roman"/>
-          <w:color w:val="000000"/>
-          <w:spacing w:val="-4"/>
-          <w:sz w:val="25"/>
-          <w:szCs w:val="25"/>
-        </w:rPr>
-        <w:t xml:space="preserve"> </w:t>
+        <w:t xml:space="preserve">nội dung đề nghị </w:t>
       </w:r>
       <w:r>
         <w:rPr>
@@ -5518,367 +4542,7 @@
           <w:sz w:val="25"/>
           <w:szCs w:val="25"/>
         </w:rPr>
-        <w:t>(</w:t>
-      </w:r>
-      <w:proofErr w:type="spellStart"/>
-      <w:r>
-        <w:rPr>
-          <w:rFonts w:ascii="Times New Roman" w:eastAsia="Times New Roman" w:hAnsi="Times New Roman"/>
-          <w:i/>
-          <w:color w:val="000000"/>
-          <w:spacing w:val="-6"/>
-          <w:sz w:val="25"/>
-          <w:szCs w:val="25"/>
-        </w:rPr>
-        <w:t>trường</w:t>
-      </w:r>
-      <w:proofErr w:type="spellEnd"/>
-      <w:r>
-        <w:rPr>
-          <w:rFonts w:ascii="Times New Roman" w:eastAsia="Times New Roman" w:hAnsi="Times New Roman"/>
-          <w:i/>
-          <w:color w:val="000000"/>
-          <w:spacing w:val="-6"/>
-          <w:sz w:val="25"/>
-          <w:szCs w:val="25"/>
-        </w:rPr>
-        <w:t xml:space="preserve"> </w:t>
-      </w:r>
-      <w:proofErr w:type="spellStart"/>
-      <w:r>
-        <w:rPr>
-          <w:rFonts w:ascii="Times New Roman" w:eastAsia="Times New Roman" w:hAnsi="Times New Roman"/>
-          <w:i/>
-          <w:color w:val="000000"/>
-          <w:spacing w:val="-6"/>
-          <w:sz w:val="25"/>
-          <w:szCs w:val="25"/>
-        </w:rPr>
-        <w:t>hợp</w:t>
-      </w:r>
-      <w:proofErr w:type="spellEnd"/>
-      <w:r>
-        <w:rPr>
-          <w:rFonts w:ascii="Times New Roman" w:eastAsia="Times New Roman" w:hAnsi="Times New Roman"/>
-          <w:i/>
-          <w:color w:val="000000"/>
-          <w:spacing w:val="-6"/>
-          <w:sz w:val="25"/>
-          <w:szCs w:val="25"/>
-        </w:rPr>
-        <w:t xml:space="preserve"> </w:t>
-      </w:r>
-      <w:proofErr w:type="spellStart"/>
-      <w:r>
-        <w:rPr>
-          <w:rFonts w:ascii="Times New Roman" w:eastAsia="Times New Roman" w:hAnsi="Times New Roman"/>
-          <w:i/>
-          <w:color w:val="000000"/>
-          <w:spacing w:val="-6"/>
-          <w:sz w:val="25"/>
-          <w:szCs w:val="25"/>
-        </w:rPr>
-        <w:t>người</w:t>
-      </w:r>
-      <w:proofErr w:type="spellEnd"/>
-      <w:r>
-        <w:rPr>
-          <w:rFonts w:ascii="Times New Roman" w:eastAsia="Times New Roman" w:hAnsi="Times New Roman"/>
-          <w:i/>
-          <w:color w:val="000000"/>
-          <w:spacing w:val="-6"/>
-          <w:sz w:val="25"/>
-          <w:szCs w:val="25"/>
-        </w:rPr>
-        <w:t xml:space="preserve"> </w:t>
-      </w:r>
-      <w:proofErr w:type="spellStart"/>
-      <w:r>
-        <w:rPr>
-          <w:rFonts w:ascii="Times New Roman" w:eastAsia="Times New Roman" w:hAnsi="Times New Roman"/>
-          <w:i/>
-          <w:color w:val="000000"/>
-          <w:spacing w:val="-6"/>
-          <w:sz w:val="25"/>
-          <w:szCs w:val="25"/>
-        </w:rPr>
-        <w:t>đứng</w:t>
-      </w:r>
-      <w:proofErr w:type="spellEnd"/>
-      <w:r>
-        <w:rPr>
-          <w:rFonts w:ascii="Times New Roman" w:eastAsia="Times New Roman" w:hAnsi="Times New Roman"/>
-          <w:i/>
-          <w:color w:val="000000"/>
-          <w:spacing w:val="-6"/>
-          <w:sz w:val="25"/>
-          <w:szCs w:val="25"/>
-        </w:rPr>
-        <w:t xml:space="preserve"> </w:t>
-      </w:r>
-      <w:proofErr w:type="spellStart"/>
-      <w:r>
-        <w:rPr>
-          <w:rFonts w:ascii="Times New Roman" w:eastAsia="Times New Roman" w:hAnsi="Times New Roman"/>
-          <w:i/>
-          <w:color w:val="000000"/>
-          <w:spacing w:val="-6"/>
-          <w:sz w:val="25"/>
-          <w:szCs w:val="25"/>
-        </w:rPr>
-        <w:t>đầu</w:t>
-      </w:r>
-      <w:proofErr w:type="spellEnd"/>
-      <w:r>
-        <w:rPr>
-          <w:rFonts w:ascii="Times New Roman" w:eastAsia="Times New Roman" w:hAnsi="Times New Roman"/>
-          <w:i/>
-          <w:color w:val="000000"/>
-          <w:spacing w:val="-6"/>
-          <w:sz w:val="25"/>
-          <w:szCs w:val="25"/>
-        </w:rPr>
-        <w:t xml:space="preserve"> </w:t>
-      </w:r>
-      <w:proofErr w:type="spellStart"/>
-      <w:r>
-        <w:rPr>
-          <w:rFonts w:ascii="Times New Roman" w:eastAsia="Times New Roman" w:hAnsi="Times New Roman"/>
-          <w:i/>
-          <w:color w:val="000000"/>
-          <w:spacing w:val="-6"/>
-          <w:sz w:val="25"/>
-          <w:szCs w:val="25"/>
-        </w:rPr>
-        <w:t>cơ</w:t>
-      </w:r>
-      <w:proofErr w:type="spellEnd"/>
-      <w:r>
-        <w:rPr>
-          <w:rFonts w:ascii="Times New Roman" w:eastAsia="Times New Roman" w:hAnsi="Times New Roman"/>
-          <w:i/>
-          <w:color w:val="000000"/>
-          <w:spacing w:val="-6"/>
-          <w:sz w:val="25"/>
-          <w:szCs w:val="25"/>
-        </w:rPr>
-        <w:t xml:space="preserve"> </w:t>
-      </w:r>
-      <w:proofErr w:type="spellStart"/>
-      <w:r>
-        <w:rPr>
-          <w:rFonts w:ascii="Times New Roman" w:eastAsia="Times New Roman" w:hAnsi="Times New Roman"/>
-          <w:i/>
-          <w:color w:val="000000"/>
-          <w:spacing w:val="-6"/>
-          <w:sz w:val="25"/>
-          <w:szCs w:val="25"/>
-        </w:rPr>
-        <w:t>sở</w:t>
-      </w:r>
-      <w:proofErr w:type="spellEnd"/>
-      <w:r>
-        <w:rPr>
-          <w:rFonts w:ascii="Times New Roman" w:eastAsia="Times New Roman" w:hAnsi="Times New Roman"/>
-          <w:i/>
-          <w:color w:val="000000"/>
-          <w:spacing w:val="-6"/>
-          <w:sz w:val="25"/>
-          <w:szCs w:val="25"/>
-        </w:rPr>
-        <w:t xml:space="preserve"> </w:t>
-      </w:r>
-      <w:proofErr w:type="spellStart"/>
-      <w:r>
-        <w:rPr>
-          <w:rFonts w:ascii="Times New Roman" w:eastAsia="Times New Roman" w:hAnsi="Times New Roman"/>
-          <w:i/>
-          <w:color w:val="000000"/>
-          <w:spacing w:val="-6"/>
-          <w:sz w:val="25"/>
-          <w:szCs w:val="25"/>
-        </w:rPr>
-        <w:t>trợ</w:t>
-      </w:r>
-      <w:proofErr w:type="spellEnd"/>
-      <w:r>
-        <w:rPr>
-          <w:rFonts w:ascii="Times New Roman" w:eastAsia="Times New Roman" w:hAnsi="Times New Roman"/>
-          <w:i/>
-          <w:color w:val="000000"/>
-          <w:spacing w:val="-6"/>
-          <w:sz w:val="25"/>
-          <w:szCs w:val="25"/>
-        </w:rPr>
-        <w:t xml:space="preserve"> </w:t>
-      </w:r>
-      <w:proofErr w:type="spellStart"/>
-      <w:r>
-        <w:rPr>
-          <w:rFonts w:ascii="Times New Roman" w:eastAsia="Times New Roman" w:hAnsi="Times New Roman"/>
-          <w:i/>
-          <w:color w:val="000000"/>
-          <w:spacing w:val="-6"/>
-          <w:sz w:val="25"/>
-          <w:szCs w:val="25"/>
-        </w:rPr>
-        <w:t>giúp</w:t>
-      </w:r>
-      <w:proofErr w:type="spellEnd"/>
-      <w:r>
-        <w:rPr>
-          <w:rFonts w:ascii="Times New Roman" w:eastAsia="Times New Roman" w:hAnsi="Times New Roman"/>
-          <w:i/>
-          <w:color w:val="000000"/>
-          <w:spacing w:val="-6"/>
-          <w:sz w:val="25"/>
-          <w:szCs w:val="25"/>
-        </w:rPr>
-        <w:t xml:space="preserve"> </w:t>
-      </w:r>
-      <w:proofErr w:type="spellStart"/>
-      <w:r>
-        <w:rPr>
-          <w:rFonts w:ascii="Times New Roman" w:eastAsia="Times New Roman" w:hAnsi="Times New Roman"/>
-          <w:i/>
-          <w:color w:val="000000"/>
-          <w:spacing w:val="-6"/>
-          <w:sz w:val="25"/>
-          <w:szCs w:val="25"/>
-        </w:rPr>
-        <w:t>xã</w:t>
-      </w:r>
-      <w:proofErr w:type="spellEnd"/>
-      <w:r>
-        <w:rPr>
-          <w:rFonts w:ascii="Times New Roman" w:eastAsia="Times New Roman" w:hAnsi="Times New Roman"/>
-          <w:i/>
-          <w:color w:val="000000"/>
-          <w:spacing w:val="-6"/>
-          <w:sz w:val="25"/>
-          <w:szCs w:val="25"/>
-        </w:rPr>
-        <w:t xml:space="preserve"> </w:t>
-      </w:r>
-      <w:proofErr w:type="spellStart"/>
-      <w:r>
-        <w:rPr>
-          <w:rFonts w:ascii="Times New Roman" w:eastAsia="Times New Roman" w:hAnsi="Times New Roman"/>
-          <w:i/>
-          <w:color w:val="000000"/>
-          <w:spacing w:val="-6"/>
-          <w:sz w:val="25"/>
-          <w:szCs w:val="25"/>
-        </w:rPr>
-        <w:t>hội</w:t>
-      </w:r>
-      <w:proofErr w:type="spellEnd"/>
-      <w:r>
-        <w:rPr>
-          <w:rFonts w:ascii="Times New Roman" w:eastAsia="Times New Roman" w:hAnsi="Times New Roman"/>
-          <w:i/>
-          <w:color w:val="000000"/>
-          <w:spacing w:val="-6"/>
-          <w:sz w:val="25"/>
-          <w:szCs w:val="25"/>
-        </w:rPr>
-        <w:t xml:space="preserve"> </w:t>
-      </w:r>
-      <w:proofErr w:type="spellStart"/>
-      <w:r>
-        <w:rPr>
-          <w:rFonts w:ascii="Times New Roman" w:eastAsia="Times New Roman" w:hAnsi="Times New Roman"/>
-          <w:i/>
-          <w:color w:val="000000"/>
-          <w:spacing w:val="-6"/>
-          <w:sz w:val="25"/>
-          <w:szCs w:val="25"/>
-        </w:rPr>
-        <w:t>quyết</w:t>
-      </w:r>
-      <w:proofErr w:type="spellEnd"/>
-      <w:r>
-        <w:rPr>
-          <w:rFonts w:ascii="Times New Roman" w:eastAsia="Times New Roman" w:hAnsi="Times New Roman"/>
-          <w:i/>
-          <w:color w:val="000000"/>
-          <w:spacing w:val="-6"/>
-          <w:sz w:val="25"/>
-          <w:szCs w:val="25"/>
-        </w:rPr>
-        <w:t xml:space="preserve"> </w:t>
-      </w:r>
-      <w:proofErr w:type="spellStart"/>
-      <w:r>
-        <w:rPr>
-          <w:rFonts w:ascii="Times New Roman" w:eastAsia="Times New Roman" w:hAnsi="Times New Roman"/>
-          <w:i/>
-          <w:color w:val="000000"/>
-          <w:spacing w:val="-6"/>
-          <w:sz w:val="25"/>
-          <w:szCs w:val="25"/>
-        </w:rPr>
-        <w:t>định</w:t>
-      </w:r>
-      <w:proofErr w:type="spellEnd"/>
-      <w:r>
-        <w:rPr>
-          <w:rFonts w:ascii="Times New Roman" w:eastAsia="Times New Roman" w:hAnsi="Times New Roman"/>
-          <w:i/>
-          <w:color w:val="000000"/>
-          <w:spacing w:val="-6"/>
-          <w:sz w:val="25"/>
-          <w:szCs w:val="25"/>
-        </w:rPr>
-        <w:t xml:space="preserve"> </w:t>
-      </w:r>
-      <w:proofErr w:type="spellStart"/>
-      <w:r>
-        <w:rPr>
-          <w:rFonts w:ascii="Times New Roman" w:eastAsia="Times New Roman" w:hAnsi="Times New Roman"/>
-          <w:i/>
-          <w:color w:val="000000"/>
-          <w:spacing w:val="-6"/>
-          <w:sz w:val="25"/>
-          <w:szCs w:val="25"/>
-        </w:rPr>
-        <w:t>chủ</w:t>
-      </w:r>
-      <w:proofErr w:type="spellEnd"/>
-      <w:r>
-        <w:rPr>
-          <w:rFonts w:ascii="Times New Roman" w:eastAsia="Times New Roman" w:hAnsi="Times New Roman"/>
-          <w:i/>
-          <w:color w:val="000000"/>
-          <w:spacing w:val="-6"/>
-          <w:sz w:val="25"/>
-          <w:szCs w:val="25"/>
-        </w:rPr>
-        <w:t xml:space="preserve"> </w:t>
-      </w:r>
-      <w:proofErr w:type="spellStart"/>
-      <w:r>
-        <w:rPr>
-          <w:rFonts w:ascii="Times New Roman" w:eastAsia="Times New Roman" w:hAnsi="Times New Roman"/>
-          <w:i/>
-          <w:color w:val="000000"/>
-          <w:spacing w:val="-6"/>
-          <w:sz w:val="25"/>
-          <w:szCs w:val="25"/>
-        </w:rPr>
-        <w:t>hộ</w:t>
-      </w:r>
-      <w:proofErr w:type="spellEnd"/>
-      <w:r>
-        <w:rPr>
-          <w:rFonts w:ascii="Times New Roman" w:eastAsia="Times New Roman" w:hAnsi="Times New Roman"/>
-          <w:i/>
-          <w:color w:val="000000"/>
-          <w:spacing w:val="-6"/>
-          <w:sz w:val="25"/>
-          <w:szCs w:val="25"/>
-        </w:rPr>
-        <w:t>)</w:t>
+        <w:t>(trường hợp người đứng đầu cơ sở trợ giúp xã hội quyết định chủ hộ)</w:t>
       </w:r>
       <w:r>
         <w:rPr>
@@ -5937,7 +4601,6 @@
         </w:rPr>
         <w:t xml:space="preserve">b) Chủ hộ xác nhận nội dung đồng ý thông qua ứng dụng </w:t>
       </w:r>
-      <w:proofErr w:type="spellStart"/>
       <w:r>
         <w:rPr>
           <w:rFonts w:ascii="Times New Roman" w:eastAsia="Times New Roman" w:hAnsi="Times New Roman"/>
@@ -5946,75 +4609,8 @@
           <w:sz w:val="25"/>
           <w:szCs w:val="25"/>
         </w:rPr>
-        <w:t>định</w:t>
-      </w:r>
-      <w:proofErr w:type="spellEnd"/>
-      <w:r>
-        <w:rPr>
-          <w:rFonts w:ascii="Times New Roman" w:eastAsia="Times New Roman" w:hAnsi="Times New Roman"/>
-          <w:color w:val="000000"/>
-          <w:spacing w:val="-4"/>
-          <w:sz w:val="25"/>
-          <w:szCs w:val="25"/>
-        </w:rPr>
-        <w:t xml:space="preserve"> </w:t>
-      </w:r>
-      <w:proofErr w:type="spellStart"/>
-      <w:r>
-        <w:rPr>
-          <w:rFonts w:ascii="Times New Roman" w:eastAsia="Times New Roman" w:hAnsi="Times New Roman"/>
-          <w:color w:val="000000"/>
-          <w:spacing w:val="-4"/>
-          <w:sz w:val="25"/>
-          <w:szCs w:val="25"/>
-        </w:rPr>
-        <w:t>danh</w:t>
-      </w:r>
-      <w:proofErr w:type="spellEnd"/>
-      <w:r>
-        <w:rPr>
-          <w:rFonts w:ascii="Times New Roman" w:eastAsia="Times New Roman" w:hAnsi="Times New Roman"/>
-          <w:color w:val="000000"/>
-          <w:spacing w:val="-4"/>
-          <w:sz w:val="25"/>
-          <w:szCs w:val="25"/>
-        </w:rPr>
-        <w:t xml:space="preserve"> </w:t>
-      </w:r>
-      <w:proofErr w:type="spellStart"/>
-      <w:r>
-        <w:rPr>
-          <w:rFonts w:ascii="Times New Roman" w:eastAsia="Times New Roman" w:hAnsi="Times New Roman"/>
-          <w:color w:val="000000"/>
-          <w:spacing w:val="-4"/>
-          <w:sz w:val="25"/>
-          <w:szCs w:val="25"/>
-        </w:rPr>
-        <w:t>quốc</w:t>
-      </w:r>
-      <w:proofErr w:type="spellEnd"/>
-      <w:r>
-        <w:rPr>
-          <w:rFonts w:ascii="Times New Roman" w:eastAsia="Times New Roman" w:hAnsi="Times New Roman"/>
-          <w:color w:val="000000"/>
-          <w:spacing w:val="-4"/>
-          <w:sz w:val="25"/>
-          <w:szCs w:val="25"/>
-        </w:rPr>
-        <w:t xml:space="preserve"> </w:t>
-      </w:r>
-      <w:proofErr w:type="spellStart"/>
-      <w:r>
-        <w:rPr>
-          <w:rFonts w:ascii="Times New Roman" w:eastAsia="Times New Roman" w:hAnsi="Times New Roman"/>
-          <w:color w:val="000000"/>
-          <w:spacing w:val="-4"/>
-          <w:sz w:val="25"/>
-          <w:szCs w:val="25"/>
-        </w:rPr>
-        <w:t>gia</w:t>
-      </w:r>
-      <w:proofErr w:type="spellEnd"/>
+        <w:t>định danh quốc gia</w:t>
+      </w:r>
       <w:r>
         <w:rPr>
           <w:rFonts w:ascii="Times New Roman" w:eastAsia="Times New Roman" w:hAnsi="Times New Roman"/>
@@ -6135,7 +4731,6 @@
         </w:rPr>
         <w:t xml:space="preserve">b) Chủ sở hữu chỗ ở hợp pháp xác nhận nội dung đồng ý thông qua ứng dụng </w:t>
       </w:r>
-      <w:proofErr w:type="spellStart"/>
       <w:r>
         <w:rPr>
           <w:rFonts w:ascii="Times New Roman" w:eastAsia="Times New Roman" w:hAnsi="Times New Roman"/>
@@ -6144,75 +4739,8 @@
           <w:sz w:val="25"/>
           <w:szCs w:val="25"/>
         </w:rPr>
-        <w:t>định</w:t>
-      </w:r>
-      <w:proofErr w:type="spellEnd"/>
-      <w:r>
-        <w:rPr>
-          <w:rFonts w:ascii="Times New Roman" w:eastAsia="Times New Roman" w:hAnsi="Times New Roman"/>
-          <w:color w:val="000000"/>
-          <w:spacing w:val="-4"/>
-          <w:sz w:val="25"/>
-          <w:szCs w:val="25"/>
-        </w:rPr>
-        <w:t xml:space="preserve"> </w:t>
-      </w:r>
-      <w:proofErr w:type="spellStart"/>
-      <w:r>
-        <w:rPr>
-          <w:rFonts w:ascii="Times New Roman" w:eastAsia="Times New Roman" w:hAnsi="Times New Roman"/>
-          <w:color w:val="000000"/>
-          <w:spacing w:val="-4"/>
-          <w:sz w:val="25"/>
-          <w:szCs w:val="25"/>
-        </w:rPr>
-        <w:t>danh</w:t>
-      </w:r>
-      <w:proofErr w:type="spellEnd"/>
-      <w:r>
-        <w:rPr>
-          <w:rFonts w:ascii="Times New Roman" w:eastAsia="Times New Roman" w:hAnsi="Times New Roman"/>
-          <w:color w:val="000000"/>
-          <w:spacing w:val="-4"/>
-          <w:sz w:val="25"/>
-          <w:szCs w:val="25"/>
-        </w:rPr>
-        <w:t xml:space="preserve"> </w:t>
-      </w:r>
-      <w:proofErr w:type="spellStart"/>
-      <w:r>
-        <w:rPr>
-          <w:rFonts w:ascii="Times New Roman" w:eastAsia="Times New Roman" w:hAnsi="Times New Roman"/>
-          <w:color w:val="000000"/>
-          <w:spacing w:val="-4"/>
-          <w:sz w:val="25"/>
-          <w:szCs w:val="25"/>
-        </w:rPr>
-        <w:t>quốc</w:t>
-      </w:r>
-      <w:proofErr w:type="spellEnd"/>
-      <w:r>
-        <w:rPr>
-          <w:rFonts w:ascii="Times New Roman" w:eastAsia="Times New Roman" w:hAnsi="Times New Roman"/>
-          <w:color w:val="000000"/>
-          <w:spacing w:val="-4"/>
-          <w:sz w:val="25"/>
-          <w:szCs w:val="25"/>
-        </w:rPr>
-        <w:t xml:space="preserve"> </w:t>
-      </w:r>
-      <w:proofErr w:type="spellStart"/>
-      <w:r>
-        <w:rPr>
-          <w:rFonts w:ascii="Times New Roman" w:eastAsia="Times New Roman" w:hAnsi="Times New Roman"/>
-          <w:color w:val="000000"/>
-          <w:spacing w:val="-4"/>
-          <w:sz w:val="25"/>
-          <w:szCs w:val="25"/>
-        </w:rPr>
-        <w:t>gia</w:t>
-      </w:r>
-      <w:proofErr w:type="spellEnd"/>
+        <w:t>định danh quốc gia</w:t>
+      </w:r>
       <w:r>
         <w:rPr>
           <w:rFonts w:ascii="Times New Roman" w:eastAsia="Times New Roman" w:hAnsi="Times New Roman"/>
@@ -6276,307 +4804,7 @@
           <w:sz w:val="25"/>
           <w:szCs w:val="25"/>
         </w:rPr>
-        <w:t xml:space="preserve"> </w:t>
-      </w:r>
-      <w:proofErr w:type="spellStart"/>
-      <w:r>
-        <w:rPr>
-          <w:rFonts w:ascii="Times New Roman" w:eastAsia="Times New Roman" w:hAnsi="Times New Roman"/>
-          <w:color w:val="000000"/>
-          <w:sz w:val="25"/>
-          <w:szCs w:val="25"/>
-        </w:rPr>
-        <w:t>trừ</w:t>
-      </w:r>
-      <w:proofErr w:type="spellEnd"/>
-      <w:r>
-        <w:rPr>
-          <w:rFonts w:ascii="Times New Roman" w:eastAsia="Times New Roman" w:hAnsi="Times New Roman"/>
-          <w:color w:val="000000"/>
-          <w:sz w:val="25"/>
-          <w:szCs w:val="25"/>
-        </w:rPr>
-        <w:t xml:space="preserve"> </w:t>
-      </w:r>
-      <w:proofErr w:type="spellStart"/>
-      <w:r>
-        <w:rPr>
-          <w:rFonts w:ascii="Times New Roman" w:eastAsia="Times New Roman" w:hAnsi="Times New Roman"/>
-          <w:color w:val="000000"/>
-          <w:sz w:val="25"/>
-          <w:szCs w:val="25"/>
-        </w:rPr>
-        <w:t>trường</w:t>
-      </w:r>
-      <w:proofErr w:type="spellEnd"/>
-      <w:r>
-        <w:rPr>
-          <w:rFonts w:ascii="Times New Roman" w:eastAsia="Times New Roman" w:hAnsi="Times New Roman"/>
-          <w:color w:val="000000"/>
-          <w:sz w:val="25"/>
-          <w:szCs w:val="25"/>
-        </w:rPr>
-        <w:t xml:space="preserve"> </w:t>
-      </w:r>
-      <w:proofErr w:type="spellStart"/>
-      <w:r>
-        <w:rPr>
-          <w:rFonts w:ascii="Times New Roman" w:eastAsia="Times New Roman" w:hAnsi="Times New Roman"/>
-          <w:color w:val="000000"/>
-          <w:sz w:val="25"/>
-          <w:szCs w:val="25"/>
-        </w:rPr>
-        <w:t>hợp</w:t>
-      </w:r>
-      <w:proofErr w:type="spellEnd"/>
-      <w:r>
-        <w:rPr>
-          <w:rFonts w:ascii="Times New Roman" w:eastAsia="Times New Roman" w:hAnsi="Times New Roman"/>
-          <w:color w:val="000000"/>
-          <w:sz w:val="25"/>
-          <w:szCs w:val="25"/>
-        </w:rPr>
-        <w:t xml:space="preserve"> </w:t>
-      </w:r>
-      <w:proofErr w:type="spellStart"/>
-      <w:r>
-        <w:rPr>
-          <w:rFonts w:ascii="Times New Roman" w:eastAsia="Times New Roman" w:hAnsi="Times New Roman"/>
-          <w:color w:val="000000"/>
-          <w:sz w:val="25"/>
-          <w:szCs w:val="25"/>
-        </w:rPr>
-        <w:t>đã</w:t>
-      </w:r>
-      <w:proofErr w:type="spellEnd"/>
-      <w:r>
-        <w:rPr>
-          <w:rFonts w:ascii="Times New Roman" w:eastAsia="Times New Roman" w:hAnsi="Times New Roman"/>
-          <w:color w:val="000000"/>
-          <w:sz w:val="25"/>
-          <w:szCs w:val="25"/>
-        </w:rPr>
-        <w:t xml:space="preserve"> </w:t>
-      </w:r>
-      <w:proofErr w:type="spellStart"/>
-      <w:r>
-        <w:rPr>
-          <w:rFonts w:ascii="Times New Roman" w:eastAsia="Times New Roman" w:hAnsi="Times New Roman"/>
-          <w:color w:val="000000"/>
-          <w:sz w:val="25"/>
-          <w:szCs w:val="25"/>
-        </w:rPr>
-        <w:t>có</w:t>
-      </w:r>
-      <w:proofErr w:type="spellEnd"/>
-      <w:r>
-        <w:rPr>
-          <w:rFonts w:ascii="Times New Roman" w:eastAsia="Times New Roman" w:hAnsi="Times New Roman"/>
-          <w:color w:val="000000"/>
-          <w:sz w:val="25"/>
-          <w:szCs w:val="25"/>
-        </w:rPr>
-        <w:t xml:space="preserve"> </w:t>
-      </w:r>
-      <w:proofErr w:type="spellStart"/>
-      <w:r>
-        <w:rPr>
-          <w:rFonts w:ascii="Times New Roman" w:eastAsia="Times New Roman" w:hAnsi="Times New Roman"/>
-          <w:color w:val="000000"/>
-          <w:sz w:val="25"/>
-          <w:szCs w:val="25"/>
-        </w:rPr>
-        <w:t>thỏa</w:t>
-      </w:r>
-      <w:proofErr w:type="spellEnd"/>
-      <w:r>
-        <w:rPr>
-          <w:rFonts w:ascii="Times New Roman" w:eastAsia="Times New Roman" w:hAnsi="Times New Roman"/>
-          <w:color w:val="000000"/>
-          <w:sz w:val="25"/>
-          <w:szCs w:val="25"/>
-        </w:rPr>
-        <w:t xml:space="preserve"> </w:t>
-      </w:r>
-      <w:proofErr w:type="spellStart"/>
-      <w:r>
-        <w:rPr>
-          <w:rFonts w:ascii="Times New Roman" w:eastAsia="Times New Roman" w:hAnsi="Times New Roman"/>
-          <w:color w:val="000000"/>
-          <w:sz w:val="25"/>
-          <w:szCs w:val="25"/>
-        </w:rPr>
-        <w:t>thuận</w:t>
-      </w:r>
-      <w:proofErr w:type="spellEnd"/>
-      <w:r>
-        <w:rPr>
-          <w:rFonts w:ascii="Times New Roman" w:eastAsia="Times New Roman" w:hAnsi="Times New Roman"/>
-          <w:color w:val="000000"/>
-          <w:sz w:val="25"/>
-          <w:szCs w:val="25"/>
-        </w:rPr>
-        <w:t xml:space="preserve"> </w:t>
-      </w:r>
-      <w:proofErr w:type="spellStart"/>
-      <w:r>
-        <w:rPr>
-          <w:rFonts w:ascii="Times New Roman" w:eastAsia="Times New Roman" w:hAnsi="Times New Roman"/>
-          <w:color w:val="000000"/>
-          <w:sz w:val="25"/>
-          <w:szCs w:val="25"/>
-        </w:rPr>
-        <w:t>về</w:t>
-      </w:r>
-      <w:proofErr w:type="spellEnd"/>
-      <w:r>
-        <w:rPr>
-          <w:rFonts w:ascii="Times New Roman" w:eastAsia="Times New Roman" w:hAnsi="Times New Roman"/>
-          <w:color w:val="000000"/>
-          <w:sz w:val="25"/>
-          <w:szCs w:val="25"/>
-        </w:rPr>
-        <w:t xml:space="preserve"> </w:t>
-      </w:r>
-      <w:proofErr w:type="spellStart"/>
-      <w:r>
-        <w:rPr>
-          <w:rFonts w:ascii="Times New Roman" w:eastAsia="Times New Roman" w:hAnsi="Times New Roman"/>
-          <w:color w:val="000000"/>
-          <w:sz w:val="25"/>
-          <w:szCs w:val="25"/>
-        </w:rPr>
-        <w:t>việc</w:t>
-      </w:r>
-      <w:proofErr w:type="spellEnd"/>
-      <w:r>
-        <w:rPr>
-          <w:rFonts w:ascii="Times New Roman" w:eastAsia="Times New Roman" w:hAnsi="Times New Roman"/>
-          <w:color w:val="000000"/>
-          <w:sz w:val="25"/>
-          <w:szCs w:val="25"/>
-        </w:rPr>
-        <w:t xml:space="preserve"> </w:t>
-      </w:r>
-      <w:proofErr w:type="spellStart"/>
-      <w:r>
-        <w:rPr>
-          <w:rFonts w:ascii="Times New Roman" w:eastAsia="Times New Roman" w:hAnsi="Times New Roman"/>
-          <w:color w:val="000000"/>
-          <w:sz w:val="25"/>
-          <w:szCs w:val="25"/>
-        </w:rPr>
-        <w:t>cử</w:t>
-      </w:r>
-      <w:proofErr w:type="spellEnd"/>
-      <w:r>
-        <w:rPr>
-          <w:rFonts w:ascii="Times New Roman" w:eastAsia="Times New Roman" w:hAnsi="Times New Roman"/>
-          <w:color w:val="000000"/>
-          <w:sz w:val="25"/>
-          <w:szCs w:val="25"/>
-        </w:rPr>
-        <w:t xml:space="preserve"> </w:t>
-      </w:r>
-      <w:proofErr w:type="spellStart"/>
-      <w:r>
-        <w:rPr>
-          <w:rFonts w:ascii="Times New Roman" w:eastAsia="Times New Roman" w:hAnsi="Times New Roman"/>
-          <w:color w:val="000000"/>
-          <w:sz w:val="25"/>
-          <w:szCs w:val="25"/>
-        </w:rPr>
-        <w:t>đại</w:t>
-      </w:r>
-      <w:proofErr w:type="spellEnd"/>
-      <w:r>
-        <w:rPr>
-          <w:rFonts w:ascii="Times New Roman" w:eastAsia="Times New Roman" w:hAnsi="Times New Roman"/>
-          <w:color w:val="000000"/>
-          <w:sz w:val="25"/>
-          <w:szCs w:val="25"/>
-        </w:rPr>
-        <w:t xml:space="preserve"> </w:t>
-      </w:r>
-      <w:proofErr w:type="spellStart"/>
-      <w:r>
-        <w:rPr>
-          <w:rFonts w:ascii="Times New Roman" w:eastAsia="Times New Roman" w:hAnsi="Times New Roman"/>
-          <w:color w:val="000000"/>
-          <w:sz w:val="25"/>
-          <w:szCs w:val="25"/>
-        </w:rPr>
-        <w:t>diện</w:t>
-      </w:r>
-      <w:proofErr w:type="spellEnd"/>
-      <w:r>
-        <w:rPr>
-          <w:rFonts w:ascii="Times New Roman" w:eastAsia="Times New Roman" w:hAnsi="Times New Roman"/>
-          <w:color w:val="000000"/>
-          <w:sz w:val="25"/>
-          <w:szCs w:val="25"/>
-        </w:rPr>
-        <w:t xml:space="preserve"> </w:t>
-      </w:r>
-      <w:proofErr w:type="spellStart"/>
-      <w:r>
-        <w:rPr>
-          <w:rFonts w:ascii="Times New Roman" w:eastAsia="Times New Roman" w:hAnsi="Times New Roman"/>
-          <w:color w:val="000000"/>
-          <w:sz w:val="25"/>
-          <w:szCs w:val="25"/>
-        </w:rPr>
-        <w:t>có</w:t>
-      </w:r>
-      <w:proofErr w:type="spellEnd"/>
-      <w:r>
-        <w:rPr>
-          <w:rFonts w:ascii="Times New Roman" w:eastAsia="Times New Roman" w:hAnsi="Times New Roman"/>
-          <w:color w:val="000000"/>
-          <w:sz w:val="25"/>
-          <w:szCs w:val="25"/>
-        </w:rPr>
-        <w:t xml:space="preserve"> ý </w:t>
-      </w:r>
-      <w:proofErr w:type="spellStart"/>
-      <w:r>
-        <w:rPr>
-          <w:rFonts w:ascii="Times New Roman" w:eastAsia="Times New Roman" w:hAnsi="Times New Roman"/>
-          <w:color w:val="000000"/>
-          <w:sz w:val="25"/>
-          <w:szCs w:val="25"/>
-        </w:rPr>
-        <w:t>kiến</w:t>
-      </w:r>
-      <w:proofErr w:type="spellEnd"/>
-      <w:r>
-        <w:rPr>
-          <w:rFonts w:ascii="Times New Roman" w:eastAsia="Times New Roman" w:hAnsi="Times New Roman"/>
-          <w:color w:val="000000"/>
-          <w:sz w:val="25"/>
-          <w:szCs w:val="25"/>
-        </w:rPr>
-        <w:t xml:space="preserve"> </w:t>
-      </w:r>
-      <w:proofErr w:type="spellStart"/>
-      <w:r>
-        <w:rPr>
-          <w:rFonts w:ascii="Times New Roman" w:eastAsia="Times New Roman" w:hAnsi="Times New Roman"/>
-          <w:color w:val="000000"/>
-          <w:sz w:val="25"/>
-          <w:szCs w:val="25"/>
-        </w:rPr>
-        <w:t>đồng</w:t>
-      </w:r>
-      <w:proofErr w:type="spellEnd"/>
-      <w:r>
-        <w:rPr>
-          <w:rFonts w:ascii="Times New Roman" w:eastAsia="Times New Roman" w:hAnsi="Times New Roman"/>
-          <w:color w:val="000000"/>
-          <w:sz w:val="25"/>
-          <w:szCs w:val="25"/>
-        </w:rPr>
-        <w:t xml:space="preserve"> ý</w:t>
+        <w:t xml:space="preserve"> trừ trường hợp đã có thỏa thuận về việc cử đại diện có ý kiến đồng ý</w:t>
       </w:r>
       <w:r>
         <w:rPr>
@@ -6588,7 +4816,6 @@
         </w:rPr>
         <w:t xml:space="preserve">; Trường hợp chủ sở hữu chỗ ở hợp pháp xác nhận nội dung đồng ý thông qua ứng dụng </w:t>
       </w:r>
-      <w:proofErr w:type="spellStart"/>
       <w:r>
         <w:rPr>
           <w:rFonts w:ascii="Times New Roman" w:eastAsia="Times New Roman" w:hAnsi="Times New Roman"/>
@@ -6597,75 +4824,8 @@
           <w:sz w:val="25"/>
           <w:szCs w:val="25"/>
         </w:rPr>
-        <w:t>định</w:t>
-      </w:r>
-      <w:proofErr w:type="spellEnd"/>
-      <w:r>
-        <w:rPr>
-          <w:rFonts w:ascii="Times New Roman" w:eastAsia="Times New Roman" w:hAnsi="Times New Roman"/>
-          <w:color w:val="000000"/>
-          <w:spacing w:val="-4"/>
-          <w:sz w:val="25"/>
-          <w:szCs w:val="25"/>
-        </w:rPr>
-        <w:t xml:space="preserve"> </w:t>
-      </w:r>
-      <w:proofErr w:type="spellStart"/>
-      <w:r>
-        <w:rPr>
-          <w:rFonts w:ascii="Times New Roman" w:eastAsia="Times New Roman" w:hAnsi="Times New Roman"/>
-          <w:color w:val="000000"/>
-          <w:spacing w:val="-4"/>
-          <w:sz w:val="25"/>
-          <w:szCs w:val="25"/>
-        </w:rPr>
-        <w:t>danh</w:t>
-      </w:r>
-      <w:proofErr w:type="spellEnd"/>
-      <w:r>
-        <w:rPr>
-          <w:rFonts w:ascii="Times New Roman" w:eastAsia="Times New Roman" w:hAnsi="Times New Roman"/>
-          <w:color w:val="000000"/>
-          <w:spacing w:val="-4"/>
-          <w:sz w:val="25"/>
-          <w:szCs w:val="25"/>
-        </w:rPr>
-        <w:t xml:space="preserve"> </w:t>
-      </w:r>
-      <w:proofErr w:type="spellStart"/>
-      <w:r>
-        <w:rPr>
-          <w:rFonts w:ascii="Times New Roman" w:eastAsia="Times New Roman" w:hAnsi="Times New Roman"/>
-          <w:color w:val="000000"/>
-          <w:spacing w:val="-4"/>
-          <w:sz w:val="25"/>
-          <w:szCs w:val="25"/>
-        </w:rPr>
-        <w:t>quốc</w:t>
-      </w:r>
-      <w:proofErr w:type="spellEnd"/>
-      <w:r>
-        <w:rPr>
-          <w:rFonts w:ascii="Times New Roman" w:eastAsia="Times New Roman" w:hAnsi="Times New Roman"/>
-          <w:color w:val="000000"/>
-          <w:spacing w:val="-4"/>
-          <w:sz w:val="25"/>
-          <w:szCs w:val="25"/>
-        </w:rPr>
-        <w:t xml:space="preserve"> </w:t>
-      </w:r>
-      <w:proofErr w:type="spellStart"/>
-      <w:r>
-        <w:rPr>
-          <w:rFonts w:ascii="Times New Roman" w:eastAsia="Times New Roman" w:hAnsi="Times New Roman"/>
-          <w:color w:val="000000"/>
-          <w:spacing w:val="-4"/>
-          <w:sz w:val="25"/>
-          <w:szCs w:val="25"/>
-        </w:rPr>
-        <w:t>gia</w:t>
-      </w:r>
-      <w:proofErr w:type="spellEnd"/>
+        <w:t>định danh quốc gia</w:t>
+      </w:r>
       <w:r>
         <w:rPr>
           <w:rFonts w:ascii="Times New Roman" w:eastAsia="Times New Roman" w:hAnsi="Times New Roman"/>
@@ -6770,7 +4930,6 @@
         </w:rPr>
         <w:t xml:space="preserve">b) Cha, mẹ hoặc người giám hộ xác nhận nội dung đồng ý thông qua ứng dụng </w:t>
       </w:r>
-      <w:proofErr w:type="spellStart"/>
       <w:r>
         <w:rPr>
           <w:rFonts w:ascii="Times New Roman" w:eastAsia="Times New Roman" w:hAnsi="Times New Roman"/>
@@ -6779,75 +4938,8 @@
           <w:sz w:val="25"/>
           <w:szCs w:val="25"/>
         </w:rPr>
-        <w:t>định</w:t>
-      </w:r>
-      <w:proofErr w:type="spellEnd"/>
-      <w:r>
-        <w:rPr>
-          <w:rFonts w:ascii="Times New Roman" w:eastAsia="Times New Roman" w:hAnsi="Times New Roman"/>
-          <w:color w:val="000000"/>
-          <w:spacing w:val="-4"/>
-          <w:sz w:val="25"/>
-          <w:szCs w:val="25"/>
-        </w:rPr>
-        <w:t xml:space="preserve"> </w:t>
-      </w:r>
-      <w:proofErr w:type="spellStart"/>
-      <w:r>
-        <w:rPr>
-          <w:rFonts w:ascii="Times New Roman" w:eastAsia="Times New Roman" w:hAnsi="Times New Roman"/>
-          <w:color w:val="000000"/>
-          <w:spacing w:val="-4"/>
-          <w:sz w:val="25"/>
-          <w:szCs w:val="25"/>
-        </w:rPr>
-        <w:t>danh</w:t>
-      </w:r>
-      <w:proofErr w:type="spellEnd"/>
-      <w:r>
-        <w:rPr>
-          <w:rFonts w:ascii="Times New Roman" w:eastAsia="Times New Roman" w:hAnsi="Times New Roman"/>
-          <w:color w:val="000000"/>
-          <w:spacing w:val="-4"/>
-          <w:sz w:val="25"/>
-          <w:szCs w:val="25"/>
-        </w:rPr>
-        <w:t xml:space="preserve"> </w:t>
-      </w:r>
-      <w:proofErr w:type="spellStart"/>
-      <w:r>
-        <w:rPr>
-          <w:rFonts w:ascii="Times New Roman" w:eastAsia="Times New Roman" w:hAnsi="Times New Roman"/>
-          <w:color w:val="000000"/>
-          <w:spacing w:val="-4"/>
-          <w:sz w:val="25"/>
-          <w:szCs w:val="25"/>
-        </w:rPr>
-        <w:t>quốc</w:t>
-      </w:r>
-      <w:proofErr w:type="spellEnd"/>
-      <w:r>
-        <w:rPr>
-          <w:rFonts w:ascii="Times New Roman" w:eastAsia="Times New Roman" w:hAnsi="Times New Roman"/>
-          <w:color w:val="000000"/>
-          <w:spacing w:val="-4"/>
-          <w:sz w:val="25"/>
-          <w:szCs w:val="25"/>
-        </w:rPr>
-        <w:t xml:space="preserve"> </w:t>
-      </w:r>
-      <w:proofErr w:type="spellStart"/>
-      <w:r>
-        <w:rPr>
-          <w:rFonts w:ascii="Times New Roman" w:eastAsia="Times New Roman" w:hAnsi="Times New Roman"/>
-          <w:color w:val="000000"/>
-          <w:spacing w:val="-4"/>
-          <w:sz w:val="25"/>
-          <w:szCs w:val="25"/>
-        </w:rPr>
-        <w:t>gia</w:t>
-      </w:r>
-      <w:proofErr w:type="spellEnd"/>
+        <w:t>định danh quốc gia</w:t>
+      </w:r>
       <w:r>
         <w:rPr>
           <w:rFonts w:ascii="Times New Roman" w:eastAsia="Times New Roman" w:hAnsi="Times New Roman"/>
@@ -6926,9 +5018,8 @@
           <w:sz w:val="25"/>
           <w:szCs w:val="25"/>
         </w:rPr>
-        <w:t xml:space="preserve">Trường </w:t>
-      </w:r>
-      <w:proofErr w:type="spellStart"/>
+        <w:t>Trường hợp nộp trực tiếp n</w:t>
+      </w:r>
       <w:r>
         <w:rPr>
           <w:rFonts w:ascii="Times New Roman" w:eastAsia="Times New Roman" w:hAnsi="Times New Roman"/>
@@ -6936,10 +5027,10 @@
           <w:spacing w:val="-10"/>
           <w:sz w:val="25"/>
           <w:szCs w:val="25"/>
-        </w:rPr>
-        <w:t>hợp</w:t>
-      </w:r>
-      <w:proofErr w:type="spellEnd"/>
+          <w:lang w:val="vi-VN"/>
+        </w:rPr>
+        <w:t>gười kê khai ký, ghi rõ họ, chữ đệm và tên vào Tờ khai</w:t>
+      </w:r>
       <w:r>
         <w:rPr>
           <w:rFonts w:ascii="Times New Roman" w:eastAsia="Times New Roman" w:hAnsi="Times New Roman"/>
@@ -6948,1462 +5039,59 @@
           <w:sz w:val="25"/>
           <w:szCs w:val="25"/>
         </w:rPr>
+        <w:t xml:space="preserve">; Trường hợp nộp qua cổng dịch vụ công hoặc ứng dụng </w:t>
+      </w:r>
+      <w:r>
+        <w:rPr>
+          <w:rFonts w:ascii="Times New Roman" w:eastAsia="Times New Roman" w:hAnsi="Times New Roman"/>
+          <w:color w:val="000000"/>
+          <w:spacing w:val="-4"/>
+          <w:sz w:val="25"/>
+          <w:szCs w:val="25"/>
+        </w:rPr>
+        <w:t>định danh quốc gia</w:t>
+      </w:r>
+      <w:r>
+        <w:rPr>
+          <w:rFonts w:ascii="Times New Roman" w:eastAsia="Times New Roman" w:hAnsi="Times New Roman"/>
+          <w:color w:val="000000"/>
+          <w:spacing w:val="-10"/>
+          <w:sz w:val="25"/>
+          <w:szCs w:val="25"/>
+        </w:rPr>
+        <w:t xml:space="preserve"> thì người kê khai không phải ký vào mục này</w:t>
+      </w:r>
+      <w:r>
+        <w:rPr>
+          <w:rFonts w:ascii="Times New Roman" w:eastAsia="Times New Roman" w:hAnsi="Times New Roman"/>
+          <w:color w:val="000000"/>
+          <w:spacing w:val="-10"/>
+          <w:sz w:val="25"/>
+          <w:szCs w:val="25"/>
+          <w:lang w:val="vi-VN"/>
+        </w:rPr>
+        <w:t>.</w:t>
+      </w:r>
+      <w:r>
+        <w:rPr>
+          <w:rFonts w:ascii="Times New Roman" w:eastAsia="Times New Roman" w:hAnsi="Times New Roman"/>
+          <w:color w:val="000000"/>
+          <w:spacing w:val="-10"/>
+          <w:sz w:val="25"/>
+          <w:szCs w:val="25"/>
+        </w:rPr>
         <w:t xml:space="preserve"> </w:t>
       </w:r>
-      <w:proofErr w:type="spellStart"/>
-      <w:r>
-        <w:rPr>
-          <w:rFonts w:ascii="Times New Roman" w:eastAsia="Times New Roman" w:hAnsi="Times New Roman"/>
+      <w:r>
+        <w:rPr>
+          <w:rFonts w:ascii="Times New Roman" w:eastAsia="Times New Roman" w:hAnsi="Times New Roman"/>
+          <w:i/>
           <w:color w:val="000000"/>
           <w:spacing w:val="-10"/>
           <w:sz w:val="25"/>
           <w:szCs w:val="25"/>
         </w:rPr>
-        <w:t>nộp</w:t>
-      </w:r>
-      <w:proofErr w:type="spellEnd"/>
-      <w:r>
-        <w:rPr>
-          <w:rFonts w:ascii="Times New Roman" w:eastAsia="Times New Roman" w:hAnsi="Times New Roman"/>
-          <w:color w:val="000000"/>
-          <w:spacing w:val="-10"/>
-          <w:sz w:val="25"/>
-          <w:szCs w:val="25"/>
-        </w:rPr>
-        <w:t xml:space="preserve"> </w:t>
-      </w:r>
-      <w:proofErr w:type="spellStart"/>
-      <w:r>
-        <w:rPr>
-          <w:rFonts w:ascii="Times New Roman" w:eastAsia="Times New Roman" w:hAnsi="Times New Roman"/>
-          <w:color w:val="000000"/>
-          <w:spacing w:val="-10"/>
-          <w:sz w:val="25"/>
-          <w:szCs w:val="25"/>
-        </w:rPr>
-        <w:t>trực</w:t>
-      </w:r>
-      <w:proofErr w:type="spellEnd"/>
-      <w:r>
-        <w:rPr>
-          <w:rFonts w:ascii="Times New Roman" w:eastAsia="Times New Roman" w:hAnsi="Times New Roman"/>
-          <w:color w:val="000000"/>
-          <w:spacing w:val="-10"/>
-          <w:sz w:val="25"/>
-          <w:szCs w:val="25"/>
-        </w:rPr>
-        <w:t xml:space="preserve"> </w:t>
-      </w:r>
-      <w:proofErr w:type="spellStart"/>
-      <w:r>
-        <w:rPr>
-          <w:rFonts w:ascii="Times New Roman" w:eastAsia="Times New Roman" w:hAnsi="Times New Roman"/>
-          <w:color w:val="000000"/>
-          <w:spacing w:val="-10"/>
-          <w:sz w:val="25"/>
-          <w:szCs w:val="25"/>
-        </w:rPr>
-        <w:t>tiếp</w:t>
-      </w:r>
-      <w:proofErr w:type="spellEnd"/>
-      <w:r>
-        <w:rPr>
-          <w:rFonts w:ascii="Times New Roman" w:eastAsia="Times New Roman" w:hAnsi="Times New Roman"/>
-          <w:color w:val="000000"/>
-          <w:spacing w:val="-10"/>
-          <w:sz w:val="25"/>
-          <w:szCs w:val="25"/>
-        </w:rPr>
-        <w:t xml:space="preserve"> n</w:t>
-      </w:r>
-      <w:r>
-        <w:rPr>
-          <w:rFonts w:ascii="Times New Roman" w:eastAsia="Times New Roman" w:hAnsi="Times New Roman"/>
-          <w:color w:val="000000"/>
-          <w:spacing w:val="-10"/>
-          <w:sz w:val="25"/>
-          <w:szCs w:val="25"/>
-          <w:lang w:val="vi-VN"/>
-        </w:rPr>
-        <w:t>gười kê khai ký, ghi rõ họ, chữ đệm và tên vào Tờ khai</w:t>
-      </w:r>
-      <w:r>
-        <w:rPr>
-          <w:rFonts w:ascii="Times New Roman" w:eastAsia="Times New Roman" w:hAnsi="Times New Roman"/>
-          <w:color w:val="000000"/>
-          <w:spacing w:val="-10"/>
-          <w:sz w:val="25"/>
-          <w:szCs w:val="25"/>
-        </w:rPr>
-        <w:t xml:space="preserve">; Trường </w:t>
-      </w:r>
-      <w:proofErr w:type="spellStart"/>
-      <w:r>
-        <w:rPr>
-          <w:rFonts w:ascii="Times New Roman" w:eastAsia="Times New Roman" w:hAnsi="Times New Roman"/>
-          <w:color w:val="000000"/>
-          <w:spacing w:val="-10"/>
-          <w:sz w:val="25"/>
-          <w:szCs w:val="25"/>
-        </w:rPr>
-        <w:t>hợp</w:t>
-      </w:r>
-      <w:proofErr w:type="spellEnd"/>
-      <w:r>
-        <w:rPr>
-          <w:rFonts w:ascii="Times New Roman" w:eastAsia="Times New Roman" w:hAnsi="Times New Roman"/>
-          <w:color w:val="000000"/>
-          <w:spacing w:val="-10"/>
-          <w:sz w:val="25"/>
-          <w:szCs w:val="25"/>
-        </w:rPr>
-        <w:t xml:space="preserve"> </w:t>
-      </w:r>
-      <w:proofErr w:type="spellStart"/>
-      <w:r>
-        <w:rPr>
-          <w:rFonts w:ascii="Times New Roman" w:eastAsia="Times New Roman" w:hAnsi="Times New Roman"/>
-          <w:color w:val="000000"/>
-          <w:spacing w:val="-10"/>
-          <w:sz w:val="25"/>
-          <w:szCs w:val="25"/>
-        </w:rPr>
-        <w:t>nộp</w:t>
-      </w:r>
-      <w:proofErr w:type="spellEnd"/>
-      <w:r>
-        <w:rPr>
-          <w:rFonts w:ascii="Times New Roman" w:eastAsia="Times New Roman" w:hAnsi="Times New Roman"/>
-          <w:color w:val="000000"/>
-          <w:spacing w:val="-10"/>
-          <w:sz w:val="25"/>
-          <w:szCs w:val="25"/>
-        </w:rPr>
-        <w:t xml:space="preserve"> qua </w:t>
-      </w:r>
-      <w:proofErr w:type="spellStart"/>
-      <w:r>
-        <w:rPr>
-          <w:rFonts w:ascii="Times New Roman" w:eastAsia="Times New Roman" w:hAnsi="Times New Roman"/>
-          <w:color w:val="000000"/>
-          <w:spacing w:val="-10"/>
-          <w:sz w:val="25"/>
-          <w:szCs w:val="25"/>
-        </w:rPr>
-        <w:t>cổng</w:t>
-      </w:r>
-      <w:proofErr w:type="spellEnd"/>
-      <w:r>
-        <w:rPr>
-          <w:rFonts w:ascii="Times New Roman" w:eastAsia="Times New Roman" w:hAnsi="Times New Roman"/>
-          <w:color w:val="000000"/>
-          <w:spacing w:val="-10"/>
-          <w:sz w:val="25"/>
-          <w:szCs w:val="25"/>
-        </w:rPr>
-        <w:t xml:space="preserve"> </w:t>
-      </w:r>
-      <w:proofErr w:type="spellStart"/>
-      <w:r>
-        <w:rPr>
-          <w:rFonts w:ascii="Times New Roman" w:eastAsia="Times New Roman" w:hAnsi="Times New Roman"/>
-          <w:color w:val="000000"/>
-          <w:spacing w:val="-10"/>
-          <w:sz w:val="25"/>
-          <w:szCs w:val="25"/>
-        </w:rPr>
-        <w:t>dịch</w:t>
-      </w:r>
-      <w:proofErr w:type="spellEnd"/>
-      <w:r>
-        <w:rPr>
-          <w:rFonts w:ascii="Times New Roman" w:eastAsia="Times New Roman" w:hAnsi="Times New Roman"/>
-          <w:color w:val="000000"/>
-          <w:spacing w:val="-10"/>
-          <w:sz w:val="25"/>
-          <w:szCs w:val="25"/>
-        </w:rPr>
-        <w:t xml:space="preserve"> </w:t>
-      </w:r>
-      <w:proofErr w:type="spellStart"/>
-      <w:r>
-        <w:rPr>
-          <w:rFonts w:ascii="Times New Roman" w:eastAsia="Times New Roman" w:hAnsi="Times New Roman"/>
-          <w:color w:val="000000"/>
-          <w:spacing w:val="-10"/>
-          <w:sz w:val="25"/>
-          <w:szCs w:val="25"/>
-        </w:rPr>
-        <w:t>vụ</w:t>
-      </w:r>
-      <w:proofErr w:type="spellEnd"/>
-      <w:r>
-        <w:rPr>
-          <w:rFonts w:ascii="Times New Roman" w:eastAsia="Times New Roman" w:hAnsi="Times New Roman"/>
-          <w:color w:val="000000"/>
-          <w:spacing w:val="-10"/>
-          <w:sz w:val="25"/>
-          <w:szCs w:val="25"/>
-        </w:rPr>
-        <w:t xml:space="preserve"> </w:t>
-      </w:r>
-      <w:proofErr w:type="spellStart"/>
-      <w:r>
-        <w:rPr>
-          <w:rFonts w:ascii="Times New Roman" w:eastAsia="Times New Roman" w:hAnsi="Times New Roman"/>
-          <w:color w:val="000000"/>
-          <w:spacing w:val="-10"/>
-          <w:sz w:val="25"/>
-          <w:szCs w:val="25"/>
-        </w:rPr>
-        <w:t>công</w:t>
-      </w:r>
-      <w:proofErr w:type="spellEnd"/>
-      <w:r>
-        <w:rPr>
-          <w:rFonts w:ascii="Times New Roman" w:eastAsia="Times New Roman" w:hAnsi="Times New Roman"/>
-          <w:color w:val="000000"/>
-          <w:spacing w:val="-10"/>
-          <w:sz w:val="25"/>
-          <w:szCs w:val="25"/>
-        </w:rPr>
-        <w:t xml:space="preserve"> </w:t>
-      </w:r>
-      <w:proofErr w:type="spellStart"/>
-      <w:r>
-        <w:rPr>
-          <w:rFonts w:ascii="Times New Roman" w:eastAsia="Times New Roman" w:hAnsi="Times New Roman"/>
-          <w:color w:val="000000"/>
-          <w:spacing w:val="-10"/>
-          <w:sz w:val="25"/>
-          <w:szCs w:val="25"/>
-        </w:rPr>
-        <w:t>hoặc</w:t>
-      </w:r>
-      <w:proofErr w:type="spellEnd"/>
-      <w:r>
-        <w:rPr>
-          <w:rFonts w:ascii="Times New Roman" w:eastAsia="Times New Roman" w:hAnsi="Times New Roman"/>
-          <w:color w:val="000000"/>
-          <w:spacing w:val="-10"/>
-          <w:sz w:val="25"/>
-          <w:szCs w:val="25"/>
-        </w:rPr>
-        <w:t xml:space="preserve"> </w:t>
-      </w:r>
-      <w:proofErr w:type="spellStart"/>
-      <w:r>
-        <w:rPr>
-          <w:rFonts w:ascii="Times New Roman" w:eastAsia="Times New Roman" w:hAnsi="Times New Roman"/>
-          <w:color w:val="000000"/>
-          <w:spacing w:val="-10"/>
-          <w:sz w:val="25"/>
-          <w:szCs w:val="25"/>
-        </w:rPr>
-        <w:t>ứng</w:t>
-      </w:r>
-      <w:proofErr w:type="spellEnd"/>
-      <w:r>
-        <w:rPr>
-          <w:rFonts w:ascii="Times New Roman" w:eastAsia="Times New Roman" w:hAnsi="Times New Roman"/>
-          <w:color w:val="000000"/>
-          <w:spacing w:val="-10"/>
-          <w:sz w:val="25"/>
-          <w:szCs w:val="25"/>
-        </w:rPr>
-        <w:t xml:space="preserve"> </w:t>
-      </w:r>
-      <w:proofErr w:type="spellStart"/>
-      <w:r>
-        <w:rPr>
-          <w:rFonts w:ascii="Times New Roman" w:eastAsia="Times New Roman" w:hAnsi="Times New Roman"/>
-          <w:color w:val="000000"/>
-          <w:spacing w:val="-10"/>
-          <w:sz w:val="25"/>
-          <w:szCs w:val="25"/>
-        </w:rPr>
-        <w:t>dụng</w:t>
-      </w:r>
-      <w:proofErr w:type="spellEnd"/>
-      <w:r>
-        <w:rPr>
-          <w:rFonts w:ascii="Times New Roman" w:eastAsia="Times New Roman" w:hAnsi="Times New Roman"/>
-          <w:color w:val="000000"/>
-          <w:spacing w:val="-10"/>
-          <w:sz w:val="25"/>
-          <w:szCs w:val="25"/>
-        </w:rPr>
-        <w:t xml:space="preserve"> </w:t>
-      </w:r>
-      <w:proofErr w:type="spellStart"/>
-      <w:r>
-        <w:rPr>
-          <w:rFonts w:ascii="Times New Roman" w:eastAsia="Times New Roman" w:hAnsi="Times New Roman"/>
-          <w:color w:val="000000"/>
-          <w:spacing w:val="-4"/>
-          <w:sz w:val="25"/>
-          <w:szCs w:val="25"/>
-        </w:rPr>
-        <w:t>định</w:t>
-      </w:r>
-      <w:proofErr w:type="spellEnd"/>
-      <w:r>
-        <w:rPr>
-          <w:rFonts w:ascii="Times New Roman" w:eastAsia="Times New Roman" w:hAnsi="Times New Roman"/>
-          <w:color w:val="000000"/>
-          <w:spacing w:val="-4"/>
-          <w:sz w:val="25"/>
-          <w:szCs w:val="25"/>
-        </w:rPr>
-        <w:t xml:space="preserve"> </w:t>
-      </w:r>
-      <w:proofErr w:type="spellStart"/>
-      <w:r>
-        <w:rPr>
-          <w:rFonts w:ascii="Times New Roman" w:eastAsia="Times New Roman" w:hAnsi="Times New Roman"/>
-          <w:color w:val="000000"/>
-          <w:spacing w:val="-4"/>
-          <w:sz w:val="25"/>
-          <w:szCs w:val="25"/>
-        </w:rPr>
-        <w:t>danh</w:t>
-      </w:r>
-      <w:proofErr w:type="spellEnd"/>
-      <w:r>
-        <w:rPr>
-          <w:rFonts w:ascii="Times New Roman" w:eastAsia="Times New Roman" w:hAnsi="Times New Roman"/>
-          <w:color w:val="000000"/>
-          <w:spacing w:val="-4"/>
-          <w:sz w:val="25"/>
-          <w:szCs w:val="25"/>
-        </w:rPr>
-        <w:t xml:space="preserve"> </w:t>
-      </w:r>
-      <w:proofErr w:type="spellStart"/>
-      <w:r>
-        <w:rPr>
-          <w:rFonts w:ascii="Times New Roman" w:eastAsia="Times New Roman" w:hAnsi="Times New Roman"/>
-          <w:color w:val="000000"/>
-          <w:spacing w:val="-4"/>
-          <w:sz w:val="25"/>
-          <w:szCs w:val="25"/>
-        </w:rPr>
-        <w:t>quốc</w:t>
-      </w:r>
-      <w:proofErr w:type="spellEnd"/>
-      <w:r>
-        <w:rPr>
-          <w:rFonts w:ascii="Times New Roman" w:eastAsia="Times New Roman" w:hAnsi="Times New Roman"/>
-          <w:color w:val="000000"/>
-          <w:spacing w:val="-4"/>
-          <w:sz w:val="25"/>
-          <w:szCs w:val="25"/>
-        </w:rPr>
-        <w:t xml:space="preserve"> </w:t>
-      </w:r>
-      <w:proofErr w:type="spellStart"/>
-      <w:r>
-        <w:rPr>
-          <w:rFonts w:ascii="Times New Roman" w:eastAsia="Times New Roman" w:hAnsi="Times New Roman"/>
-          <w:color w:val="000000"/>
-          <w:spacing w:val="-4"/>
-          <w:sz w:val="25"/>
-          <w:szCs w:val="25"/>
-        </w:rPr>
-        <w:t>gia</w:t>
-      </w:r>
-      <w:proofErr w:type="spellEnd"/>
-      <w:r>
-        <w:rPr>
-          <w:rFonts w:ascii="Times New Roman" w:eastAsia="Times New Roman" w:hAnsi="Times New Roman"/>
-          <w:color w:val="000000"/>
-          <w:spacing w:val="-10"/>
-          <w:sz w:val="25"/>
-          <w:szCs w:val="25"/>
-        </w:rPr>
-        <w:t xml:space="preserve"> </w:t>
-      </w:r>
-      <w:proofErr w:type="spellStart"/>
-      <w:r>
-        <w:rPr>
-          <w:rFonts w:ascii="Times New Roman" w:eastAsia="Times New Roman" w:hAnsi="Times New Roman"/>
-          <w:color w:val="000000"/>
-          <w:spacing w:val="-10"/>
-          <w:sz w:val="25"/>
-          <w:szCs w:val="25"/>
-        </w:rPr>
-        <w:t>thì</w:t>
-      </w:r>
-      <w:proofErr w:type="spellEnd"/>
-      <w:r>
-        <w:rPr>
-          <w:rFonts w:ascii="Times New Roman" w:eastAsia="Times New Roman" w:hAnsi="Times New Roman"/>
-          <w:color w:val="000000"/>
-          <w:spacing w:val="-10"/>
-          <w:sz w:val="25"/>
-          <w:szCs w:val="25"/>
-        </w:rPr>
-        <w:t xml:space="preserve"> </w:t>
-      </w:r>
-      <w:proofErr w:type="spellStart"/>
-      <w:r>
-        <w:rPr>
-          <w:rFonts w:ascii="Times New Roman" w:eastAsia="Times New Roman" w:hAnsi="Times New Roman"/>
-          <w:color w:val="000000"/>
-          <w:spacing w:val="-10"/>
-          <w:sz w:val="25"/>
-          <w:szCs w:val="25"/>
-        </w:rPr>
-        <w:t>người</w:t>
-      </w:r>
-      <w:proofErr w:type="spellEnd"/>
-      <w:r>
-        <w:rPr>
-          <w:rFonts w:ascii="Times New Roman" w:eastAsia="Times New Roman" w:hAnsi="Times New Roman"/>
-          <w:color w:val="000000"/>
-          <w:spacing w:val="-10"/>
-          <w:sz w:val="25"/>
-          <w:szCs w:val="25"/>
-        </w:rPr>
-        <w:t xml:space="preserve"> </w:t>
-      </w:r>
-      <w:proofErr w:type="spellStart"/>
-      <w:r>
-        <w:rPr>
-          <w:rFonts w:ascii="Times New Roman" w:eastAsia="Times New Roman" w:hAnsi="Times New Roman"/>
-          <w:color w:val="000000"/>
-          <w:spacing w:val="-10"/>
-          <w:sz w:val="25"/>
-          <w:szCs w:val="25"/>
-        </w:rPr>
-        <w:t>kê</w:t>
-      </w:r>
-      <w:proofErr w:type="spellEnd"/>
-      <w:r>
-        <w:rPr>
-          <w:rFonts w:ascii="Times New Roman" w:eastAsia="Times New Roman" w:hAnsi="Times New Roman"/>
-          <w:color w:val="000000"/>
-          <w:spacing w:val="-10"/>
-          <w:sz w:val="25"/>
-          <w:szCs w:val="25"/>
-        </w:rPr>
-        <w:t xml:space="preserve"> </w:t>
-      </w:r>
-      <w:proofErr w:type="spellStart"/>
-      <w:r>
-        <w:rPr>
-          <w:rFonts w:ascii="Times New Roman" w:eastAsia="Times New Roman" w:hAnsi="Times New Roman"/>
-          <w:color w:val="000000"/>
-          <w:spacing w:val="-10"/>
-          <w:sz w:val="25"/>
-          <w:szCs w:val="25"/>
-        </w:rPr>
-        <w:t>khai</w:t>
-      </w:r>
-      <w:proofErr w:type="spellEnd"/>
-      <w:r>
-        <w:rPr>
-          <w:rFonts w:ascii="Times New Roman" w:eastAsia="Times New Roman" w:hAnsi="Times New Roman"/>
-          <w:color w:val="000000"/>
-          <w:spacing w:val="-10"/>
-          <w:sz w:val="25"/>
-          <w:szCs w:val="25"/>
-        </w:rPr>
-        <w:t xml:space="preserve"> </w:t>
-      </w:r>
-      <w:proofErr w:type="spellStart"/>
-      <w:r>
-        <w:rPr>
-          <w:rFonts w:ascii="Times New Roman" w:eastAsia="Times New Roman" w:hAnsi="Times New Roman"/>
-          <w:color w:val="000000"/>
-          <w:spacing w:val="-10"/>
-          <w:sz w:val="25"/>
-          <w:szCs w:val="25"/>
-        </w:rPr>
-        <w:t>không</w:t>
-      </w:r>
-      <w:proofErr w:type="spellEnd"/>
-      <w:r>
-        <w:rPr>
-          <w:rFonts w:ascii="Times New Roman" w:eastAsia="Times New Roman" w:hAnsi="Times New Roman"/>
-          <w:color w:val="000000"/>
-          <w:spacing w:val="-10"/>
-          <w:sz w:val="25"/>
-          <w:szCs w:val="25"/>
-        </w:rPr>
-        <w:t xml:space="preserve"> </w:t>
-      </w:r>
-      <w:proofErr w:type="spellStart"/>
-      <w:r>
-        <w:rPr>
-          <w:rFonts w:ascii="Times New Roman" w:eastAsia="Times New Roman" w:hAnsi="Times New Roman"/>
-          <w:color w:val="000000"/>
-          <w:spacing w:val="-10"/>
-          <w:sz w:val="25"/>
-          <w:szCs w:val="25"/>
-        </w:rPr>
-        <w:t>phải</w:t>
-      </w:r>
-      <w:proofErr w:type="spellEnd"/>
-      <w:r>
-        <w:rPr>
-          <w:rFonts w:ascii="Times New Roman" w:eastAsia="Times New Roman" w:hAnsi="Times New Roman"/>
-          <w:color w:val="000000"/>
-          <w:spacing w:val="-10"/>
-          <w:sz w:val="25"/>
-          <w:szCs w:val="25"/>
-        </w:rPr>
-        <w:t xml:space="preserve"> </w:t>
-      </w:r>
-      <w:proofErr w:type="spellStart"/>
-      <w:r>
-        <w:rPr>
-          <w:rFonts w:ascii="Times New Roman" w:eastAsia="Times New Roman" w:hAnsi="Times New Roman"/>
-          <w:color w:val="000000"/>
-          <w:spacing w:val="-10"/>
-          <w:sz w:val="25"/>
-          <w:szCs w:val="25"/>
-        </w:rPr>
-        <w:t>ký</w:t>
-      </w:r>
-      <w:proofErr w:type="spellEnd"/>
-      <w:r>
-        <w:rPr>
-          <w:rFonts w:ascii="Times New Roman" w:eastAsia="Times New Roman" w:hAnsi="Times New Roman"/>
-          <w:color w:val="000000"/>
-          <w:spacing w:val="-10"/>
-          <w:sz w:val="25"/>
-          <w:szCs w:val="25"/>
-        </w:rPr>
-        <w:t xml:space="preserve"> </w:t>
-      </w:r>
-      <w:proofErr w:type="spellStart"/>
-      <w:r>
-        <w:rPr>
-          <w:rFonts w:ascii="Times New Roman" w:eastAsia="Times New Roman" w:hAnsi="Times New Roman"/>
-          <w:color w:val="000000"/>
-          <w:spacing w:val="-10"/>
-          <w:sz w:val="25"/>
-          <w:szCs w:val="25"/>
-        </w:rPr>
-        <w:t>vào</w:t>
-      </w:r>
-      <w:proofErr w:type="spellEnd"/>
-      <w:r>
-        <w:rPr>
-          <w:rFonts w:ascii="Times New Roman" w:eastAsia="Times New Roman" w:hAnsi="Times New Roman"/>
-          <w:color w:val="000000"/>
-          <w:spacing w:val="-10"/>
-          <w:sz w:val="25"/>
-          <w:szCs w:val="25"/>
-        </w:rPr>
-        <w:t xml:space="preserve"> </w:t>
-      </w:r>
-      <w:proofErr w:type="spellStart"/>
-      <w:r>
-        <w:rPr>
-          <w:rFonts w:ascii="Times New Roman" w:eastAsia="Times New Roman" w:hAnsi="Times New Roman"/>
-          <w:color w:val="000000"/>
-          <w:spacing w:val="-10"/>
-          <w:sz w:val="25"/>
-          <w:szCs w:val="25"/>
-        </w:rPr>
-        <w:t>mục</w:t>
-      </w:r>
-      <w:proofErr w:type="spellEnd"/>
-      <w:r>
-        <w:rPr>
-          <w:rFonts w:ascii="Times New Roman" w:eastAsia="Times New Roman" w:hAnsi="Times New Roman"/>
-          <w:color w:val="000000"/>
-          <w:spacing w:val="-10"/>
-          <w:sz w:val="25"/>
-          <w:szCs w:val="25"/>
-        </w:rPr>
-        <w:t xml:space="preserve"> </w:t>
-      </w:r>
-      <w:proofErr w:type="spellStart"/>
-      <w:r>
-        <w:rPr>
-          <w:rFonts w:ascii="Times New Roman" w:eastAsia="Times New Roman" w:hAnsi="Times New Roman"/>
-          <w:color w:val="000000"/>
-          <w:spacing w:val="-10"/>
-          <w:sz w:val="25"/>
-          <w:szCs w:val="25"/>
-        </w:rPr>
-        <w:t>này</w:t>
-      </w:r>
-      <w:proofErr w:type="spellEnd"/>
-      <w:r>
-        <w:rPr>
-          <w:rFonts w:ascii="Times New Roman" w:eastAsia="Times New Roman" w:hAnsi="Times New Roman"/>
-          <w:color w:val="000000"/>
-          <w:spacing w:val="-10"/>
-          <w:sz w:val="25"/>
-          <w:szCs w:val="25"/>
-          <w:lang w:val="vi-VN"/>
-        </w:rPr>
-        <w:t>.</w:t>
-      </w:r>
-      <w:r>
-        <w:rPr>
-          <w:rFonts w:ascii="Times New Roman" w:eastAsia="Times New Roman" w:hAnsi="Times New Roman"/>
-          <w:color w:val="000000"/>
-          <w:spacing w:val="-10"/>
-          <w:sz w:val="25"/>
-          <w:szCs w:val="25"/>
-        </w:rPr>
-        <w:t xml:space="preserve"> </w:t>
-      </w:r>
-      <w:r>
-        <w:rPr>
-          <w:rFonts w:ascii="Times New Roman" w:eastAsia="Times New Roman" w:hAnsi="Times New Roman"/>
-          <w:i/>
-          <w:color w:val="000000"/>
-          <w:spacing w:val="-10"/>
-          <w:sz w:val="25"/>
-          <w:szCs w:val="25"/>
-        </w:rPr>
-        <w:t xml:space="preserve">Trường </w:t>
-      </w:r>
-      <w:proofErr w:type="spellStart"/>
-      <w:r>
-        <w:rPr>
-          <w:rFonts w:ascii="Times New Roman" w:eastAsia="Times New Roman" w:hAnsi="Times New Roman"/>
-          <w:i/>
-          <w:color w:val="000000"/>
-          <w:spacing w:val="-10"/>
-          <w:sz w:val="25"/>
-          <w:szCs w:val="25"/>
-        </w:rPr>
-        <w:t>hợp</w:t>
-      </w:r>
-      <w:proofErr w:type="spellEnd"/>
-      <w:r>
-        <w:rPr>
-          <w:rFonts w:ascii="Times New Roman" w:eastAsia="Times New Roman" w:hAnsi="Times New Roman"/>
-          <w:i/>
-          <w:color w:val="000000"/>
-          <w:spacing w:val="-10"/>
-          <w:sz w:val="25"/>
-          <w:szCs w:val="25"/>
-        </w:rPr>
-        <w:t xml:space="preserve"> </w:t>
-      </w:r>
-      <w:proofErr w:type="spellStart"/>
-      <w:r>
-        <w:rPr>
-          <w:rFonts w:ascii="Times New Roman" w:eastAsia="Times New Roman" w:hAnsi="Times New Roman"/>
-          <w:i/>
-          <w:color w:val="000000"/>
-          <w:spacing w:val="-10"/>
-          <w:sz w:val="25"/>
-          <w:szCs w:val="25"/>
-        </w:rPr>
-        <w:t>người</w:t>
-      </w:r>
-      <w:proofErr w:type="spellEnd"/>
-      <w:r>
-        <w:rPr>
-          <w:rFonts w:ascii="Times New Roman" w:eastAsia="Times New Roman" w:hAnsi="Times New Roman"/>
-          <w:i/>
-          <w:color w:val="000000"/>
-          <w:spacing w:val="-10"/>
-          <w:sz w:val="25"/>
-          <w:szCs w:val="25"/>
-        </w:rPr>
-        <w:t xml:space="preserve"> </w:t>
-      </w:r>
-      <w:proofErr w:type="spellStart"/>
-      <w:r>
-        <w:rPr>
-          <w:rFonts w:ascii="Times New Roman" w:eastAsia="Times New Roman" w:hAnsi="Times New Roman"/>
-          <w:i/>
-          <w:color w:val="000000"/>
-          <w:spacing w:val="-10"/>
-          <w:sz w:val="25"/>
-          <w:szCs w:val="25"/>
-        </w:rPr>
-        <w:t>kê</w:t>
-      </w:r>
-      <w:proofErr w:type="spellEnd"/>
-      <w:r>
-        <w:rPr>
-          <w:rFonts w:ascii="Times New Roman" w:eastAsia="Times New Roman" w:hAnsi="Times New Roman"/>
-          <w:i/>
-          <w:color w:val="000000"/>
-          <w:spacing w:val="-10"/>
-          <w:sz w:val="25"/>
-          <w:szCs w:val="25"/>
-        </w:rPr>
-        <w:t xml:space="preserve"> </w:t>
-      </w:r>
-      <w:proofErr w:type="spellStart"/>
-      <w:r>
-        <w:rPr>
-          <w:rFonts w:ascii="Times New Roman" w:eastAsia="Times New Roman" w:hAnsi="Times New Roman"/>
-          <w:i/>
-          <w:color w:val="000000"/>
-          <w:spacing w:val="-10"/>
-          <w:sz w:val="25"/>
-          <w:szCs w:val="25"/>
-        </w:rPr>
-        <w:t>khai</w:t>
-      </w:r>
-      <w:proofErr w:type="spellEnd"/>
-      <w:r>
-        <w:rPr>
-          <w:rFonts w:ascii="Times New Roman" w:eastAsia="Times New Roman" w:hAnsi="Times New Roman"/>
-          <w:i/>
-          <w:color w:val="000000"/>
-          <w:spacing w:val="-10"/>
-          <w:sz w:val="25"/>
-          <w:szCs w:val="25"/>
-        </w:rPr>
-        <w:t xml:space="preserve"> </w:t>
-      </w:r>
-      <w:proofErr w:type="spellStart"/>
-      <w:r>
-        <w:rPr>
-          <w:rFonts w:ascii="Times New Roman" w:eastAsia="Times New Roman" w:hAnsi="Times New Roman"/>
-          <w:i/>
-          <w:color w:val="000000"/>
-          <w:spacing w:val="-10"/>
-          <w:sz w:val="25"/>
-          <w:szCs w:val="25"/>
-        </w:rPr>
-        <w:t>đồng</w:t>
-      </w:r>
-      <w:proofErr w:type="spellEnd"/>
-      <w:r>
-        <w:rPr>
-          <w:rFonts w:ascii="Times New Roman" w:eastAsia="Times New Roman" w:hAnsi="Times New Roman"/>
-          <w:i/>
-          <w:color w:val="000000"/>
-          <w:spacing w:val="-10"/>
-          <w:sz w:val="25"/>
-          <w:szCs w:val="25"/>
-        </w:rPr>
-        <w:t xml:space="preserve"> </w:t>
-      </w:r>
-      <w:proofErr w:type="spellStart"/>
-      <w:r>
-        <w:rPr>
-          <w:rFonts w:ascii="Times New Roman" w:eastAsia="Times New Roman" w:hAnsi="Times New Roman"/>
-          <w:i/>
-          <w:color w:val="000000"/>
-          <w:spacing w:val="-10"/>
-          <w:sz w:val="25"/>
-          <w:szCs w:val="25"/>
-        </w:rPr>
-        <w:t>thời</w:t>
-      </w:r>
-      <w:proofErr w:type="spellEnd"/>
-      <w:r>
-        <w:rPr>
-          <w:rFonts w:ascii="Times New Roman" w:eastAsia="Times New Roman" w:hAnsi="Times New Roman"/>
-          <w:i/>
-          <w:color w:val="000000"/>
-          <w:spacing w:val="-10"/>
-          <w:sz w:val="25"/>
-          <w:szCs w:val="25"/>
-        </w:rPr>
-        <w:t xml:space="preserve"> </w:t>
-      </w:r>
-      <w:proofErr w:type="spellStart"/>
-      <w:r>
-        <w:rPr>
-          <w:rFonts w:ascii="Times New Roman" w:eastAsia="Times New Roman" w:hAnsi="Times New Roman"/>
-          <w:i/>
-          <w:color w:val="000000"/>
-          <w:spacing w:val="-10"/>
-          <w:sz w:val="25"/>
-          <w:szCs w:val="25"/>
-        </w:rPr>
-        <w:t>là</w:t>
-      </w:r>
-      <w:proofErr w:type="spellEnd"/>
-      <w:r>
-        <w:rPr>
-          <w:rFonts w:ascii="Times New Roman" w:eastAsia="Times New Roman" w:hAnsi="Times New Roman"/>
-          <w:i/>
-          <w:color w:val="000000"/>
-          <w:spacing w:val="-10"/>
-          <w:sz w:val="25"/>
-          <w:szCs w:val="25"/>
-        </w:rPr>
-        <w:t xml:space="preserve"> </w:t>
-      </w:r>
-      <w:proofErr w:type="spellStart"/>
-      <w:r>
-        <w:rPr>
-          <w:rFonts w:ascii="Times New Roman" w:eastAsia="Times New Roman" w:hAnsi="Times New Roman"/>
-          <w:i/>
-          <w:color w:val="000000"/>
-          <w:spacing w:val="-10"/>
-          <w:sz w:val="25"/>
-          <w:szCs w:val="25"/>
-        </w:rPr>
-        <w:t>chủ</w:t>
-      </w:r>
-      <w:proofErr w:type="spellEnd"/>
-      <w:r>
-        <w:rPr>
-          <w:rFonts w:ascii="Times New Roman" w:eastAsia="Times New Roman" w:hAnsi="Times New Roman"/>
-          <w:i/>
-          <w:color w:val="000000"/>
-          <w:spacing w:val="-10"/>
-          <w:sz w:val="25"/>
-          <w:szCs w:val="25"/>
-        </w:rPr>
-        <w:t xml:space="preserve"> </w:t>
-      </w:r>
-      <w:proofErr w:type="spellStart"/>
-      <w:r>
-        <w:rPr>
-          <w:rFonts w:ascii="Times New Roman" w:eastAsia="Times New Roman" w:hAnsi="Times New Roman"/>
-          <w:i/>
-          <w:color w:val="000000"/>
-          <w:spacing w:val="-10"/>
-          <w:sz w:val="25"/>
-          <w:szCs w:val="25"/>
-        </w:rPr>
-        <w:t>hộ</w:t>
-      </w:r>
-      <w:proofErr w:type="spellEnd"/>
-      <w:r>
-        <w:rPr>
-          <w:rFonts w:ascii="Times New Roman" w:eastAsia="Times New Roman" w:hAnsi="Times New Roman"/>
-          <w:i/>
-          <w:color w:val="000000"/>
-          <w:spacing w:val="-10"/>
-          <w:sz w:val="25"/>
-          <w:szCs w:val="25"/>
-        </w:rPr>
-        <w:t xml:space="preserve"> </w:t>
-      </w:r>
-      <w:proofErr w:type="spellStart"/>
-      <w:r>
-        <w:rPr>
-          <w:rFonts w:ascii="Times New Roman" w:eastAsia="Times New Roman" w:hAnsi="Times New Roman"/>
-          <w:i/>
-          <w:color w:val="000000"/>
-          <w:spacing w:val="-10"/>
-          <w:sz w:val="25"/>
-          <w:szCs w:val="25"/>
-        </w:rPr>
-        <w:t>hoặc</w:t>
-      </w:r>
-      <w:proofErr w:type="spellEnd"/>
-      <w:r>
-        <w:rPr>
-          <w:rFonts w:ascii="Times New Roman" w:eastAsia="Times New Roman" w:hAnsi="Times New Roman"/>
-          <w:i/>
-          <w:color w:val="000000"/>
-          <w:spacing w:val="-10"/>
-          <w:sz w:val="25"/>
-          <w:szCs w:val="25"/>
-        </w:rPr>
-        <w:t xml:space="preserve"> </w:t>
-      </w:r>
-      <w:proofErr w:type="spellStart"/>
-      <w:r>
-        <w:rPr>
-          <w:rFonts w:ascii="Times New Roman" w:eastAsia="Times New Roman" w:hAnsi="Times New Roman"/>
-          <w:i/>
-          <w:color w:val="000000"/>
-          <w:spacing w:val="-10"/>
-          <w:sz w:val="25"/>
-          <w:szCs w:val="25"/>
-        </w:rPr>
-        <w:t>chủ</w:t>
-      </w:r>
-      <w:proofErr w:type="spellEnd"/>
-      <w:r>
-        <w:rPr>
-          <w:rFonts w:ascii="Times New Roman" w:eastAsia="Times New Roman" w:hAnsi="Times New Roman"/>
-          <w:i/>
-          <w:color w:val="000000"/>
-          <w:spacing w:val="-10"/>
-          <w:sz w:val="25"/>
-          <w:szCs w:val="25"/>
-        </w:rPr>
-        <w:t xml:space="preserve"> </w:t>
-      </w:r>
-      <w:proofErr w:type="spellStart"/>
-      <w:r>
-        <w:rPr>
-          <w:rFonts w:ascii="Times New Roman" w:eastAsia="Times New Roman" w:hAnsi="Times New Roman"/>
-          <w:i/>
-          <w:color w:val="000000"/>
-          <w:spacing w:val="-10"/>
-          <w:sz w:val="25"/>
-          <w:szCs w:val="25"/>
-        </w:rPr>
-        <w:t>sở</w:t>
-      </w:r>
-      <w:proofErr w:type="spellEnd"/>
-      <w:r>
-        <w:rPr>
-          <w:rFonts w:ascii="Times New Roman" w:eastAsia="Times New Roman" w:hAnsi="Times New Roman"/>
-          <w:i/>
-          <w:color w:val="000000"/>
-          <w:spacing w:val="-10"/>
-          <w:sz w:val="25"/>
-          <w:szCs w:val="25"/>
-        </w:rPr>
-        <w:t xml:space="preserve"> </w:t>
-      </w:r>
-      <w:proofErr w:type="spellStart"/>
-      <w:r>
-        <w:rPr>
-          <w:rFonts w:ascii="Times New Roman" w:eastAsia="Times New Roman" w:hAnsi="Times New Roman"/>
-          <w:i/>
-          <w:color w:val="000000"/>
-          <w:spacing w:val="-10"/>
-          <w:sz w:val="25"/>
-          <w:szCs w:val="25"/>
-        </w:rPr>
-        <w:t>hữu</w:t>
-      </w:r>
-      <w:proofErr w:type="spellEnd"/>
-      <w:r>
-        <w:rPr>
-          <w:rFonts w:ascii="Times New Roman" w:eastAsia="Times New Roman" w:hAnsi="Times New Roman"/>
-          <w:i/>
-          <w:color w:val="000000"/>
-          <w:spacing w:val="-10"/>
-          <w:sz w:val="25"/>
-          <w:szCs w:val="25"/>
-        </w:rPr>
-        <w:t xml:space="preserve"> </w:t>
-      </w:r>
-      <w:proofErr w:type="spellStart"/>
-      <w:r>
-        <w:rPr>
-          <w:rFonts w:ascii="Times New Roman" w:eastAsia="Times New Roman" w:hAnsi="Times New Roman"/>
-          <w:i/>
-          <w:color w:val="000000"/>
-          <w:spacing w:val="-10"/>
-          <w:sz w:val="25"/>
-          <w:szCs w:val="25"/>
-        </w:rPr>
-        <w:t>chỗ</w:t>
-      </w:r>
-      <w:proofErr w:type="spellEnd"/>
-      <w:r>
-        <w:rPr>
-          <w:rFonts w:ascii="Times New Roman" w:eastAsia="Times New Roman" w:hAnsi="Times New Roman"/>
-          <w:i/>
-          <w:color w:val="000000"/>
-          <w:spacing w:val="-10"/>
-          <w:sz w:val="25"/>
-          <w:szCs w:val="25"/>
-        </w:rPr>
-        <w:t xml:space="preserve"> ở </w:t>
-      </w:r>
-      <w:proofErr w:type="spellStart"/>
-      <w:r>
-        <w:rPr>
-          <w:rFonts w:ascii="Times New Roman" w:eastAsia="Times New Roman" w:hAnsi="Times New Roman"/>
-          <w:i/>
-          <w:color w:val="000000"/>
-          <w:spacing w:val="-10"/>
-          <w:sz w:val="25"/>
-          <w:szCs w:val="25"/>
-        </w:rPr>
-        <w:t>hợp</w:t>
-      </w:r>
-      <w:proofErr w:type="spellEnd"/>
-      <w:r>
-        <w:rPr>
-          <w:rFonts w:ascii="Times New Roman" w:eastAsia="Times New Roman" w:hAnsi="Times New Roman"/>
-          <w:i/>
-          <w:color w:val="000000"/>
-          <w:spacing w:val="-10"/>
-          <w:sz w:val="25"/>
-          <w:szCs w:val="25"/>
-        </w:rPr>
-        <w:t xml:space="preserve"> </w:t>
-      </w:r>
-      <w:proofErr w:type="spellStart"/>
-      <w:r>
-        <w:rPr>
-          <w:rFonts w:ascii="Times New Roman" w:eastAsia="Times New Roman" w:hAnsi="Times New Roman"/>
-          <w:i/>
-          <w:color w:val="000000"/>
-          <w:spacing w:val="-10"/>
-          <w:sz w:val="25"/>
-          <w:szCs w:val="25"/>
-        </w:rPr>
-        <w:t>pháp</w:t>
-      </w:r>
-      <w:proofErr w:type="spellEnd"/>
-      <w:r>
-        <w:rPr>
-          <w:rFonts w:ascii="Times New Roman" w:eastAsia="Times New Roman" w:hAnsi="Times New Roman"/>
-          <w:i/>
-          <w:color w:val="000000"/>
-          <w:spacing w:val="-10"/>
-          <w:sz w:val="25"/>
-          <w:szCs w:val="25"/>
-        </w:rPr>
-        <w:t xml:space="preserve"> </w:t>
-      </w:r>
-      <w:proofErr w:type="spellStart"/>
-      <w:r>
-        <w:rPr>
-          <w:rFonts w:ascii="Times New Roman" w:eastAsia="Times New Roman" w:hAnsi="Times New Roman"/>
-          <w:i/>
-          <w:color w:val="000000"/>
-          <w:spacing w:val="-10"/>
-          <w:sz w:val="25"/>
-          <w:szCs w:val="25"/>
-        </w:rPr>
-        <w:t>hoặc</w:t>
-      </w:r>
-      <w:proofErr w:type="spellEnd"/>
-      <w:r>
-        <w:rPr>
-          <w:rFonts w:ascii="Times New Roman" w:eastAsia="Times New Roman" w:hAnsi="Times New Roman"/>
-          <w:i/>
-          <w:color w:val="000000"/>
-          <w:spacing w:val="-10"/>
-          <w:sz w:val="25"/>
-          <w:szCs w:val="25"/>
-        </w:rPr>
-        <w:t xml:space="preserve"> cha, </w:t>
-      </w:r>
-      <w:proofErr w:type="spellStart"/>
-      <w:r>
-        <w:rPr>
-          <w:rFonts w:ascii="Times New Roman" w:eastAsia="Times New Roman" w:hAnsi="Times New Roman"/>
-          <w:i/>
-          <w:color w:val="000000"/>
-          <w:spacing w:val="-10"/>
-          <w:sz w:val="25"/>
-          <w:szCs w:val="25"/>
-        </w:rPr>
-        <w:t>mẹ</w:t>
-      </w:r>
-      <w:proofErr w:type="spellEnd"/>
-      <w:r>
-        <w:rPr>
-          <w:rFonts w:ascii="Times New Roman" w:eastAsia="Times New Roman" w:hAnsi="Times New Roman"/>
-          <w:i/>
-          <w:color w:val="000000"/>
-          <w:spacing w:val="-10"/>
-          <w:sz w:val="25"/>
-          <w:szCs w:val="25"/>
-        </w:rPr>
-        <w:t xml:space="preserve">, </w:t>
-      </w:r>
-      <w:proofErr w:type="spellStart"/>
-      <w:r>
-        <w:rPr>
-          <w:rFonts w:ascii="Times New Roman" w:eastAsia="Times New Roman" w:hAnsi="Times New Roman"/>
-          <w:i/>
-          <w:color w:val="000000"/>
-          <w:spacing w:val="-10"/>
-          <w:sz w:val="25"/>
-          <w:szCs w:val="25"/>
-        </w:rPr>
-        <w:t>người</w:t>
-      </w:r>
-      <w:proofErr w:type="spellEnd"/>
-      <w:r>
-        <w:rPr>
-          <w:rFonts w:ascii="Times New Roman" w:eastAsia="Times New Roman" w:hAnsi="Times New Roman"/>
-          <w:i/>
-          <w:color w:val="000000"/>
-          <w:spacing w:val="-10"/>
-          <w:sz w:val="25"/>
-          <w:szCs w:val="25"/>
-        </w:rPr>
-        <w:t xml:space="preserve"> </w:t>
-      </w:r>
-      <w:proofErr w:type="spellStart"/>
-      <w:r>
-        <w:rPr>
-          <w:rFonts w:ascii="Times New Roman" w:eastAsia="Times New Roman" w:hAnsi="Times New Roman"/>
-          <w:i/>
-          <w:color w:val="000000"/>
-          <w:spacing w:val="-10"/>
-          <w:sz w:val="25"/>
-          <w:szCs w:val="25"/>
-        </w:rPr>
-        <w:t>giám</w:t>
-      </w:r>
-      <w:proofErr w:type="spellEnd"/>
-      <w:r>
-        <w:rPr>
-          <w:rFonts w:ascii="Times New Roman" w:eastAsia="Times New Roman" w:hAnsi="Times New Roman"/>
-          <w:i/>
-          <w:color w:val="000000"/>
-          <w:spacing w:val="-10"/>
-          <w:sz w:val="25"/>
-          <w:szCs w:val="25"/>
-        </w:rPr>
-        <w:t xml:space="preserve"> </w:t>
-      </w:r>
-      <w:proofErr w:type="spellStart"/>
-      <w:r>
-        <w:rPr>
-          <w:rFonts w:ascii="Times New Roman" w:eastAsia="Times New Roman" w:hAnsi="Times New Roman"/>
-          <w:i/>
-          <w:color w:val="000000"/>
-          <w:spacing w:val="-10"/>
-          <w:sz w:val="25"/>
-          <w:szCs w:val="25"/>
-        </w:rPr>
-        <w:t>hộ</w:t>
-      </w:r>
-      <w:proofErr w:type="spellEnd"/>
-      <w:r>
-        <w:rPr>
-          <w:rFonts w:ascii="Times New Roman" w:eastAsia="Times New Roman" w:hAnsi="Times New Roman"/>
-          <w:i/>
-          <w:color w:val="000000"/>
-          <w:spacing w:val="-10"/>
-          <w:sz w:val="25"/>
-          <w:szCs w:val="25"/>
-        </w:rPr>
-        <w:t xml:space="preserve"> </w:t>
-      </w:r>
-      <w:proofErr w:type="spellStart"/>
-      <w:r>
-        <w:rPr>
-          <w:rFonts w:ascii="Times New Roman" w:eastAsia="Times New Roman" w:hAnsi="Times New Roman"/>
-          <w:i/>
-          <w:color w:val="000000"/>
-          <w:spacing w:val="-10"/>
-          <w:sz w:val="25"/>
-          <w:szCs w:val="25"/>
-        </w:rPr>
-        <w:t>của</w:t>
-      </w:r>
-      <w:proofErr w:type="spellEnd"/>
-      <w:r>
-        <w:rPr>
-          <w:rFonts w:ascii="Times New Roman" w:eastAsia="Times New Roman" w:hAnsi="Times New Roman"/>
-          <w:i/>
-          <w:color w:val="000000"/>
-          <w:spacing w:val="-10"/>
-          <w:sz w:val="25"/>
-          <w:szCs w:val="25"/>
-        </w:rPr>
-        <w:t xml:space="preserve"> </w:t>
-      </w:r>
-      <w:proofErr w:type="spellStart"/>
-      <w:r>
-        <w:rPr>
-          <w:rFonts w:ascii="Times New Roman" w:eastAsia="Times New Roman" w:hAnsi="Times New Roman"/>
-          <w:i/>
-          <w:color w:val="000000"/>
-          <w:spacing w:val="-10"/>
-          <w:sz w:val="25"/>
-          <w:szCs w:val="25"/>
-        </w:rPr>
-        <w:t>người</w:t>
-      </w:r>
-      <w:proofErr w:type="spellEnd"/>
-      <w:r>
-        <w:rPr>
-          <w:rFonts w:ascii="Times New Roman" w:eastAsia="Times New Roman" w:hAnsi="Times New Roman"/>
-          <w:i/>
-          <w:color w:val="000000"/>
-          <w:spacing w:val="-10"/>
-          <w:sz w:val="25"/>
-          <w:szCs w:val="25"/>
-        </w:rPr>
-        <w:t xml:space="preserve"> </w:t>
-      </w:r>
-      <w:proofErr w:type="spellStart"/>
-      <w:r>
-        <w:rPr>
-          <w:rFonts w:ascii="Times New Roman" w:eastAsia="Times New Roman" w:hAnsi="Times New Roman"/>
-          <w:i/>
-          <w:color w:val="000000"/>
-          <w:spacing w:val="-10"/>
-          <w:sz w:val="25"/>
-          <w:szCs w:val="25"/>
-        </w:rPr>
-        <w:t>thay</w:t>
-      </w:r>
-      <w:proofErr w:type="spellEnd"/>
-      <w:r>
-        <w:rPr>
-          <w:rFonts w:ascii="Times New Roman" w:eastAsia="Times New Roman" w:hAnsi="Times New Roman"/>
-          <w:i/>
-          <w:color w:val="000000"/>
-          <w:spacing w:val="-10"/>
-          <w:sz w:val="25"/>
-          <w:szCs w:val="25"/>
-        </w:rPr>
-        <w:t xml:space="preserve"> </w:t>
-      </w:r>
-      <w:proofErr w:type="spellStart"/>
-      <w:r>
-        <w:rPr>
-          <w:rFonts w:ascii="Times New Roman" w:eastAsia="Times New Roman" w:hAnsi="Times New Roman"/>
-          <w:i/>
-          <w:color w:val="000000"/>
-          <w:spacing w:val="-10"/>
-          <w:sz w:val="25"/>
-          <w:szCs w:val="25"/>
-        </w:rPr>
-        <w:t>đổi</w:t>
-      </w:r>
-      <w:proofErr w:type="spellEnd"/>
-      <w:r>
-        <w:rPr>
-          <w:rFonts w:ascii="Times New Roman" w:eastAsia="Times New Roman" w:hAnsi="Times New Roman"/>
-          <w:i/>
-          <w:color w:val="000000"/>
-          <w:spacing w:val="-10"/>
-          <w:sz w:val="25"/>
-          <w:szCs w:val="25"/>
-        </w:rPr>
-        <w:t xml:space="preserve"> </w:t>
-      </w:r>
-      <w:proofErr w:type="spellStart"/>
-      <w:r>
-        <w:rPr>
-          <w:rFonts w:ascii="Times New Roman" w:eastAsia="Times New Roman" w:hAnsi="Times New Roman"/>
-          <w:i/>
-          <w:color w:val="000000"/>
-          <w:spacing w:val="-10"/>
-          <w:sz w:val="25"/>
-          <w:szCs w:val="25"/>
-        </w:rPr>
-        <w:t>thì</w:t>
-      </w:r>
-      <w:proofErr w:type="spellEnd"/>
-      <w:r>
-        <w:rPr>
-          <w:rFonts w:ascii="Times New Roman" w:eastAsia="Times New Roman" w:hAnsi="Times New Roman"/>
-          <w:i/>
-          <w:color w:val="000000"/>
-          <w:spacing w:val="-10"/>
-          <w:sz w:val="25"/>
-          <w:szCs w:val="25"/>
-        </w:rPr>
-        <w:t xml:space="preserve"> </w:t>
-      </w:r>
-      <w:proofErr w:type="spellStart"/>
-      <w:r>
-        <w:rPr>
-          <w:rFonts w:ascii="Times New Roman" w:eastAsia="Times New Roman" w:hAnsi="Times New Roman"/>
-          <w:i/>
-          <w:color w:val="000000"/>
-          <w:spacing w:val="-10"/>
-          <w:sz w:val="25"/>
-          <w:szCs w:val="25"/>
-        </w:rPr>
-        <w:t>người</w:t>
-      </w:r>
-      <w:proofErr w:type="spellEnd"/>
-      <w:r>
-        <w:rPr>
-          <w:rFonts w:ascii="Times New Roman" w:eastAsia="Times New Roman" w:hAnsi="Times New Roman"/>
-          <w:i/>
-          <w:color w:val="000000"/>
-          <w:spacing w:val="-10"/>
-          <w:sz w:val="25"/>
-          <w:szCs w:val="25"/>
-        </w:rPr>
-        <w:t xml:space="preserve"> </w:t>
-      </w:r>
-      <w:proofErr w:type="spellStart"/>
-      <w:r>
-        <w:rPr>
-          <w:rFonts w:ascii="Times New Roman" w:eastAsia="Times New Roman" w:hAnsi="Times New Roman"/>
-          <w:i/>
-          <w:color w:val="000000"/>
-          <w:spacing w:val="-10"/>
-          <w:sz w:val="25"/>
-          <w:szCs w:val="25"/>
-        </w:rPr>
-        <w:t>kê</w:t>
-      </w:r>
-      <w:proofErr w:type="spellEnd"/>
-      <w:r>
-        <w:rPr>
-          <w:rFonts w:ascii="Times New Roman" w:eastAsia="Times New Roman" w:hAnsi="Times New Roman"/>
-          <w:i/>
-          <w:color w:val="000000"/>
-          <w:spacing w:val="-10"/>
-          <w:sz w:val="25"/>
-          <w:szCs w:val="25"/>
-        </w:rPr>
-        <w:t xml:space="preserve"> </w:t>
-      </w:r>
-      <w:proofErr w:type="spellStart"/>
-      <w:r>
-        <w:rPr>
-          <w:rFonts w:ascii="Times New Roman" w:eastAsia="Times New Roman" w:hAnsi="Times New Roman"/>
-          <w:i/>
-          <w:color w:val="000000"/>
-          <w:spacing w:val="-10"/>
-          <w:sz w:val="25"/>
-          <w:szCs w:val="25"/>
-        </w:rPr>
-        <w:t>khai</w:t>
-      </w:r>
-      <w:proofErr w:type="spellEnd"/>
-      <w:r>
-        <w:rPr>
-          <w:rFonts w:ascii="Times New Roman" w:eastAsia="Times New Roman" w:hAnsi="Times New Roman"/>
-          <w:i/>
-          <w:color w:val="000000"/>
-          <w:spacing w:val="-10"/>
-          <w:sz w:val="25"/>
-          <w:szCs w:val="25"/>
-        </w:rPr>
-        <w:t xml:space="preserve"> </w:t>
-      </w:r>
-      <w:proofErr w:type="spellStart"/>
-      <w:r>
-        <w:rPr>
-          <w:rFonts w:ascii="Times New Roman" w:eastAsia="Times New Roman" w:hAnsi="Times New Roman"/>
-          <w:i/>
-          <w:color w:val="000000"/>
-          <w:spacing w:val="-10"/>
-          <w:sz w:val="25"/>
-          <w:szCs w:val="25"/>
-        </w:rPr>
-        <w:t>không</w:t>
-      </w:r>
-      <w:proofErr w:type="spellEnd"/>
-      <w:r>
-        <w:rPr>
-          <w:rFonts w:ascii="Times New Roman" w:eastAsia="Times New Roman" w:hAnsi="Times New Roman"/>
-          <w:i/>
-          <w:color w:val="000000"/>
-          <w:spacing w:val="-10"/>
-          <w:sz w:val="25"/>
-          <w:szCs w:val="25"/>
-        </w:rPr>
-        <w:t xml:space="preserve"> </w:t>
-      </w:r>
-      <w:proofErr w:type="spellStart"/>
-      <w:r>
-        <w:rPr>
-          <w:rFonts w:ascii="Times New Roman" w:eastAsia="Times New Roman" w:hAnsi="Times New Roman"/>
-          <w:i/>
-          <w:color w:val="000000"/>
-          <w:spacing w:val="-10"/>
-          <w:sz w:val="25"/>
-          <w:szCs w:val="25"/>
-        </w:rPr>
-        <w:t>phải</w:t>
-      </w:r>
-      <w:proofErr w:type="spellEnd"/>
-      <w:r>
-        <w:rPr>
-          <w:rFonts w:ascii="Times New Roman" w:eastAsia="Times New Roman" w:hAnsi="Times New Roman"/>
-          <w:i/>
-          <w:color w:val="000000"/>
-          <w:spacing w:val="-10"/>
-          <w:sz w:val="25"/>
-          <w:szCs w:val="25"/>
-        </w:rPr>
-        <w:t xml:space="preserve"> </w:t>
-      </w:r>
-      <w:proofErr w:type="spellStart"/>
-      <w:r>
-        <w:rPr>
-          <w:rFonts w:ascii="Times New Roman" w:eastAsia="Times New Roman" w:hAnsi="Times New Roman"/>
-          <w:i/>
-          <w:color w:val="000000"/>
-          <w:spacing w:val="-10"/>
-          <w:sz w:val="25"/>
-          <w:szCs w:val="25"/>
-        </w:rPr>
-        <w:t>ký</w:t>
-      </w:r>
-      <w:proofErr w:type="spellEnd"/>
-      <w:r>
-        <w:rPr>
-          <w:rFonts w:ascii="Times New Roman" w:eastAsia="Times New Roman" w:hAnsi="Times New Roman"/>
-          <w:i/>
-          <w:color w:val="000000"/>
-          <w:spacing w:val="-10"/>
-          <w:sz w:val="25"/>
-          <w:szCs w:val="25"/>
-        </w:rPr>
-        <w:t xml:space="preserve"> </w:t>
-      </w:r>
-      <w:proofErr w:type="spellStart"/>
-      <w:r>
-        <w:rPr>
-          <w:rFonts w:ascii="Times New Roman" w:eastAsia="Times New Roman" w:hAnsi="Times New Roman"/>
-          <w:i/>
-          <w:color w:val="000000"/>
-          <w:spacing w:val="-10"/>
-          <w:sz w:val="25"/>
-          <w:szCs w:val="25"/>
-        </w:rPr>
-        <w:t>vào</w:t>
-      </w:r>
-      <w:proofErr w:type="spellEnd"/>
-      <w:r>
-        <w:rPr>
-          <w:rFonts w:ascii="Times New Roman" w:eastAsia="Times New Roman" w:hAnsi="Times New Roman"/>
-          <w:i/>
-          <w:color w:val="000000"/>
-          <w:spacing w:val="-10"/>
-          <w:sz w:val="25"/>
-          <w:szCs w:val="25"/>
-        </w:rPr>
-        <w:t xml:space="preserve"> </w:t>
-      </w:r>
-      <w:proofErr w:type="spellStart"/>
-      <w:r>
-        <w:rPr>
-          <w:rFonts w:ascii="Times New Roman" w:eastAsia="Times New Roman" w:hAnsi="Times New Roman"/>
-          <w:i/>
-          <w:color w:val="000000"/>
-          <w:spacing w:val="-10"/>
-          <w:sz w:val="25"/>
-          <w:szCs w:val="25"/>
-        </w:rPr>
-        <w:t>các</w:t>
-      </w:r>
-      <w:proofErr w:type="spellEnd"/>
-      <w:r>
-        <w:rPr>
-          <w:rFonts w:ascii="Times New Roman" w:eastAsia="Times New Roman" w:hAnsi="Times New Roman"/>
-          <w:i/>
-          <w:color w:val="000000"/>
-          <w:spacing w:val="-10"/>
-          <w:sz w:val="25"/>
-          <w:szCs w:val="25"/>
-        </w:rPr>
-        <w:t xml:space="preserve"> </w:t>
-      </w:r>
-      <w:proofErr w:type="spellStart"/>
-      <w:r>
-        <w:rPr>
-          <w:rFonts w:ascii="Times New Roman" w:eastAsia="Times New Roman" w:hAnsi="Times New Roman"/>
-          <w:i/>
-          <w:color w:val="000000"/>
-          <w:spacing w:val="-10"/>
-          <w:sz w:val="25"/>
-          <w:szCs w:val="25"/>
-        </w:rPr>
-        <w:t>mục</w:t>
-      </w:r>
-      <w:proofErr w:type="spellEnd"/>
-      <w:r>
-        <w:rPr>
-          <w:rFonts w:ascii="Times New Roman" w:eastAsia="Times New Roman" w:hAnsi="Times New Roman"/>
-          <w:i/>
-          <w:color w:val="000000"/>
-          <w:spacing w:val="-10"/>
-          <w:sz w:val="25"/>
-          <w:szCs w:val="25"/>
-        </w:rPr>
-        <w:t xml:space="preserve"> (3), (4), (5), (6).</w:t>
+        <w:t>Trường hợp người kê khai đồng thời là chủ hộ hoặc chủ sở hữu chỗ ở hợp pháp hoặc cha, mẹ, người giám hộ của người thay đổi thì người kê khai không phải ký vào các mục (3), (4), (5), (6).</w:t>
       </w:r>
     </w:p>
     <w:p>
@@ -8439,7 +5127,6 @@
         </w:rPr>
         <w:t xml:space="preserve">xác nhận nội dung đồng ý thông qua ứng dụng </w:t>
       </w:r>
-      <w:proofErr w:type="spellStart"/>
       <w:r>
         <w:rPr>
           <w:rFonts w:ascii="Times New Roman" w:eastAsia="Times New Roman" w:hAnsi="Times New Roman"/>
@@ -8448,75 +5135,8 @@
           <w:sz w:val="25"/>
           <w:szCs w:val="25"/>
         </w:rPr>
-        <w:t>định</w:t>
-      </w:r>
-      <w:proofErr w:type="spellEnd"/>
-      <w:r>
-        <w:rPr>
-          <w:rFonts w:ascii="Times New Roman" w:eastAsia="Times New Roman" w:hAnsi="Times New Roman"/>
-          <w:color w:val="000000"/>
-          <w:spacing w:val="-4"/>
-          <w:sz w:val="25"/>
-          <w:szCs w:val="25"/>
-        </w:rPr>
-        <w:t xml:space="preserve"> </w:t>
-      </w:r>
-      <w:proofErr w:type="spellStart"/>
-      <w:r>
-        <w:rPr>
-          <w:rFonts w:ascii="Times New Roman" w:eastAsia="Times New Roman" w:hAnsi="Times New Roman"/>
-          <w:color w:val="000000"/>
-          <w:spacing w:val="-4"/>
-          <w:sz w:val="25"/>
-          <w:szCs w:val="25"/>
-        </w:rPr>
-        <w:t>danh</w:t>
-      </w:r>
-      <w:proofErr w:type="spellEnd"/>
-      <w:r>
-        <w:rPr>
-          <w:rFonts w:ascii="Times New Roman" w:eastAsia="Times New Roman" w:hAnsi="Times New Roman"/>
-          <w:color w:val="000000"/>
-          <w:spacing w:val="-4"/>
-          <w:sz w:val="25"/>
-          <w:szCs w:val="25"/>
-        </w:rPr>
-        <w:t xml:space="preserve"> </w:t>
-      </w:r>
-      <w:proofErr w:type="spellStart"/>
-      <w:r>
-        <w:rPr>
-          <w:rFonts w:ascii="Times New Roman" w:eastAsia="Times New Roman" w:hAnsi="Times New Roman"/>
-          <w:color w:val="000000"/>
-          <w:spacing w:val="-4"/>
-          <w:sz w:val="25"/>
-          <w:szCs w:val="25"/>
-        </w:rPr>
-        <w:t>quốc</w:t>
-      </w:r>
-      <w:proofErr w:type="spellEnd"/>
-      <w:r>
-        <w:rPr>
-          <w:rFonts w:ascii="Times New Roman" w:eastAsia="Times New Roman" w:hAnsi="Times New Roman"/>
-          <w:color w:val="000000"/>
-          <w:spacing w:val="-4"/>
-          <w:sz w:val="25"/>
-          <w:szCs w:val="25"/>
-        </w:rPr>
-        <w:t xml:space="preserve"> </w:t>
-      </w:r>
-      <w:proofErr w:type="spellStart"/>
-      <w:r>
-        <w:rPr>
-          <w:rFonts w:ascii="Times New Roman" w:eastAsia="Times New Roman" w:hAnsi="Times New Roman"/>
-          <w:color w:val="000000"/>
-          <w:spacing w:val="-4"/>
-          <w:sz w:val="25"/>
-          <w:szCs w:val="25"/>
-        </w:rPr>
-        <w:t>gia</w:t>
-      </w:r>
-      <w:proofErr w:type="spellEnd"/>
+        <w:t>định danh quốc gia</w:t>
+      </w:r>
       <w:r>
         <w:rPr>
           <w:rFonts w:ascii="Times New Roman" w:eastAsia="Times New Roman" w:hAnsi="Times New Roman"/>
@@ -9596,7 +6216,7 @@
   <w:docParts>
     <w:docPart>
       <w:docPartPr>
-        <w:name w:val="69C72379540142E5B4B2E0A15C08DF03"/>
+        <w:name w:val="548483FE28C94D9AB9078CBD2189CEEB"/>
         <w:category>
           <w:name w:val="General"/>
           <w:gallery w:val="placeholder"/>
@@ -9607,12 +6227,12 @@
         <w:behaviors>
           <w:behavior w:val="content"/>
         </w:behaviors>
-        <w:guid w:val="{B944BA60-E9A2-4598-96D2-B3802A812682}"/>
+        <w:guid w:val="{83AA8B65-F383-4578-9C72-88C81DF4179C}"/>
       </w:docPartPr>
       <w:docPartBody>
         <w:p>
           <w:pPr>
-            <w:pStyle w:val="69C72379540142E5B4B2E0A15C08DF03"/>
+            <w:pStyle w:val="548483FE28C94D9AB9078CBD2189CEEB"/>
           </w:pPr>
           <w:r>
             <w:rPr>
@@ -9625,7 +6245,7 @@
     </w:docPart>
     <w:docPart>
       <w:docPartPr>
-        <w:name w:val="C4464C7239DB436787CDA0A4E69DF63B"/>
+        <w:name w:val="016B758F79FC4EC9809C0F34ECBB3D7B"/>
         <w:category>
           <w:name w:val="General"/>
           <w:gallery w:val="placeholder"/>
@@ -9636,12 +6256,12 @@
         <w:behaviors>
           <w:behavior w:val="content"/>
         </w:behaviors>
-        <w:guid w:val="{B7F55070-EFEC-4291-8C64-1EEE324F730C}"/>
+        <w:guid w:val="{424B1484-3084-4726-834F-BEFA330FE14E}"/>
       </w:docPartPr>
       <w:docPartBody>
         <w:p>
           <w:pPr>
-            <w:pStyle w:val="C4464C7239DB436787CDA0A4E69DF63B"/>
+            <w:pStyle w:val="016B758F79FC4EC9809C0F34ECBB3D7B"/>
           </w:pPr>
           <w:r>
             <w:rPr>
@@ -9741,6 +6361,13 @@
     <w:rsid w:val="0007522F"/>
     <w:rsid w:val="00110171"/>
     <w:rsid w:val="0030558B"/>
+    <w:rsid w:val="00413B12"/>
+    <w:rsid w:val="004E4FA4"/>
+    <w:rsid w:val="00567248"/>
+    <w:rsid w:val="005B7B82"/>
+    <w:rsid w:val="009527AF"/>
+    <w:rsid w:val="00B40072"/>
+    <w:rsid w:val="00BF0832"/>
     <w:rsid w:val="00CA4951"/>
     <w:rsid w:val="00E24F31"/>
     <w:rsid w:val="00F55FCA"/>
@@ -10199,7 +6826,7 @@
     <w:basedOn w:val="DefaultParagraphFont"/>
     <w:uiPriority w:val="99"/>
     <w:semiHidden/>
-    <w:rsid w:val="0030558B"/>
+    <w:rsid w:val="005B7B82"/>
     <w:rPr>
       <w:color w:val="666666"/>
     </w:rPr>
@@ -10211,6 +6838,14 @@
   <w:style w:type="paragraph" w:customStyle="1" w:styleId="C4464C7239DB436787CDA0A4E69DF63B">
     <w:name w:val="C4464C7239DB436787CDA0A4E69DF63B"/>
     <w:rsid w:val="0030558B"/>
+  </w:style>
+  <w:style w:type="paragraph" w:customStyle="1" w:styleId="548483FE28C94D9AB9078CBD2189CEEB">
+    <w:name w:val="548483FE28C94D9AB9078CBD2189CEEB"/>
+    <w:rsid w:val="005B7B82"/>
+  </w:style>
+  <w:style w:type="paragraph" w:customStyle="1" w:styleId="016B758F79FC4EC9809C0F34ECBB3D7B">
+    <w:name w:val="016B758F79FC4EC9809C0F34ECBB3D7B"/>
+    <w:rsid w:val="005B7B82"/>
   </w:style>
 </w:styles>
 </file>
@@ -10538,12 +7173,9 @@
 </file>
 
 <file path=customXml/item1.xml><?xml version="1.0" encoding="utf-8"?>
-<?mso-contentType ?>
-<FormTemplates xmlns="http://schemas.microsoft.com/sharepoint/v3/contenttype/forms">
-  <Display>DocumentLibraryForm</Display>
-  <Edit>DocumentLibraryForm</Edit>
-  <New>DocumentLibraryForm</New>
-</FormTemplates>
+<p:properties xmlns:p="http://schemas.microsoft.com/office/2006/metadata/properties" xmlns:xsi="http://www.w3.org/2001/XMLSchema-instance" xmlns:pc="http://schemas.microsoft.com/office/infopath/2007/PartnerControls">
+  <documentManagement/>
+</p:properties>
 </file>
 
 <file path=customXml/item2.xml><?xml version="1.0" encoding="utf-8"?>
@@ -10661,15 +7293,19 @@
 </file>
 
 <file path=customXml/item3.xml><?xml version="1.0" encoding="utf-8"?>
-<p:properties xmlns:p="http://schemas.microsoft.com/office/2006/metadata/properties" xmlns:xsi="http://www.w3.org/2001/XMLSchema-instance" xmlns:pc="http://schemas.microsoft.com/office/infopath/2007/PartnerControls">
-  <documentManagement/>
-</p:properties>
+<?mso-contentType ?>
+<FormTemplates xmlns="http://schemas.microsoft.com/sharepoint/v3/contenttype/forms">
+  <Display>DocumentLibraryForm</Display>
+  <Edit>DocumentLibraryForm</Edit>
+  <New>DocumentLibraryForm</New>
+</FormTemplates>
 </file>
 
 <file path=customXml/itemProps1.xml><?xml version="1.0" encoding="utf-8"?>
-<ds:datastoreItem xmlns:ds="http://schemas.openxmlformats.org/officeDocument/2006/customXml" ds:itemID="{DF1C0F5B-8A4A-47B4-A2DB-4BEBD756A28D}">
+<ds:datastoreItem xmlns:ds="http://schemas.openxmlformats.org/officeDocument/2006/customXml" ds:itemID="{69A31FD1-E98A-4960-A215-3E7BFD613630}">
   <ds:schemaRefs>
-    <ds:schemaRef ds:uri="http://schemas.microsoft.com/sharepoint/v3/contenttype/forms"/>
+    <ds:schemaRef ds:uri="http://schemas.microsoft.com/office/2006/metadata/properties"/>
+    <ds:schemaRef ds:uri="http://schemas.microsoft.com/office/infopath/2007/PartnerControls"/>
   </ds:schemaRefs>
 </ds:datastoreItem>
 </file>
@@ -10691,10 +7327,9 @@
 </file>
 
 <file path=customXml/itemProps3.xml><?xml version="1.0" encoding="utf-8"?>
-<ds:datastoreItem xmlns:ds="http://schemas.openxmlformats.org/officeDocument/2006/customXml" ds:itemID="{69A31FD1-E98A-4960-A215-3E7BFD613630}">
+<ds:datastoreItem xmlns:ds="http://schemas.openxmlformats.org/officeDocument/2006/customXml" ds:itemID="{DF1C0F5B-8A4A-47B4-A2DB-4BEBD756A28D}">
   <ds:schemaRefs>
-    <ds:schemaRef ds:uri="http://schemas.microsoft.com/office/2006/metadata/properties"/>
-    <ds:schemaRef ds:uri="http://schemas.microsoft.com/office/infopath/2007/PartnerControls"/>
+    <ds:schemaRef ds:uri="http://schemas.microsoft.com/sharepoint/v3/contenttype/forms"/>
   </ds:schemaRefs>
 </ds:datastoreItem>
 </file>